--- a/Aulas em pdf/notas-CURSO-HTML-CSS.docx
+++ b/Aulas em pdf/notas-CURSO-HTML-CSS.docx
@@ -3227,20 +3227,7 @@
           <w:szCs w:val="24"/>
           <w:lang w:val="pt-PT"/>
         </w:rPr>
-        <w:t xml:space="preserve">- </w:t>
-      </w:r>
-      <w:r>
-        <w:rPr>
-          <w:rFonts w:hint="default" w:ascii="Arial" w:hAnsi="Arial" w:cs="Arial"/>
-          <w:b w:val="0"/>
-          <w:bCs w:val="0"/>
-          <w:i w:val="0"/>
-          <w:iCs w:val="0"/>
-          <w:sz w:val="24"/>
-          <w:szCs w:val="24"/>
-          <w:lang w:val="pt-PT"/>
-        </w:rPr>
-        <w:t>Alinha os item no inico(cross-start) do eixo transversal(cross-axis) sem estica-lo mantendo o seus tamanho original;</w:t>
+        <w:t>- Alinha os item no inico(cross-start) do eixo transversal(cross-axis) sem estica-lo mantendo o seus tamanho original;</w:t>
       </w:r>
     </w:p>
     <w:p>
@@ -3366,6 +3353,7 @@
         <w:keepLines w:val="0"/>
         <w:widowControl/>
         <w:numPr>
+          <w:ilvl w:val="0"/>
           <w:numId w:val="0"/>
         </w:numPr>
         <w:suppressLineNumbers w:val="0"/>
@@ -3414,6 +3402,7 @@
         <w:keepLines w:val="0"/>
         <w:widowControl/>
         <w:numPr>
+          <w:ilvl w:val="0"/>
           <w:numId w:val="0"/>
         </w:numPr>
         <w:suppressLineNumbers w:val="0"/>
@@ -3482,22 +3471,7 @@
           <w:szCs w:val="24"/>
           <w:lang w:val="pt-PT"/>
         </w:rPr>
-        <w:t>: define o tamnho inicial de um item antes que o espaço restante do con</w:t>
-      </w:r>
-      <w:bookmarkStart w:id="0" w:name="_GoBack"/>
-      <w:bookmarkEnd w:id="0"/>
-      <w:r>
-        <w:rPr>
-          <w:rFonts w:hint="default" w:ascii="Arial" w:hAnsi="Arial" w:cs="Arial"/>
-          <w:b w:val="0"/>
-          <w:bCs w:val="0"/>
-          <w:i w:val="0"/>
-          <w:iCs w:val="0"/>
-          <w:sz w:val="24"/>
-          <w:szCs w:val="24"/>
-          <w:lang w:val="pt-PT"/>
-        </w:rPr>
-        <w:t>têiner seja distrbuido via flex-grow ou flex-shrink:</w:t>
+        <w:t>: define o tamnho inicial de um item antes que o espaço restante do contêiner seja distrbuido via flex-grow ou flex-shrink:</w:t>
       </w:r>
     </w:p>
     <w:p>
@@ -4064,6 +4038,7 @@
         <w:keepLines w:val="0"/>
         <w:widowControl/>
         <w:numPr>
+          <w:ilvl w:val="0"/>
           <w:numId w:val="0"/>
         </w:numPr>
         <w:suppressLineNumbers w:val="0"/>
@@ -4114,6 +4089,7 @@
         <w:keepLines w:val="0"/>
         <w:widowControl/>
         <w:numPr>
+          <w:ilvl w:val="0"/>
           <w:numId w:val="0"/>
         </w:numPr>
         <w:suppressLineNumbers w:val="0"/>
@@ -4560,6 +4536,7 @@
         <w:keepLines w:val="0"/>
         <w:widowControl/>
         <w:numPr>
+          <w:ilvl w:val="0"/>
           <w:numId w:val="0"/>
         </w:numPr>
         <w:suppressLineNumbers w:val="0"/>
@@ -4927,6 +4904,1278 @@
         </w:rPr>
         <w:t>- é o mesmo que flex: numero 1 auto.</w:t>
       </w:r>
+    </w:p>
+    <w:p>
+      <w:pPr>
+        <w:keepNext w:val="0"/>
+        <w:keepLines w:val="0"/>
+        <w:widowControl/>
+        <w:numPr>
+          <w:numId w:val="0"/>
+        </w:numPr>
+        <w:suppressLineNumbers w:val="0"/>
+        <w:spacing w:line="360" w:lineRule="auto"/>
+        <w:jc w:val="both"/>
+        <w:rPr>
+          <w:rFonts w:hint="default" w:ascii="Arial" w:hAnsi="Arial" w:cs="Arial"/>
+          <w:b w:val="0"/>
+          <w:bCs w:val="0"/>
+          <w:i w:val="0"/>
+          <w:iCs w:val="0"/>
+          <w:sz w:val="24"/>
+          <w:szCs w:val="24"/>
+          <w:lang w:val="pt-PT"/>
+        </w:rPr>
+      </w:pPr>
+    </w:p>
+    <w:p>
+      <w:pPr>
+        <w:keepNext w:val="0"/>
+        <w:keepLines w:val="0"/>
+        <w:widowControl/>
+        <w:numPr>
+          <w:numId w:val="0"/>
+        </w:numPr>
+        <w:suppressLineNumbers w:val="0"/>
+        <w:spacing w:line="360" w:lineRule="auto"/>
+        <w:jc w:val="both"/>
+        <w:rPr>
+          <w:rFonts w:hint="default" w:ascii="Arial" w:hAnsi="Arial" w:cs="Arial"/>
+          <w:b w:val="0"/>
+          <w:bCs w:val="0"/>
+          <w:i w:val="0"/>
+          <w:iCs w:val="0"/>
+          <w:sz w:val="24"/>
+          <w:szCs w:val="24"/>
+          <w:lang w:val="pt-PT"/>
+        </w:rPr>
+      </w:pPr>
+    </w:p>
+    <w:p>
+      <w:pPr>
+        <w:keepNext w:val="0"/>
+        <w:keepLines w:val="0"/>
+        <w:widowControl/>
+        <w:numPr>
+          <w:numId w:val="0"/>
+        </w:numPr>
+        <w:suppressLineNumbers w:val="0"/>
+        <w:spacing w:line="360" w:lineRule="auto"/>
+        <w:jc w:val="both"/>
+        <w:rPr>
+          <w:rFonts w:hint="default" w:ascii="Arial" w:hAnsi="Arial" w:cs="Arial"/>
+          <w:b w:val="0"/>
+          <w:bCs w:val="0"/>
+          <w:i w:val="0"/>
+          <w:iCs w:val="0"/>
+          <w:sz w:val="24"/>
+          <w:szCs w:val="24"/>
+          <w:lang w:val="pt-PT"/>
+        </w:rPr>
+      </w:pPr>
+      <w:r>
+        <w:rPr>
+          <w:rFonts w:hint="default" w:ascii="Arial" w:hAnsi="Arial" w:cs="Arial"/>
+          <w:b/>
+          <w:bCs/>
+          <w:i w:val="0"/>
+          <w:iCs w:val="0"/>
+          <w:sz w:val="24"/>
+          <w:szCs w:val="24"/>
+          <w:lang w:val="pt-PT"/>
+        </w:rPr>
+        <w:t>O que é Grid layout?</w:t>
+      </w:r>
+    </w:p>
+    <w:p>
+      <w:pPr>
+        <w:keepNext w:val="0"/>
+        <w:keepLines w:val="0"/>
+        <w:widowControl/>
+        <w:numPr>
+          <w:numId w:val="0"/>
+        </w:numPr>
+        <w:suppressLineNumbers w:val="0"/>
+        <w:spacing w:line="360" w:lineRule="auto"/>
+        <w:jc w:val="both"/>
+        <w:rPr>
+          <w:rFonts w:hint="default" w:ascii="Arial" w:hAnsi="Arial" w:cs="Arial"/>
+          <w:b w:val="0"/>
+          <w:bCs w:val="0"/>
+          <w:i w:val="0"/>
+          <w:iCs w:val="0"/>
+          <w:sz w:val="24"/>
+          <w:szCs w:val="24"/>
+          <w:lang w:val="pt-PT"/>
+        </w:rPr>
+      </w:pPr>
+      <w:r>
+        <w:rPr>
+          <w:rFonts w:hint="default" w:ascii="Arial" w:hAnsi="Arial" w:cs="Arial"/>
+          <w:b w:val="0"/>
+          <w:bCs w:val="0"/>
+          <w:i w:val="0"/>
+          <w:iCs w:val="0"/>
+          <w:sz w:val="24"/>
+          <w:szCs w:val="24"/>
+          <w:lang w:val="pt-PT"/>
+        </w:rPr>
+        <w:t>È um sistema de layout bidimensional nativo do css, projectado para organizar elementos em linhas e colunas simultaneamente.</w:t>
+      </w:r>
+    </w:p>
+    <w:p>
+      <w:pPr>
+        <w:keepNext w:val="0"/>
+        <w:keepLines w:val="0"/>
+        <w:widowControl/>
+        <w:numPr>
+          <w:numId w:val="0"/>
+        </w:numPr>
+        <w:suppressLineNumbers w:val="0"/>
+        <w:spacing w:line="360" w:lineRule="auto"/>
+        <w:jc w:val="both"/>
+        <w:rPr>
+          <w:rFonts w:hint="default" w:ascii="Arial" w:hAnsi="Arial" w:cs="Arial"/>
+          <w:b w:val="0"/>
+          <w:bCs w:val="0"/>
+          <w:i w:val="0"/>
+          <w:iCs w:val="0"/>
+          <w:sz w:val="24"/>
+          <w:szCs w:val="24"/>
+          <w:lang w:val="pt-PT"/>
+        </w:rPr>
+      </w:pPr>
+    </w:p>
+    <w:p>
+      <w:pPr>
+        <w:keepNext w:val="0"/>
+        <w:keepLines w:val="0"/>
+        <w:widowControl/>
+        <w:numPr>
+          <w:numId w:val="0"/>
+        </w:numPr>
+        <w:suppressLineNumbers w:val="0"/>
+        <w:spacing w:line="360" w:lineRule="auto"/>
+        <w:jc w:val="center"/>
+        <w:rPr>
+          <w:rFonts w:hint="default" w:ascii="Arial" w:hAnsi="Arial" w:cs="Arial"/>
+          <w:b w:val="0"/>
+          <w:bCs w:val="0"/>
+          <w:i w:val="0"/>
+          <w:iCs w:val="0"/>
+          <w:sz w:val="24"/>
+          <w:szCs w:val="24"/>
+          <w:lang w:val="pt-PT"/>
+        </w:rPr>
+      </w:pPr>
+      <w:r>
+        <w:rPr>
+          <w:rFonts w:hint="default" w:ascii="Arial" w:hAnsi="Arial" w:cs="Arial"/>
+          <w:b/>
+          <w:bCs/>
+          <w:i w:val="0"/>
+          <w:iCs w:val="0"/>
+          <w:sz w:val="24"/>
+          <w:szCs w:val="24"/>
+          <w:lang w:val="pt-PT"/>
+        </w:rPr>
+        <w:t>Anatomia do Grid</w:t>
+      </w:r>
+    </w:p>
+    <w:p>
+      <w:pPr>
+        <w:keepNext w:val="0"/>
+        <w:keepLines w:val="0"/>
+        <w:widowControl/>
+        <w:numPr>
+          <w:ilvl w:val="0"/>
+          <w:numId w:val="23"/>
+        </w:numPr>
+        <w:suppressLineNumbers w:val="0"/>
+        <w:tabs>
+          <w:tab w:val="clear" w:pos="425"/>
+        </w:tabs>
+        <w:spacing w:line="360" w:lineRule="auto"/>
+        <w:ind w:left="425" w:leftChars="0" w:hanging="425" w:firstLineChars="0"/>
+        <w:jc w:val="left"/>
+        <w:rPr>
+          <w:rFonts w:hint="default" w:ascii="Arial" w:hAnsi="Arial" w:cs="Arial"/>
+          <w:b w:val="0"/>
+          <w:bCs w:val="0"/>
+          <w:i w:val="0"/>
+          <w:iCs w:val="0"/>
+          <w:sz w:val="24"/>
+          <w:szCs w:val="24"/>
+          <w:lang w:val="pt-PT"/>
+        </w:rPr>
+      </w:pPr>
+      <w:r>
+        <w:rPr>
+          <w:rFonts w:hint="default" w:ascii="Arial" w:hAnsi="Arial" w:cs="Arial"/>
+          <w:b/>
+          <w:bCs/>
+          <w:i w:val="0"/>
+          <w:iCs w:val="0"/>
+          <w:sz w:val="24"/>
+          <w:szCs w:val="24"/>
+          <w:lang w:val="pt-PT"/>
+        </w:rPr>
+        <w:t>Contêiner (Grid Container):</w:t>
+      </w:r>
+    </w:p>
+    <w:p>
+      <w:pPr>
+        <w:keepNext w:val="0"/>
+        <w:keepLines w:val="0"/>
+        <w:widowControl/>
+        <w:numPr>
+          <w:ilvl w:val="-4"/>
+          <w:numId w:val="0"/>
+        </w:numPr>
+        <w:suppressLineNumbers w:val="0"/>
+        <w:spacing w:line="360" w:lineRule="auto"/>
+        <w:ind w:left="720" w:leftChars="0"/>
+        <w:jc w:val="left"/>
+        <w:rPr>
+          <w:rFonts w:hint="default" w:ascii="Arial" w:hAnsi="Arial" w:cs="Arial"/>
+          <w:b w:val="0"/>
+          <w:bCs w:val="0"/>
+          <w:i w:val="0"/>
+          <w:iCs w:val="0"/>
+          <w:sz w:val="24"/>
+          <w:szCs w:val="24"/>
+          <w:lang w:val="pt-PT"/>
+        </w:rPr>
+      </w:pPr>
+      <w:r>
+        <w:rPr>
+          <w:rFonts w:hint="default" w:ascii="Arial" w:hAnsi="Arial" w:cs="Arial"/>
+          <w:b w:val="0"/>
+          <w:bCs w:val="0"/>
+          <w:i w:val="0"/>
+          <w:iCs w:val="0"/>
+          <w:sz w:val="24"/>
+          <w:szCs w:val="24"/>
+          <w:lang w:val="pt-PT"/>
+        </w:rPr>
+        <w:t>A caixa pai que envolve os elementos.</w:t>
+      </w:r>
+    </w:p>
+    <w:p>
+      <w:pPr>
+        <w:keepNext w:val="0"/>
+        <w:keepLines w:val="0"/>
+        <w:widowControl/>
+        <w:numPr>
+          <w:ilvl w:val="0"/>
+          <w:numId w:val="23"/>
+        </w:numPr>
+        <w:suppressLineNumbers w:val="0"/>
+        <w:tabs>
+          <w:tab w:val="clear" w:pos="425"/>
+        </w:tabs>
+        <w:spacing w:line="360" w:lineRule="auto"/>
+        <w:ind w:left="425" w:leftChars="0" w:hanging="425" w:firstLineChars="0"/>
+        <w:jc w:val="left"/>
+        <w:rPr>
+          <w:rFonts w:hint="default" w:ascii="Arial" w:hAnsi="Arial" w:cs="Arial"/>
+          <w:b w:val="0"/>
+          <w:bCs w:val="0"/>
+          <w:i w:val="0"/>
+          <w:iCs w:val="0"/>
+          <w:sz w:val="24"/>
+          <w:szCs w:val="24"/>
+          <w:lang w:val="pt-PT"/>
+        </w:rPr>
+      </w:pPr>
+      <w:r>
+        <w:rPr>
+          <w:rFonts w:hint="default" w:ascii="Arial" w:hAnsi="Arial" w:cs="Arial"/>
+          <w:b/>
+          <w:bCs/>
+          <w:i w:val="0"/>
+          <w:iCs w:val="0"/>
+          <w:sz w:val="24"/>
+          <w:szCs w:val="24"/>
+          <w:lang w:val="pt-PT"/>
+        </w:rPr>
+        <w:t>Itens do Grid (Grid Items):</w:t>
+      </w:r>
+    </w:p>
+    <w:p>
+      <w:pPr>
+        <w:keepNext w:val="0"/>
+        <w:keepLines w:val="0"/>
+        <w:widowControl/>
+        <w:numPr>
+          <w:numId w:val="0"/>
+        </w:numPr>
+        <w:suppressLineNumbers w:val="0"/>
+        <w:spacing w:line="360" w:lineRule="auto"/>
+        <w:ind w:left="720" w:leftChars="0"/>
+        <w:jc w:val="left"/>
+        <w:rPr>
+          <w:rFonts w:hint="default" w:ascii="Arial" w:hAnsi="Arial" w:cs="Arial"/>
+          <w:b w:val="0"/>
+          <w:bCs w:val="0"/>
+          <w:i w:val="0"/>
+          <w:iCs w:val="0"/>
+          <w:sz w:val="24"/>
+          <w:szCs w:val="24"/>
+          <w:lang w:val="pt-PT"/>
+        </w:rPr>
+      </w:pPr>
+      <w:r>
+        <w:rPr>
+          <w:rFonts w:hint="default" w:ascii="Arial" w:hAnsi="Arial" w:cs="Arial"/>
+          <w:b w:val="0"/>
+          <w:bCs w:val="0"/>
+          <w:i w:val="0"/>
+          <w:iCs w:val="0"/>
+          <w:sz w:val="24"/>
+          <w:szCs w:val="24"/>
+          <w:lang w:val="pt-PT"/>
+        </w:rPr>
+        <w:t>Filhos ditecto do contêiner.</w:t>
+      </w:r>
+    </w:p>
+    <w:p>
+      <w:pPr>
+        <w:keepNext w:val="0"/>
+        <w:keepLines w:val="0"/>
+        <w:widowControl/>
+        <w:numPr>
+          <w:ilvl w:val="0"/>
+          <w:numId w:val="23"/>
+        </w:numPr>
+        <w:suppressLineNumbers w:val="0"/>
+        <w:tabs>
+          <w:tab w:val="clear" w:pos="425"/>
+        </w:tabs>
+        <w:spacing w:line="360" w:lineRule="auto"/>
+        <w:ind w:left="425" w:leftChars="0" w:hanging="425" w:firstLineChars="0"/>
+        <w:jc w:val="left"/>
+        <w:rPr>
+          <w:rFonts w:hint="default" w:ascii="Arial" w:hAnsi="Arial" w:cs="Arial"/>
+          <w:b w:val="0"/>
+          <w:bCs w:val="0"/>
+          <w:i w:val="0"/>
+          <w:iCs w:val="0"/>
+          <w:sz w:val="24"/>
+          <w:szCs w:val="24"/>
+          <w:lang w:val="pt-PT"/>
+        </w:rPr>
+      </w:pPr>
+      <w:r>
+        <w:rPr>
+          <w:rFonts w:hint="default" w:ascii="Arial" w:hAnsi="Arial" w:cs="Arial"/>
+          <w:b/>
+          <w:bCs/>
+          <w:i w:val="0"/>
+          <w:iCs w:val="0"/>
+          <w:sz w:val="24"/>
+          <w:szCs w:val="24"/>
+          <w:lang w:val="pt-PT"/>
+        </w:rPr>
+        <w:t>Linhas e colunas(Tracks):</w:t>
+      </w:r>
+    </w:p>
+    <w:p>
+      <w:pPr>
+        <w:keepNext w:val="0"/>
+        <w:keepLines w:val="0"/>
+        <w:widowControl/>
+        <w:numPr>
+          <w:ilvl w:val="0"/>
+          <w:numId w:val="24"/>
+        </w:numPr>
+        <w:suppressLineNumbers w:val="0"/>
+        <w:tabs>
+          <w:tab w:val="clear" w:pos="840"/>
+        </w:tabs>
+        <w:spacing w:line="360" w:lineRule="auto"/>
+        <w:ind w:left="840" w:leftChars="0" w:hanging="420" w:firstLineChars="0"/>
+        <w:jc w:val="left"/>
+        <w:rPr>
+          <w:rFonts w:hint="default" w:ascii="Arial" w:hAnsi="Arial" w:cs="Arial"/>
+          <w:b w:val="0"/>
+          <w:bCs w:val="0"/>
+          <w:i w:val="0"/>
+          <w:iCs w:val="0"/>
+          <w:sz w:val="24"/>
+          <w:szCs w:val="24"/>
+          <w:lang w:val="pt-PT"/>
+        </w:rPr>
+      </w:pPr>
+      <w:r>
+        <w:rPr>
+          <w:rFonts w:hint="default" w:ascii="Arial" w:hAnsi="Arial" w:cs="Arial"/>
+          <w:b/>
+          <w:bCs/>
+          <w:i w:val="0"/>
+          <w:iCs w:val="0"/>
+          <w:sz w:val="24"/>
+          <w:szCs w:val="24"/>
+          <w:lang w:val="pt-PT"/>
+        </w:rPr>
+        <w:t>row tracks</w:t>
+      </w:r>
+      <w:r>
+        <w:rPr>
+          <w:rFonts w:hint="default" w:ascii="Arial" w:hAnsi="Arial" w:cs="Arial"/>
+          <w:b w:val="0"/>
+          <w:bCs w:val="0"/>
+          <w:i w:val="0"/>
+          <w:iCs w:val="0"/>
+          <w:sz w:val="24"/>
+          <w:szCs w:val="24"/>
+          <w:lang w:val="pt-PT"/>
+        </w:rPr>
+        <w:t xml:space="preserve"> - Define linhas;</w:t>
+      </w:r>
+    </w:p>
+    <w:p>
+      <w:pPr>
+        <w:keepNext w:val="0"/>
+        <w:keepLines w:val="0"/>
+        <w:widowControl/>
+        <w:numPr>
+          <w:ilvl w:val="0"/>
+          <w:numId w:val="24"/>
+        </w:numPr>
+        <w:suppressLineNumbers w:val="0"/>
+        <w:tabs>
+          <w:tab w:val="clear" w:pos="840"/>
+        </w:tabs>
+        <w:spacing w:line="360" w:lineRule="auto"/>
+        <w:ind w:left="840" w:leftChars="0" w:hanging="420" w:firstLineChars="0"/>
+        <w:jc w:val="left"/>
+        <w:rPr>
+          <w:rFonts w:hint="default" w:ascii="Arial" w:hAnsi="Arial" w:cs="Arial"/>
+          <w:b w:val="0"/>
+          <w:bCs w:val="0"/>
+          <w:i w:val="0"/>
+          <w:iCs w:val="0"/>
+          <w:sz w:val="24"/>
+          <w:szCs w:val="24"/>
+          <w:lang w:val="pt-PT"/>
+        </w:rPr>
+      </w:pPr>
+      <w:r>
+        <w:rPr>
+          <w:rFonts w:hint="default" w:ascii="Arial" w:hAnsi="Arial" w:cs="Arial"/>
+          <w:b/>
+          <w:bCs/>
+          <w:i w:val="0"/>
+          <w:iCs w:val="0"/>
+          <w:sz w:val="24"/>
+          <w:szCs w:val="24"/>
+          <w:lang w:val="pt-PT"/>
+        </w:rPr>
+        <w:t xml:space="preserve">column tracks </w:t>
+      </w:r>
+      <w:r>
+        <w:rPr>
+          <w:rFonts w:hint="default" w:ascii="Arial" w:hAnsi="Arial" w:cs="Arial"/>
+          <w:b w:val="0"/>
+          <w:bCs w:val="0"/>
+          <w:i w:val="0"/>
+          <w:iCs w:val="0"/>
+          <w:sz w:val="24"/>
+          <w:szCs w:val="24"/>
+          <w:lang w:val="pt-PT"/>
+        </w:rPr>
+        <w:t>- Define as colunas.</w:t>
+      </w:r>
+    </w:p>
+    <w:p>
+      <w:pPr>
+        <w:keepNext w:val="0"/>
+        <w:keepLines w:val="0"/>
+        <w:widowControl/>
+        <w:numPr>
+          <w:numId w:val="0"/>
+        </w:numPr>
+        <w:suppressLineNumbers w:val="0"/>
+        <w:spacing w:line="360" w:lineRule="auto"/>
+        <w:jc w:val="left"/>
+        <w:rPr>
+          <w:rFonts w:hint="default" w:ascii="Arial" w:hAnsi="Arial" w:cs="Arial"/>
+          <w:b w:val="0"/>
+          <w:bCs w:val="0"/>
+          <w:i w:val="0"/>
+          <w:iCs w:val="0"/>
+          <w:sz w:val="24"/>
+          <w:szCs w:val="24"/>
+          <w:lang w:val="pt-PT"/>
+        </w:rPr>
+      </w:pPr>
+    </w:p>
+    <w:p>
+      <w:pPr>
+        <w:keepNext w:val="0"/>
+        <w:keepLines w:val="0"/>
+        <w:widowControl/>
+        <w:numPr>
+          <w:ilvl w:val="0"/>
+          <w:numId w:val="25"/>
+        </w:numPr>
+        <w:suppressLineNumbers w:val="0"/>
+        <w:spacing w:line="360" w:lineRule="auto"/>
+        <w:ind w:left="432" w:leftChars="0" w:hanging="432" w:firstLineChars="0"/>
+        <w:jc w:val="left"/>
+        <w:rPr>
+          <w:rFonts w:hint="default" w:ascii="Arial" w:hAnsi="Arial" w:cs="Arial"/>
+          <w:b w:val="0"/>
+          <w:bCs w:val="0"/>
+          <w:i w:val="0"/>
+          <w:iCs w:val="0"/>
+          <w:sz w:val="24"/>
+          <w:szCs w:val="24"/>
+          <w:lang w:val="pt-PT"/>
+        </w:rPr>
+      </w:pPr>
+      <w:r>
+        <w:rPr>
+          <w:rFonts w:hint="default" w:ascii="Arial" w:hAnsi="Arial" w:cs="Arial"/>
+          <w:b/>
+          <w:bCs/>
+          <w:i w:val="0"/>
+          <w:iCs w:val="0"/>
+          <w:sz w:val="24"/>
+          <w:szCs w:val="24"/>
+          <w:lang w:val="pt-PT"/>
+        </w:rPr>
+        <w:t>Grid Lines:</w:t>
+      </w:r>
+    </w:p>
+    <w:p>
+      <w:pPr>
+        <w:keepNext w:val="0"/>
+        <w:keepLines w:val="0"/>
+        <w:widowControl/>
+        <w:numPr>
+          <w:numId w:val="0"/>
+        </w:numPr>
+        <w:suppressLineNumbers w:val="0"/>
+        <w:spacing w:line="360" w:lineRule="auto"/>
+        <w:ind w:left="720" w:leftChars="0"/>
+        <w:jc w:val="left"/>
+        <w:rPr>
+          <w:rFonts w:hint="default" w:ascii="Arial" w:hAnsi="Arial" w:cs="Arial"/>
+          <w:b w:val="0"/>
+          <w:bCs w:val="0"/>
+          <w:i w:val="0"/>
+          <w:iCs w:val="0"/>
+          <w:sz w:val="24"/>
+          <w:szCs w:val="24"/>
+          <w:lang w:val="pt-PT"/>
+        </w:rPr>
+      </w:pPr>
+      <w:r>
+        <w:rPr>
+          <w:rFonts w:hint="default" w:ascii="Arial" w:hAnsi="Arial" w:cs="Arial"/>
+          <w:b w:val="0"/>
+          <w:bCs w:val="0"/>
+          <w:i w:val="0"/>
+          <w:iCs w:val="0"/>
+          <w:sz w:val="24"/>
+          <w:szCs w:val="24"/>
+          <w:lang w:val="pt-PT"/>
+        </w:rPr>
+        <w:t>Definem as linhas verticais e horizontais do contêiner.</w:t>
+      </w:r>
+    </w:p>
+    <w:p>
+      <w:pPr>
+        <w:keepNext w:val="0"/>
+        <w:keepLines w:val="0"/>
+        <w:widowControl/>
+        <w:numPr>
+          <w:ilvl w:val="0"/>
+          <w:numId w:val="25"/>
+        </w:numPr>
+        <w:suppressLineNumbers w:val="0"/>
+        <w:spacing w:line="360" w:lineRule="auto"/>
+        <w:ind w:left="432" w:leftChars="0" w:hanging="432" w:firstLineChars="0"/>
+        <w:jc w:val="left"/>
+        <w:rPr>
+          <w:rFonts w:hint="default" w:ascii="Arial" w:hAnsi="Arial" w:cs="Arial"/>
+          <w:b w:val="0"/>
+          <w:bCs w:val="0"/>
+          <w:i w:val="0"/>
+          <w:iCs w:val="0"/>
+          <w:sz w:val="24"/>
+          <w:szCs w:val="24"/>
+          <w:lang w:val="pt-PT"/>
+        </w:rPr>
+      </w:pPr>
+      <w:r>
+        <w:rPr>
+          <w:rFonts w:hint="default" w:ascii="Arial" w:hAnsi="Arial" w:cs="Arial"/>
+          <w:b/>
+          <w:bCs/>
+          <w:i w:val="0"/>
+          <w:iCs w:val="0"/>
+          <w:sz w:val="24"/>
+          <w:szCs w:val="24"/>
+          <w:lang w:val="pt-PT"/>
+        </w:rPr>
+        <w:t>Espaçamento (Gap):</w:t>
+      </w:r>
+    </w:p>
+    <w:p>
+      <w:pPr>
+        <w:keepNext w:val="0"/>
+        <w:keepLines w:val="0"/>
+        <w:widowControl/>
+        <w:numPr>
+          <w:numId w:val="0"/>
+        </w:numPr>
+        <w:suppressLineNumbers w:val="0"/>
+        <w:spacing w:line="360" w:lineRule="auto"/>
+        <w:ind w:left="720" w:leftChars="0"/>
+        <w:jc w:val="left"/>
+        <w:rPr>
+          <w:rFonts w:hint="default" w:ascii="Arial" w:hAnsi="Arial" w:cs="Arial"/>
+          <w:b w:val="0"/>
+          <w:bCs w:val="0"/>
+          <w:i w:val="0"/>
+          <w:iCs w:val="0"/>
+          <w:sz w:val="24"/>
+          <w:szCs w:val="24"/>
+          <w:lang w:val="pt-PT"/>
+        </w:rPr>
+      </w:pPr>
+      <w:r>
+        <w:rPr>
+          <w:rFonts w:hint="default" w:ascii="Arial" w:hAnsi="Arial" w:cs="Arial"/>
+          <w:b w:val="0"/>
+          <w:bCs w:val="0"/>
+          <w:i w:val="0"/>
+          <w:iCs w:val="0"/>
+          <w:sz w:val="24"/>
+          <w:szCs w:val="24"/>
+          <w:lang w:val="pt-PT"/>
+        </w:rPr>
+        <w:t>Define o espaçamento entre linhas e colunas.</w:t>
+      </w:r>
+    </w:p>
+    <w:p>
+      <w:pPr>
+        <w:keepNext w:val="0"/>
+        <w:keepLines w:val="0"/>
+        <w:widowControl/>
+        <w:numPr>
+          <w:numId w:val="0"/>
+        </w:numPr>
+        <w:suppressLineNumbers w:val="0"/>
+        <w:spacing w:line="360" w:lineRule="auto"/>
+        <w:jc w:val="left"/>
+        <w:rPr>
+          <w:rFonts w:hint="default" w:ascii="Arial" w:hAnsi="Arial" w:cs="Arial"/>
+          <w:b w:val="0"/>
+          <w:bCs w:val="0"/>
+          <w:i w:val="0"/>
+          <w:iCs w:val="0"/>
+          <w:sz w:val="24"/>
+          <w:szCs w:val="24"/>
+          <w:lang w:val="pt-PT"/>
+        </w:rPr>
+      </w:pPr>
+    </w:p>
+    <w:p>
+      <w:pPr>
+        <w:keepNext w:val="0"/>
+        <w:keepLines w:val="0"/>
+        <w:widowControl/>
+        <w:numPr>
+          <w:numId w:val="0"/>
+        </w:numPr>
+        <w:suppressLineNumbers w:val="0"/>
+        <w:spacing w:line="360" w:lineRule="auto"/>
+        <w:jc w:val="center"/>
+        <w:rPr>
+          <w:rFonts w:hint="default" w:ascii="Arial" w:hAnsi="Arial" w:cs="Arial"/>
+          <w:b/>
+          <w:bCs/>
+          <w:i w:val="0"/>
+          <w:iCs w:val="0"/>
+          <w:sz w:val="24"/>
+          <w:szCs w:val="24"/>
+          <w:lang w:val="pt-PT"/>
+        </w:rPr>
+      </w:pPr>
+      <w:r>
+        <w:rPr>
+          <w:rFonts w:hint="default" w:ascii="Arial" w:hAnsi="Arial" w:cs="Arial"/>
+          <w:b/>
+          <w:bCs/>
+          <w:i w:val="0"/>
+          <w:iCs w:val="0"/>
+          <w:sz w:val="24"/>
+          <w:szCs w:val="24"/>
+          <w:lang w:val="pt-PT"/>
+        </w:rPr>
+        <w:t>Propriedades de container do Grid Layout</w:t>
+      </w:r>
+    </w:p>
+    <w:p>
+      <w:pPr>
+        <w:keepNext w:val="0"/>
+        <w:keepLines w:val="0"/>
+        <w:widowControl/>
+        <w:numPr>
+          <w:ilvl w:val="0"/>
+          <w:numId w:val="26"/>
+        </w:numPr>
+        <w:suppressLineNumbers w:val="0"/>
+        <w:spacing w:line="360" w:lineRule="auto"/>
+        <w:ind w:left="420" w:leftChars="0" w:hanging="420" w:firstLineChars="0"/>
+        <w:jc w:val="left"/>
+        <w:rPr>
+          <w:rFonts w:hint="default" w:ascii="Arial" w:hAnsi="Arial" w:cs="Arial"/>
+          <w:b w:val="0"/>
+          <w:bCs w:val="0"/>
+          <w:i w:val="0"/>
+          <w:iCs w:val="0"/>
+          <w:sz w:val="24"/>
+          <w:szCs w:val="24"/>
+          <w:lang w:val="pt-PT"/>
+        </w:rPr>
+      </w:pPr>
+      <w:r>
+        <w:rPr>
+          <w:rFonts w:hint="default" w:ascii="Arial" w:hAnsi="Arial" w:cs="Arial"/>
+          <w:b/>
+          <w:bCs/>
+          <w:i w:val="0"/>
+          <w:iCs w:val="0"/>
+          <w:sz w:val="24"/>
+          <w:szCs w:val="24"/>
+          <w:lang w:val="pt-PT"/>
+        </w:rPr>
+        <w:t>display</w:t>
+      </w:r>
+      <w:r>
+        <w:rPr>
+          <w:rFonts w:hint="default" w:ascii="Arial" w:hAnsi="Arial" w:cs="Arial"/>
+          <w:b w:val="0"/>
+          <w:bCs w:val="0"/>
+          <w:i w:val="0"/>
+          <w:iCs w:val="0"/>
+          <w:sz w:val="24"/>
+          <w:szCs w:val="24"/>
+          <w:lang w:val="pt-PT"/>
+        </w:rPr>
+        <w:t xml:space="preserve"> - Activa o grid no contêiner, assume o seguinte valor:</w:t>
+      </w:r>
+    </w:p>
+    <w:p>
+      <w:pPr>
+        <w:keepNext w:val="0"/>
+        <w:keepLines w:val="0"/>
+        <w:widowControl/>
+        <w:numPr>
+          <w:ilvl w:val="0"/>
+          <w:numId w:val="27"/>
+        </w:numPr>
+        <w:suppressLineNumbers w:val="0"/>
+        <w:spacing w:line="360" w:lineRule="auto"/>
+        <w:ind w:left="845" w:leftChars="0" w:hanging="425" w:firstLineChars="0"/>
+        <w:jc w:val="left"/>
+        <w:rPr>
+          <w:rFonts w:hint="default" w:ascii="Arial" w:hAnsi="Arial" w:cs="Arial"/>
+          <w:b w:val="0"/>
+          <w:bCs w:val="0"/>
+          <w:i w:val="0"/>
+          <w:iCs w:val="0"/>
+          <w:sz w:val="24"/>
+          <w:szCs w:val="24"/>
+          <w:lang w:val="pt-PT"/>
+        </w:rPr>
+      </w:pPr>
+      <w:r>
+        <w:rPr>
+          <w:rFonts w:hint="default" w:ascii="Arial" w:hAnsi="Arial" w:cs="Arial"/>
+          <w:b/>
+          <w:bCs/>
+          <w:i w:val="0"/>
+          <w:iCs w:val="0"/>
+          <w:sz w:val="24"/>
+          <w:szCs w:val="24"/>
+          <w:lang w:val="pt-PT"/>
+        </w:rPr>
+        <w:t>grid</w:t>
+      </w:r>
+    </w:p>
+    <w:p>
+      <w:pPr>
+        <w:keepNext w:val="0"/>
+        <w:keepLines w:val="0"/>
+        <w:widowControl/>
+        <w:numPr>
+          <w:numId w:val="0"/>
+        </w:numPr>
+        <w:suppressLineNumbers w:val="0"/>
+        <w:spacing w:line="360" w:lineRule="auto"/>
+        <w:ind w:left="420" w:leftChars="0"/>
+        <w:jc w:val="left"/>
+        <w:rPr>
+          <w:rFonts w:hint="default" w:ascii="Arial" w:hAnsi="Arial" w:cs="Arial"/>
+          <w:b w:val="0"/>
+          <w:bCs w:val="0"/>
+          <w:i/>
+          <w:iCs/>
+          <w:sz w:val="24"/>
+          <w:szCs w:val="24"/>
+          <w:lang w:val="pt-PT"/>
+        </w:rPr>
+      </w:pPr>
+      <w:r>
+        <w:rPr>
+          <w:rFonts w:hint="default" w:ascii="Arial" w:hAnsi="Arial" w:cs="Arial"/>
+          <w:b/>
+          <w:bCs/>
+          <w:i w:val="0"/>
+          <w:iCs w:val="0"/>
+          <w:sz w:val="24"/>
+          <w:szCs w:val="24"/>
+          <w:lang w:val="pt-PT"/>
+        </w:rPr>
+        <w:t xml:space="preserve">Ex: </w:t>
+      </w:r>
+      <w:r>
+        <w:rPr>
+          <w:rFonts w:hint="default" w:ascii="Arial" w:hAnsi="Arial" w:cs="Arial"/>
+          <w:b w:val="0"/>
+          <w:bCs w:val="0"/>
+          <w:i/>
+          <w:iCs/>
+          <w:sz w:val="24"/>
+          <w:szCs w:val="24"/>
+          <w:lang w:val="pt-PT"/>
+        </w:rPr>
+        <w:t>display: grid;</w:t>
+      </w:r>
+    </w:p>
+    <w:p>
+      <w:pPr>
+        <w:keepNext w:val="0"/>
+        <w:keepLines w:val="0"/>
+        <w:widowControl/>
+        <w:numPr>
+          <w:numId w:val="0"/>
+        </w:numPr>
+        <w:suppressLineNumbers w:val="0"/>
+        <w:spacing w:line="360" w:lineRule="auto"/>
+        <w:ind w:left="420" w:leftChars="0"/>
+        <w:jc w:val="left"/>
+        <w:rPr>
+          <w:rFonts w:hint="default" w:ascii="Arial" w:hAnsi="Arial" w:cs="Arial"/>
+          <w:b w:val="0"/>
+          <w:bCs w:val="0"/>
+          <w:i/>
+          <w:iCs/>
+          <w:sz w:val="24"/>
+          <w:szCs w:val="24"/>
+          <w:lang w:val="pt-PT"/>
+        </w:rPr>
+      </w:pPr>
+    </w:p>
+    <w:p>
+      <w:pPr>
+        <w:keepNext w:val="0"/>
+        <w:keepLines w:val="0"/>
+        <w:widowControl/>
+        <w:numPr>
+          <w:ilvl w:val="0"/>
+          <w:numId w:val="28"/>
+        </w:numPr>
+        <w:suppressLineNumbers w:val="0"/>
+        <w:spacing w:line="360" w:lineRule="auto"/>
+        <w:ind w:left="420" w:leftChars="0" w:hanging="420" w:firstLineChars="0"/>
+        <w:jc w:val="left"/>
+        <w:rPr>
+          <w:rFonts w:hint="default" w:ascii="Arial" w:hAnsi="Arial" w:cs="Arial"/>
+          <w:b w:val="0"/>
+          <w:bCs w:val="0"/>
+          <w:i w:val="0"/>
+          <w:iCs w:val="0"/>
+          <w:sz w:val="24"/>
+          <w:szCs w:val="24"/>
+          <w:lang w:val="pt-PT"/>
+        </w:rPr>
+      </w:pPr>
+      <w:r>
+        <w:rPr>
+          <w:rFonts w:hint="default" w:ascii="Arial" w:hAnsi="Arial" w:cs="Arial"/>
+          <w:b/>
+          <w:bCs/>
+          <w:i w:val="0"/>
+          <w:iCs w:val="0"/>
+          <w:sz w:val="24"/>
+          <w:szCs w:val="24"/>
+          <w:lang w:val="pt-PT"/>
+        </w:rPr>
+        <w:t xml:space="preserve">grid-template-rows </w:t>
+      </w:r>
+      <w:r>
+        <w:rPr>
+          <w:rFonts w:hint="default" w:ascii="Arial" w:hAnsi="Arial" w:cs="Arial"/>
+          <w:b w:val="0"/>
+          <w:bCs w:val="0"/>
+          <w:i w:val="0"/>
+          <w:iCs w:val="0"/>
+          <w:sz w:val="24"/>
+          <w:szCs w:val="24"/>
+          <w:lang w:val="pt-PT"/>
+        </w:rPr>
+        <w:t>- Define o número de linhas do contêiner, assume os seguintes valores:</w:t>
+      </w:r>
+    </w:p>
+    <w:p>
+      <w:pPr>
+        <w:keepNext w:val="0"/>
+        <w:keepLines w:val="0"/>
+        <w:widowControl/>
+        <w:numPr>
+          <w:ilvl w:val="0"/>
+          <w:numId w:val="29"/>
+        </w:numPr>
+        <w:suppressLineNumbers w:val="0"/>
+        <w:spacing w:line="360" w:lineRule="auto"/>
+        <w:ind w:left="845" w:leftChars="0" w:hanging="425" w:firstLineChars="0"/>
+        <w:jc w:val="left"/>
+        <w:rPr>
+          <w:rFonts w:hint="default" w:ascii="Arial" w:hAnsi="Arial" w:cs="Arial"/>
+          <w:b w:val="0"/>
+          <w:bCs w:val="0"/>
+          <w:i w:val="0"/>
+          <w:iCs w:val="0"/>
+          <w:sz w:val="24"/>
+          <w:szCs w:val="24"/>
+          <w:lang w:val="pt-PT"/>
+        </w:rPr>
+      </w:pPr>
+      <w:r>
+        <w:rPr>
+          <w:rFonts w:hint="default" w:ascii="Arial" w:hAnsi="Arial" w:cs="Arial"/>
+          <w:b/>
+          <w:bCs/>
+          <w:i w:val="0"/>
+          <w:iCs w:val="0"/>
+          <w:sz w:val="24"/>
+          <w:szCs w:val="24"/>
+          <w:lang w:val="pt-PT"/>
+        </w:rPr>
+        <w:t xml:space="preserve">auto </w:t>
+      </w:r>
+      <w:r>
+        <w:rPr>
+          <w:rFonts w:hint="default" w:ascii="Arial" w:hAnsi="Arial" w:cs="Arial"/>
+          <w:b w:val="0"/>
+          <w:bCs w:val="0"/>
+          <w:i w:val="0"/>
+          <w:iCs w:val="0"/>
+          <w:sz w:val="24"/>
+          <w:szCs w:val="24"/>
+          <w:lang w:val="pt-PT"/>
+        </w:rPr>
+        <w:t>- O tamanho da  linha é determinado pelo conteúdo do item;</w:t>
+      </w:r>
+    </w:p>
+    <w:p>
+      <w:pPr>
+        <w:keepNext w:val="0"/>
+        <w:keepLines w:val="0"/>
+        <w:widowControl/>
+        <w:numPr>
+          <w:ilvl w:val="0"/>
+          <w:numId w:val="29"/>
+        </w:numPr>
+        <w:suppressLineNumbers w:val="0"/>
+        <w:spacing w:line="360" w:lineRule="auto"/>
+        <w:ind w:left="845" w:leftChars="0" w:hanging="425" w:firstLineChars="0"/>
+        <w:jc w:val="left"/>
+        <w:rPr>
+          <w:rFonts w:hint="default" w:ascii="Arial" w:hAnsi="Arial" w:cs="Arial"/>
+          <w:b w:val="0"/>
+          <w:bCs w:val="0"/>
+          <w:i w:val="0"/>
+          <w:iCs w:val="0"/>
+          <w:sz w:val="24"/>
+          <w:szCs w:val="24"/>
+          <w:lang w:val="pt-PT"/>
+        </w:rPr>
+      </w:pPr>
+      <w:r>
+        <w:rPr>
+          <w:rFonts w:hint="default" w:ascii="Arial" w:hAnsi="Arial" w:cs="Arial"/>
+          <w:b/>
+          <w:bCs/>
+          <w:i w:val="0"/>
+          <w:iCs w:val="0"/>
+          <w:sz w:val="24"/>
+          <w:szCs w:val="24"/>
+          <w:lang w:val="pt-PT"/>
+        </w:rPr>
+        <w:t>Valores de comprimento absoluto:</w:t>
+      </w:r>
+      <w:r>
+        <w:rPr>
+          <w:rFonts w:hint="default" w:ascii="Arial" w:hAnsi="Arial" w:cs="Arial"/>
+          <w:b w:val="0"/>
+          <w:bCs w:val="0"/>
+          <w:i w:val="0"/>
+          <w:iCs w:val="0"/>
+          <w:sz w:val="24"/>
+          <w:szCs w:val="24"/>
+          <w:lang w:val="pt-PT"/>
+        </w:rPr>
+        <w:t xml:space="preserve"> px, em, rem e etc;</w:t>
+      </w:r>
+    </w:p>
+    <w:p>
+      <w:pPr>
+        <w:keepNext w:val="0"/>
+        <w:keepLines w:val="0"/>
+        <w:widowControl/>
+        <w:numPr>
+          <w:ilvl w:val="0"/>
+          <w:numId w:val="29"/>
+        </w:numPr>
+        <w:suppressLineNumbers w:val="0"/>
+        <w:spacing w:line="360" w:lineRule="auto"/>
+        <w:ind w:left="845" w:leftChars="0" w:hanging="425" w:firstLineChars="0"/>
+        <w:jc w:val="left"/>
+        <w:rPr>
+          <w:rFonts w:hint="default" w:ascii="Arial" w:hAnsi="Arial" w:cs="Arial"/>
+          <w:b w:val="0"/>
+          <w:bCs w:val="0"/>
+          <w:i w:val="0"/>
+          <w:iCs w:val="0"/>
+          <w:sz w:val="24"/>
+          <w:szCs w:val="24"/>
+          <w:lang w:val="pt-PT"/>
+        </w:rPr>
+      </w:pPr>
+      <w:r>
+        <w:rPr>
+          <w:rFonts w:hint="default" w:ascii="Arial" w:hAnsi="Arial" w:cs="Arial"/>
+          <w:b/>
+          <w:bCs/>
+          <w:i w:val="0"/>
+          <w:iCs w:val="0"/>
+          <w:sz w:val="24"/>
+          <w:szCs w:val="24"/>
+          <w:lang w:val="pt-PT"/>
+        </w:rPr>
+        <w:t xml:space="preserve">Percentagens(%): </w:t>
+      </w:r>
+      <w:r>
+        <w:rPr>
+          <w:rFonts w:hint="default" w:ascii="Arial" w:hAnsi="Arial" w:cs="Arial"/>
+          <w:b w:val="0"/>
+          <w:bCs w:val="0"/>
+          <w:i w:val="0"/>
+          <w:iCs w:val="0"/>
+          <w:sz w:val="24"/>
+          <w:szCs w:val="24"/>
+          <w:lang w:val="pt-PT"/>
+        </w:rPr>
+        <w:t>relativa ao tamanho do contêiner da grade;</w:t>
+      </w:r>
+    </w:p>
+    <w:p>
+      <w:pPr>
+        <w:keepNext w:val="0"/>
+        <w:keepLines w:val="0"/>
+        <w:widowControl/>
+        <w:numPr>
+          <w:ilvl w:val="0"/>
+          <w:numId w:val="29"/>
+        </w:numPr>
+        <w:suppressLineNumbers w:val="0"/>
+        <w:spacing w:line="360" w:lineRule="auto"/>
+        <w:ind w:left="845" w:leftChars="0" w:hanging="425" w:firstLineChars="0"/>
+        <w:jc w:val="left"/>
+        <w:rPr>
+          <w:rFonts w:hint="default" w:ascii="Arial" w:hAnsi="Arial" w:cs="Arial"/>
+          <w:b w:val="0"/>
+          <w:bCs w:val="0"/>
+          <w:i w:val="0"/>
+          <w:iCs w:val="0"/>
+          <w:sz w:val="24"/>
+          <w:szCs w:val="24"/>
+          <w:lang w:val="pt-PT"/>
+        </w:rPr>
+      </w:pPr>
+      <w:r>
+        <w:rPr>
+          <w:rFonts w:hint="default" w:ascii="Arial" w:hAnsi="Arial" w:cs="Arial"/>
+          <w:b/>
+          <w:bCs/>
+          <w:i w:val="0"/>
+          <w:iCs w:val="0"/>
+          <w:sz w:val="24"/>
+          <w:szCs w:val="24"/>
+          <w:lang w:val="pt-PT"/>
+        </w:rPr>
+        <w:t xml:space="preserve">Unidade flexivel (fr): </w:t>
+      </w:r>
+      <w:r>
+        <w:rPr>
+          <w:rFonts w:hint="default" w:ascii="Arial" w:hAnsi="Arial" w:cs="Arial"/>
+          <w:b w:val="0"/>
+          <w:bCs w:val="0"/>
+          <w:i w:val="0"/>
+          <w:iCs w:val="0"/>
+          <w:sz w:val="24"/>
+          <w:szCs w:val="24"/>
+          <w:lang w:val="pt-PT"/>
+        </w:rPr>
+        <w:t>uma unidade de espaço fracionário que destribui o espaço restante proporcionalmente;</w:t>
+      </w:r>
+    </w:p>
+    <w:p>
+      <w:pPr>
+        <w:keepNext w:val="0"/>
+        <w:keepLines w:val="0"/>
+        <w:widowControl/>
+        <w:numPr>
+          <w:ilvl w:val="0"/>
+          <w:numId w:val="29"/>
+        </w:numPr>
+        <w:suppressLineNumbers w:val="0"/>
+        <w:spacing w:line="360" w:lineRule="auto"/>
+        <w:ind w:left="845" w:leftChars="0" w:hanging="425" w:firstLineChars="0"/>
+        <w:jc w:val="left"/>
+        <w:rPr>
+          <w:rFonts w:hint="default" w:ascii="Arial" w:hAnsi="Arial" w:cs="Arial"/>
+          <w:b w:val="0"/>
+          <w:bCs w:val="0"/>
+          <w:i w:val="0"/>
+          <w:iCs w:val="0"/>
+          <w:sz w:val="24"/>
+          <w:szCs w:val="24"/>
+          <w:lang w:val="pt-PT"/>
+        </w:rPr>
+      </w:pPr>
+      <w:r>
+        <w:rPr>
+          <w:rFonts w:hint="default" w:ascii="Arial" w:hAnsi="Arial" w:cs="Arial"/>
+          <w:b/>
+          <w:bCs/>
+          <w:i w:val="0"/>
+          <w:iCs w:val="0"/>
+          <w:sz w:val="24"/>
+          <w:szCs w:val="24"/>
+          <w:lang w:val="pt-PT"/>
+        </w:rPr>
+        <w:t>Função repeat()</w:t>
+      </w:r>
+      <w:r>
+        <w:rPr>
+          <w:rFonts w:hint="default" w:ascii="Arial" w:hAnsi="Arial" w:cs="Arial"/>
+          <w:b w:val="0"/>
+          <w:bCs w:val="0"/>
+          <w:i w:val="0"/>
+          <w:iCs w:val="0"/>
+          <w:sz w:val="24"/>
+          <w:szCs w:val="24"/>
+          <w:lang w:val="pt-PT"/>
+        </w:rPr>
+        <w:t xml:space="preserve"> - uma fução para repetir um padrão de colunas ou linhas de forma concisa.</w:t>
+      </w:r>
+    </w:p>
+    <w:p>
+      <w:pPr>
+        <w:keepNext w:val="0"/>
+        <w:keepLines w:val="0"/>
+        <w:widowControl/>
+        <w:numPr>
+          <w:numId w:val="0"/>
+        </w:numPr>
+        <w:suppressLineNumbers w:val="0"/>
+        <w:spacing w:line="360" w:lineRule="auto"/>
+        <w:ind w:left="720" w:leftChars="0"/>
+        <w:jc w:val="left"/>
+        <w:rPr>
+          <w:rFonts w:hint="default" w:ascii="Arial" w:hAnsi="Arial" w:cs="Arial"/>
+          <w:b w:val="0"/>
+          <w:bCs w:val="0"/>
+          <w:i w:val="0"/>
+          <w:iCs w:val="0"/>
+          <w:sz w:val="24"/>
+          <w:szCs w:val="24"/>
+          <w:lang w:val="pt-PT"/>
+        </w:rPr>
+      </w:pPr>
+      <w:r>
+        <w:rPr>
+          <w:rFonts w:hint="default" w:ascii="Arial" w:hAnsi="Arial" w:cs="Arial"/>
+          <w:b/>
+          <w:bCs/>
+          <w:i w:val="0"/>
+          <w:iCs w:val="0"/>
+          <w:sz w:val="24"/>
+          <w:szCs w:val="24"/>
+          <w:lang w:val="pt-PT"/>
+        </w:rPr>
+        <w:t>Ex:</w:t>
+      </w:r>
+      <w:r>
+        <w:rPr>
+          <w:rFonts w:hint="default" w:ascii="Arial" w:hAnsi="Arial" w:cs="Arial"/>
+          <w:b w:val="0"/>
+          <w:bCs w:val="0"/>
+          <w:i w:val="0"/>
+          <w:iCs w:val="0"/>
+          <w:sz w:val="24"/>
+          <w:szCs w:val="24"/>
+          <w:lang w:val="pt-PT"/>
+        </w:rPr>
+        <w:t xml:space="preserve"> grid-template-row: auto 100px 1fr repeat(2, 50px</w:t>
+      </w:r>
+      <w:bookmarkStart w:id="0" w:name="_GoBack"/>
+      <w:bookmarkEnd w:id="0"/>
+      <w:r>
+        <w:rPr>
+          <w:rFonts w:hint="default" w:ascii="Arial" w:hAnsi="Arial" w:cs="Arial"/>
+          <w:b w:val="0"/>
+          <w:bCs w:val="0"/>
+          <w:i w:val="0"/>
+          <w:iCs w:val="0"/>
+          <w:sz w:val="24"/>
+          <w:szCs w:val="24"/>
+          <w:lang w:val="pt-PT"/>
+        </w:rPr>
+        <w:t>);</w:t>
+      </w:r>
+    </w:p>
+    <w:p>
+      <w:pPr>
+        <w:keepNext w:val="0"/>
+        <w:keepLines w:val="0"/>
+        <w:widowControl/>
+        <w:numPr>
+          <w:numId w:val="0"/>
+        </w:numPr>
+        <w:suppressLineNumbers w:val="0"/>
+        <w:spacing w:line="360" w:lineRule="auto"/>
+        <w:jc w:val="left"/>
+        <w:rPr>
+          <w:rFonts w:hint="default" w:ascii="Arial" w:hAnsi="Arial" w:cs="Arial"/>
+          <w:b w:val="0"/>
+          <w:bCs w:val="0"/>
+          <w:i w:val="0"/>
+          <w:iCs w:val="0"/>
+          <w:sz w:val="24"/>
+          <w:szCs w:val="24"/>
+          <w:lang w:val="pt-PT"/>
+        </w:rPr>
+      </w:pPr>
     </w:p>
     <w:sectPr>
       <w:pgSz w:w="11906" w:h="16838"/>
@@ -4941,6 +6190,28 @@
 <file path=word/numbering.xml><?xml version="1.0" encoding="utf-8"?>
 <w:numbering xmlns:wpc="http://schemas.microsoft.com/office/word/2010/wordprocessingCanvas" xmlns:mc="http://schemas.openxmlformats.org/markup-compatibility/2006" xmlns:o="urn:schemas-microsoft-com:office:office" xmlns:r="http://schemas.openxmlformats.org/officeDocument/2006/relationships" xmlns:m="http://schemas.openxmlformats.org/officeDocument/2006/math" xmlns:v="urn:schemas-microsoft-com:vml" xmlns:wp14="http://schemas.microsoft.com/office/word/2010/wordprocessingDrawing" xmlns:wp="http://schemas.openxmlformats.org/drawingml/2006/wordprocessingDrawing" xmlns:w10="urn:schemas-microsoft-com:office:word" xmlns:w="http://schemas.openxmlformats.org/wordprocessingml/2006/main" xmlns:w14="http://schemas.microsoft.com/office/word/2010/wordml" xmlns:wpg="http://schemas.microsoft.com/office/word/2010/wordprocessingGroup" xmlns:wpi="http://schemas.microsoft.com/office/word/2010/wordprocessingInk" xmlns:wne="http://schemas.microsoft.com/office/word/2006/wordml" xmlns:wps="http://schemas.microsoft.com/office/word/2010/wordprocessingShape" xmlns:wpsCustomData="http://www.wps.cn/officeDocument/2013/wpsCustomData" mc:Ignorable="w14 wp14">
   <w:abstractNum w:abstractNumId="0">
+    <w:nsid w:val="9F67ACEB"/>
+    <w:multiLevelType w:val="singleLevel"/>
+    <w:tmpl w:val="9F67ACEB"/>
+    <w:lvl w:ilvl="0" w:tentative="0">
+      <w:start w:val="1"/>
+      <w:numFmt w:val="lowerLetter"/>
+      <w:lvlText w:val="%1."/>
+      <w:lvlJc w:val="left"/>
+      <w:pPr>
+        <w:tabs>
+          <w:tab w:val="left" w:pos="845"/>
+        </w:tabs>
+        <w:ind w:left="845" w:leftChars="0" w:hanging="425" w:firstLineChars="0"/>
+      </w:pPr>
+      <w:rPr>
+        <w:rFonts w:hint="default" w:ascii="Arial" w:hAnsi="Arial" w:cs="Arial"/>
+        <w:b/>
+        <w:bCs/>
+      </w:rPr>
+    </w:lvl>
+  </w:abstractNum>
+  <w:abstractNum w:abstractNumId="1">
     <w:nsid w:val="AEDBE0C3"/>
     <w:multiLevelType w:val="singleLevel"/>
     <w:tmpl w:val="AEDBE0C3"/>
@@ -4962,7 +6233,7 @@
       </w:rPr>
     </w:lvl>
   </w:abstractNum>
-  <w:abstractNum w:abstractNumId="1">
+  <w:abstractNum w:abstractNumId="2">
     <w:nsid w:val="B339F775"/>
     <w:multiLevelType w:val="singleLevel"/>
     <w:tmpl w:val="B339F775"/>
@@ -4982,7 +6253,29 @@
       </w:rPr>
     </w:lvl>
   </w:abstractNum>
-  <w:abstractNum w:abstractNumId="2">
+  <w:abstractNum w:abstractNumId="3">
+    <w:nsid w:val="B3EF2521"/>
+    <w:multiLevelType w:val="singleLevel"/>
+    <w:tmpl w:val="B3EF2521"/>
+    <w:lvl w:ilvl="0" w:tentative="0">
+      <w:start w:val="1"/>
+      <w:numFmt w:val="lowerLetter"/>
+      <w:lvlText w:val="%1."/>
+      <w:lvlJc w:val="left"/>
+      <w:pPr>
+        <w:tabs>
+          <w:tab w:val="left" w:pos="845"/>
+        </w:tabs>
+        <w:ind w:left="845" w:leftChars="0" w:hanging="425" w:firstLineChars="0"/>
+      </w:pPr>
+      <w:rPr>
+        <w:rFonts w:hint="default" w:ascii="Arial" w:hAnsi="Arial" w:cs="Arial"/>
+        <w:b/>
+        <w:bCs/>
+      </w:rPr>
+    </w:lvl>
+  </w:abstractNum>
+  <w:abstractNum w:abstractNumId="4">
     <w:nsid w:val="B77FF459"/>
     <w:multiLevelType w:val="singleLevel"/>
     <w:tmpl w:val="B77FF459"/>
@@ -5002,7 +6295,7 @@
       </w:rPr>
     </w:lvl>
   </w:abstractNum>
-  <w:abstractNum w:abstractNumId="3">
+  <w:abstractNum w:abstractNumId="5">
     <w:nsid w:val="BFAEC334"/>
     <w:multiLevelType w:val="singleLevel"/>
     <w:tmpl w:val="BFAEC334"/>
@@ -5026,7 +6319,7 @@
       </w:rPr>
     </w:lvl>
   </w:abstractNum>
-  <w:abstractNum w:abstractNumId="4">
+  <w:abstractNum w:abstractNumId="6">
     <w:nsid w:val="CFFE03E7"/>
     <w:multiLevelType w:val="singleLevel"/>
     <w:tmpl w:val="CFFE03E7"/>
@@ -5046,7 +6339,7 @@
       </w:rPr>
     </w:lvl>
   </w:abstractNum>
-  <w:abstractNum w:abstractNumId="5">
+  <w:abstractNum w:abstractNumId="7">
     <w:nsid w:val="D7AE1C4B"/>
     <w:multiLevelType w:val="singleLevel"/>
     <w:tmpl w:val="D7AE1C4B"/>
@@ -5066,7 +6359,7 @@
       </w:rPr>
     </w:lvl>
   </w:abstractNum>
-  <w:abstractNum w:abstractNumId="6">
+  <w:abstractNum w:abstractNumId="8">
     <w:nsid w:val="DDFE11B8"/>
     <w:multiLevelType w:val="singleLevel"/>
     <w:tmpl w:val="DDFE11B8"/>
@@ -5088,7 +6381,7 @@
       </w:rPr>
     </w:lvl>
   </w:abstractNum>
-  <w:abstractNum w:abstractNumId="7">
+  <w:abstractNum w:abstractNumId="9">
     <w:nsid w:val="DEEC18CA"/>
     <w:multiLevelType w:val="singleLevel"/>
     <w:tmpl w:val="DEEC18CA"/>
@@ -5108,7 +6401,27 @@
       </w:rPr>
     </w:lvl>
   </w:abstractNum>
-  <w:abstractNum w:abstractNumId="8">
+  <w:abstractNum w:abstractNumId="10">
+    <w:nsid w:val="DEFE3E69"/>
+    <w:multiLevelType w:val="singleLevel"/>
+    <w:tmpl w:val="DEFE3E69"/>
+    <w:lvl w:ilvl="0" w:tentative="0">
+      <w:start w:val="1"/>
+      <w:numFmt w:val="bullet"/>
+      <w:lvlText w:val=""/>
+      <w:lvlJc w:val="left"/>
+      <w:pPr>
+        <w:tabs>
+          <w:tab w:val="left" w:pos="840"/>
+        </w:tabs>
+        <w:ind w:left="840" w:leftChars="0" w:hanging="420" w:firstLineChars="0"/>
+      </w:pPr>
+      <w:rPr>
+        <w:rFonts w:hint="default" w:ascii="Wingdings" w:hAnsi="Wingdings"/>
+      </w:rPr>
+    </w:lvl>
+  </w:abstractNum>
+  <w:abstractNum w:abstractNumId="11">
     <w:nsid w:val="DFFFBA42"/>
     <w:multiLevelType w:val="singleLevel"/>
     <w:tmpl w:val="DFFFBA42"/>
@@ -5128,7 +6441,7 @@
       </w:rPr>
     </w:lvl>
   </w:abstractNum>
-  <w:abstractNum w:abstractNumId="9">
+  <w:abstractNum w:abstractNumId="12">
     <w:nsid w:val="EDBFEFB6"/>
     <w:multiLevelType w:val="singleLevel"/>
     <w:tmpl w:val="EDBFEFB6"/>
@@ -5150,7 +6463,29 @@
       </w:rPr>
     </w:lvl>
   </w:abstractNum>
-  <w:abstractNum w:abstractNumId="10">
+  <w:abstractNum w:abstractNumId="13">
+    <w:nsid w:val="F79FF75C"/>
+    <w:multiLevelType w:val="singleLevel"/>
+    <w:tmpl w:val="F79FF75C"/>
+    <w:lvl w:ilvl="0" w:tentative="0">
+      <w:start w:val="1"/>
+      <w:numFmt w:val="decimal"/>
+      <w:lvlText w:val="%1."/>
+      <w:lvlJc w:val="left"/>
+      <w:pPr>
+        <w:tabs>
+          <w:tab w:val="left" w:pos="425"/>
+        </w:tabs>
+        <w:ind w:left="425" w:leftChars="0" w:hanging="425" w:firstLineChars="0"/>
+      </w:pPr>
+      <w:rPr>
+        <w:rFonts w:hint="default"/>
+        <w:b/>
+        <w:bCs/>
+      </w:rPr>
+    </w:lvl>
+  </w:abstractNum>
+  <w:abstractNum w:abstractNumId="14">
     <w:nsid w:val="F7D6F7B8"/>
     <w:multiLevelType w:val="singleLevel"/>
     <w:tmpl w:val="F7D6F7B8"/>
@@ -5170,7 +6505,7 @@
       </w:rPr>
     </w:lvl>
   </w:abstractNum>
-  <w:abstractNum w:abstractNumId="11">
+  <w:abstractNum w:abstractNumId="15">
     <w:nsid w:val="F7EF2025"/>
     <w:multiLevelType w:val="singleLevel"/>
     <w:tmpl w:val="F7EF2025"/>
@@ -5190,7 +6525,7 @@
       </w:rPr>
     </w:lvl>
   </w:abstractNum>
-  <w:abstractNum w:abstractNumId="12">
+  <w:abstractNum w:abstractNumId="16">
     <w:nsid w:val="F7EFB4DA"/>
     <w:multiLevelType w:val="singleLevel"/>
     <w:tmpl w:val="F7EFB4DA"/>
@@ -5212,7 +6547,7 @@
       </w:rPr>
     </w:lvl>
   </w:abstractNum>
-  <w:abstractNum w:abstractNumId="13">
+  <w:abstractNum w:abstractNumId="17">
     <w:nsid w:val="F8F27758"/>
     <w:multiLevelType w:val="singleLevel"/>
     <w:tmpl w:val="F8F27758"/>
@@ -5236,7 +6571,7 @@
       </w:rPr>
     </w:lvl>
   </w:abstractNum>
-  <w:abstractNum w:abstractNumId="14">
+  <w:abstractNum w:abstractNumId="18">
     <w:nsid w:val="FDEFEB24"/>
     <w:multiLevelType w:val="singleLevel"/>
     <w:tmpl w:val="FDEFEB24"/>
@@ -5256,7 +6591,7 @@
       </w:rPr>
     </w:lvl>
   </w:abstractNum>
-  <w:abstractNum w:abstractNumId="15">
+  <w:abstractNum w:abstractNumId="19">
     <w:nsid w:val="FDFC535F"/>
     <w:multiLevelType w:val="singleLevel"/>
     <w:tmpl w:val="FDFC535F"/>
@@ -5278,7 +6613,7 @@
       </w:rPr>
     </w:lvl>
   </w:abstractNum>
-  <w:abstractNum w:abstractNumId="16">
+  <w:abstractNum w:abstractNumId="20">
     <w:nsid w:val="FFB60D88"/>
     <w:multiLevelType w:val="singleLevel"/>
     <w:tmpl w:val="FFB60D88"/>
@@ -5298,7 +6633,7 @@
       </w:rPr>
     </w:lvl>
   </w:abstractNum>
-  <w:abstractNum w:abstractNumId="17">
+  <w:abstractNum w:abstractNumId="21">
     <w:nsid w:val="FFEF3227"/>
     <w:multiLevelType w:val="singleLevel"/>
     <w:tmpl w:val="FFEF3227"/>
@@ -5318,7 +6653,7 @@
       </w:rPr>
     </w:lvl>
   </w:abstractNum>
-  <w:abstractNum w:abstractNumId="18">
+  <w:abstractNum w:abstractNumId="22">
     <w:nsid w:val="FFFB7F12"/>
     <w:multiLevelType w:val="singleLevel"/>
     <w:tmpl w:val="FFFB7F12"/>
@@ -5340,7 +6675,7 @@
       </w:rPr>
     </w:lvl>
   </w:abstractNum>
-  <w:abstractNum w:abstractNumId="19">
+  <w:abstractNum w:abstractNumId="23">
     <w:nsid w:val="FFFF724C"/>
     <w:multiLevelType w:val="singleLevel"/>
     <w:tmpl w:val="FFFF724C"/>
@@ -5360,7 +6695,7 @@
       </w:rPr>
     </w:lvl>
   </w:abstractNum>
-  <w:abstractNum w:abstractNumId="20">
+  <w:abstractNum w:abstractNumId="24">
     <w:nsid w:val="6D7A5862"/>
     <w:multiLevelType w:val="singleLevel"/>
     <w:tmpl w:val="6D7A5862"/>
@@ -5380,7 +6715,49 @@
       </w:rPr>
     </w:lvl>
   </w:abstractNum>
-  <w:abstractNum w:abstractNumId="21">
+  <w:abstractNum w:abstractNumId="25">
+    <w:nsid w:val="6F37BA11"/>
+    <w:multiLevelType w:val="singleLevel"/>
+    <w:tmpl w:val="6F37BA11"/>
+    <w:lvl w:ilvl="0" w:tentative="0">
+      <w:start w:val="1"/>
+      <w:numFmt w:val="bullet"/>
+      <w:lvlText w:val=""/>
+      <w:lvlJc w:val="left"/>
+      <w:pPr>
+        <w:tabs>
+          <w:tab w:val="left" w:pos="420"/>
+        </w:tabs>
+        <w:ind w:left="420" w:leftChars="0" w:hanging="420" w:firstLineChars="0"/>
+      </w:pPr>
+      <w:rPr>
+        <w:rFonts w:hint="default" w:ascii="Wingdings" w:hAnsi="Wingdings"/>
+      </w:rPr>
+    </w:lvl>
+  </w:abstractNum>
+  <w:abstractNum w:abstractNumId="26">
+    <w:nsid w:val="6FDFCF4B"/>
+    <w:multiLevelType w:val="singleLevel"/>
+    <w:tmpl w:val="6FDFCF4B"/>
+    <w:lvl w:ilvl="0" w:tentative="0">
+      <w:start w:val="4"/>
+      <w:numFmt w:val="decimal"/>
+      <w:lvlText w:val="%1."/>
+      <w:lvlJc w:val="left"/>
+      <w:pPr>
+        <w:tabs>
+          <w:tab w:val="left" w:pos="432"/>
+        </w:tabs>
+        <w:ind w:left="432" w:leftChars="0" w:hanging="432" w:firstLineChars="0"/>
+      </w:pPr>
+      <w:rPr>
+        <w:rFonts w:hint="default"/>
+        <w:b/>
+        <w:bCs/>
+      </w:rPr>
+    </w:lvl>
+  </w:abstractNum>
+  <w:abstractNum w:abstractNumId="27">
     <w:nsid w:val="75BFB30A"/>
     <w:multiLevelType w:val="singleLevel"/>
     <w:tmpl w:val="75BFB30A"/>
@@ -5402,71 +6779,112 @@
       </w:rPr>
     </w:lvl>
   </w:abstractNum>
+  <w:abstractNum w:abstractNumId="28">
+    <w:nsid w:val="7656D309"/>
+    <w:multiLevelType w:val="singleLevel"/>
+    <w:tmpl w:val="7656D309"/>
+    <w:lvl w:ilvl="0" w:tentative="0">
+      <w:start w:val="1"/>
+      <w:numFmt w:val="bullet"/>
+      <w:lvlText w:val=""/>
+      <w:lvlJc w:val="left"/>
+      <w:pPr>
+        <w:tabs>
+          <w:tab w:val="left" w:pos="420"/>
+        </w:tabs>
+        <w:ind w:left="420" w:leftChars="0" w:hanging="420" w:firstLineChars="0"/>
+      </w:pPr>
+      <w:rPr>
+        <w:rFonts w:hint="default" w:ascii="Wingdings" w:hAnsi="Wingdings"/>
+      </w:rPr>
+    </w:lvl>
+  </w:abstractNum>
   <w:num w:numId="1">
+    <w:abstractNumId w:val="4"/>
+  </w:num>
+  <w:num w:numId="2">
+    <w:abstractNumId w:val="14"/>
+  </w:num>
+  <w:num w:numId="3">
+    <w:abstractNumId w:val="21"/>
+  </w:num>
+  <w:num w:numId="4">
+    <w:abstractNumId w:val="1"/>
+  </w:num>
+  <w:num w:numId="5">
+    <w:abstractNumId w:val="15"/>
+  </w:num>
+  <w:num w:numId="6">
+    <w:abstractNumId w:val="20"/>
+  </w:num>
+  <w:num w:numId="7">
     <w:abstractNumId w:val="2"/>
   </w:num>
-  <w:num w:numId="2">
+  <w:num w:numId="8">
+    <w:abstractNumId w:val="9"/>
+  </w:num>
+  <w:num w:numId="9">
+    <w:abstractNumId w:val="12"/>
+  </w:num>
+  <w:num w:numId="10">
+    <w:abstractNumId w:val="22"/>
+  </w:num>
+  <w:num w:numId="11">
+    <w:abstractNumId w:val="11"/>
+  </w:num>
+  <w:num w:numId="12">
+    <w:abstractNumId w:val="19"/>
+  </w:num>
+  <w:num w:numId="13">
+    <w:abstractNumId w:val="23"/>
+  </w:num>
+  <w:num w:numId="14">
+    <w:abstractNumId w:val="8"/>
+  </w:num>
+  <w:num w:numId="15">
+    <w:abstractNumId w:val="6"/>
+  </w:num>
+  <w:num w:numId="16">
+    <w:abstractNumId w:val="5"/>
+  </w:num>
+  <w:num w:numId="17">
+    <w:abstractNumId w:val="7"/>
+  </w:num>
+  <w:num w:numId="18">
+    <w:abstractNumId w:val="17"/>
+  </w:num>
+  <w:num w:numId="19">
+    <w:abstractNumId w:val="24"/>
+  </w:num>
+  <w:num w:numId="20">
+    <w:abstractNumId w:val="27"/>
+  </w:num>
+  <w:num w:numId="21">
+    <w:abstractNumId w:val="18"/>
+  </w:num>
+  <w:num w:numId="22">
+    <w:abstractNumId w:val="16"/>
+  </w:num>
+  <w:num w:numId="23">
+    <w:abstractNumId w:val="13"/>
+  </w:num>
+  <w:num w:numId="24">
     <w:abstractNumId w:val="10"/>
   </w:num>
-  <w:num w:numId="3">
-    <w:abstractNumId w:val="17"/>
+  <w:num w:numId="25">
+    <w:abstractNumId w:val="26"/>
   </w:num>
-  <w:num w:numId="4">
+  <w:num w:numId="26">
+    <w:abstractNumId w:val="25"/>
+  </w:num>
+  <w:num w:numId="27">
     <w:abstractNumId w:val="0"/>
   </w:num>
-  <w:num w:numId="5">
-    <w:abstractNumId w:val="11"/>
+  <w:num w:numId="28">
+    <w:abstractNumId w:val="28"/>
   </w:num>
-  <w:num w:numId="6">
-    <w:abstractNumId w:val="16"/>
-  </w:num>
-  <w:num w:numId="7">
-    <w:abstractNumId w:val="1"/>
-  </w:num>
-  <w:num w:numId="8">
-    <w:abstractNumId w:val="7"/>
-  </w:num>
-  <w:num w:numId="9">
-    <w:abstractNumId w:val="9"/>
-  </w:num>
-  <w:num w:numId="10">
-    <w:abstractNumId w:val="18"/>
-  </w:num>
-  <w:num w:numId="11">
-    <w:abstractNumId w:val="8"/>
-  </w:num>
-  <w:num w:numId="12">
-    <w:abstractNumId w:val="15"/>
-  </w:num>
-  <w:num w:numId="13">
-    <w:abstractNumId w:val="19"/>
-  </w:num>
-  <w:num w:numId="14">
-    <w:abstractNumId w:val="6"/>
-  </w:num>
-  <w:num w:numId="15">
-    <w:abstractNumId w:val="4"/>
-  </w:num>
-  <w:num w:numId="16">
+  <w:num w:numId="29">
     <w:abstractNumId w:val="3"/>
-  </w:num>
-  <w:num w:numId="17">
-    <w:abstractNumId w:val="5"/>
-  </w:num>
-  <w:num w:numId="18">
-    <w:abstractNumId w:val="13"/>
-  </w:num>
-  <w:num w:numId="19">
-    <w:abstractNumId w:val="20"/>
-  </w:num>
-  <w:num w:numId="20">
-    <w:abstractNumId w:val="21"/>
-  </w:num>
-  <w:num w:numId="21">
-    <w:abstractNumId w:val="14"/>
-  </w:num>
-  <w:num w:numId="22">
-    <w:abstractNumId w:val="12"/>
   </w:num>
 </w:numbering>
 </file>
@@ -5574,11 +6992,11 @@
     <w:lsdException w:unhideWhenUsed="0" w:uiPriority="0" w:semiHidden="0" w:name="Document Map"/>
     <w:lsdException w:unhideWhenUsed="0" w:uiPriority="0" w:semiHidden="0" w:name="Plain Text"/>
     <w:lsdException w:unhideWhenUsed="0" w:uiPriority="0" w:semiHidden="0" w:name="E-mail Signature"/>
-    <w:lsdException w:unhideWhenUsed="0" w:uiPriority="0" w:semiHidden="0" w:name="Normal (Web)"/>
+    <w:lsdException w:qFormat="1" w:unhideWhenUsed="0" w:uiPriority="0" w:semiHidden="0" w:name="Normal (Web)"/>
     <w:lsdException w:unhideWhenUsed="0" w:uiPriority="0" w:semiHidden="0" w:name="HTML Acronym"/>
     <w:lsdException w:unhideWhenUsed="0" w:uiPriority="0" w:semiHidden="0" w:name="HTML Address"/>
     <w:lsdException w:unhideWhenUsed="0" w:uiPriority="0" w:semiHidden="0" w:name="HTML Cite"/>
-    <w:lsdException w:unhideWhenUsed="0" w:uiPriority="0" w:semiHidden="0" w:name="HTML Code"/>
+    <w:lsdException w:qFormat="1" w:unhideWhenUsed="0" w:uiPriority="0" w:semiHidden="0" w:name="HTML Code"/>
     <w:lsdException w:unhideWhenUsed="0" w:uiPriority="0" w:semiHidden="0" w:name="HTML Definition"/>
     <w:lsdException w:unhideWhenUsed="0" w:uiPriority="0" w:semiHidden="0" w:name="HTML Keyboard"/>
     <w:lsdException w:unhideWhenUsed="0" w:uiPriority="0" w:semiHidden="0" w:name="HTML Preformatted"/>
@@ -5782,6 +7200,7 @@
   <w:style w:type="character" w:styleId="5">
     <w:name w:val="HTML Code"/>
     <w:basedOn w:val="3"/>
+    <w:qFormat/>
     <w:uiPriority w:val="0"/>
     <w:rPr>
       <w:rFonts w:ascii="Courier New" w:hAnsi="Courier New" w:cs="Courier New"/>
@@ -5791,6 +7210,7 @@
   </w:style>
   <w:style w:type="paragraph" w:styleId="6">
     <w:name w:val="Normal (Web)"/>
+    <w:qFormat/>
     <w:uiPriority w:val="0"/>
     <w:pPr>
       <w:spacing w:before="0" w:beforeAutospacing="1" w:after="0" w:afterAutospacing="1"/>

--- a/Aulas em pdf/notas-CURSO-HTML-CSS.docx
+++ b/Aulas em pdf/notas-CURSO-HTML-CSS.docx
@@ -496,7 +496,7 @@
         <w:suppressLineNumbers w:val="0"/>
         <w:jc w:val="left"/>
         <w:rPr>
-          <w:rStyle w:val="7"/>
+          <w:rStyle w:val="8"/>
           <w:rFonts w:hint="default" w:ascii="Arial" w:hAnsi="Arial" w:eastAsia="SimSun" w:cs="Arial"/>
           <w:b/>
           <w:bCs/>
@@ -508,7 +508,7 @@
       </w:pPr>
       <w:r>
         <w:rPr>
-          <w:rStyle w:val="7"/>
+          <w:rStyle w:val="8"/>
           <w:rFonts w:hint="default" w:ascii="Arial" w:hAnsi="Arial" w:eastAsia="SimSun" w:cs="Arial"/>
           <w:b/>
           <w:bCs/>
@@ -521,7 +521,7 @@
       </w:r>
       <w:r>
         <w:rPr>
-          <w:rStyle w:val="7"/>
+          <w:rStyle w:val="8"/>
           <w:rFonts w:hint="default" w:ascii="Arial" w:hAnsi="Arial" w:eastAsia="SimSun" w:cs="Arial"/>
           <w:b/>
           <w:bCs/>
@@ -900,7 +900,7 @@
       </w:pPr>
       <w:r>
         <w:rPr>
-          <w:rStyle w:val="5"/>
+          <w:rStyle w:val="6"/>
           <w:rFonts w:hint="default" w:ascii="Arial" w:hAnsi="Arial" w:eastAsia="SimSun" w:cs="Arial"/>
           <w:b/>
           <w:bCs/>
@@ -1323,7 +1323,7 @@
       </w:pPr>
       <w:r>
         <w:rPr>
-          <w:rStyle w:val="5"/>
+          <w:rStyle w:val="6"/>
           <w:rFonts w:hint="default" w:ascii="Arial" w:hAnsi="Arial" w:eastAsia="SimSun" w:cs="Arial"/>
           <w:b/>
           <w:bCs/>
@@ -2796,7 +2796,7 @@
         <w:suppressLineNumbers w:val="0"/>
         <w:jc w:val="left"/>
         <w:rPr>
-          <w:rStyle w:val="7"/>
+          <w:rStyle w:val="8"/>
           <w:rFonts w:hint="default" w:ascii="Arial" w:hAnsi="Arial" w:eastAsia="SimSun" w:cs="Arial"/>
           <w:b/>
           <w:bCs/>
@@ -2815,7 +2815,7 @@
         <w:suppressLineNumbers w:val="0"/>
         <w:jc w:val="left"/>
         <w:rPr>
-          <w:rStyle w:val="7"/>
+          <w:rStyle w:val="8"/>
           <w:rFonts w:hint="default" w:ascii="Arial" w:hAnsi="Arial" w:eastAsia="SimSun" w:cs="Arial"/>
           <w:b/>
           <w:bCs/>
@@ -2834,7 +2834,7 @@
         <w:suppressLineNumbers w:val="0"/>
         <w:jc w:val="left"/>
         <w:rPr>
-          <w:rStyle w:val="7"/>
+          <w:rStyle w:val="8"/>
           <w:rFonts w:hint="default" w:ascii="Arial" w:hAnsi="Arial" w:eastAsia="SimSun" w:cs="Arial"/>
           <w:b/>
           <w:bCs/>
@@ -2846,7 +2846,7 @@
       </w:pPr>
       <w:r>
         <w:rPr>
-          <w:rStyle w:val="7"/>
+          <w:rStyle w:val="8"/>
           <w:rFonts w:hint="default" w:ascii="Arial" w:hAnsi="Arial" w:eastAsia="SimSun" w:cs="Arial"/>
           <w:b/>
           <w:bCs/>
@@ -2859,7 +2859,7 @@
       </w:r>
       <w:r>
         <w:rPr>
-          <w:rStyle w:val="7"/>
+          <w:rStyle w:val="8"/>
           <w:rFonts w:hint="default" w:ascii="Arial" w:hAnsi="Arial" w:eastAsia="SimSun" w:cs="Arial"/>
           <w:b/>
           <w:bCs/>
@@ -2879,7 +2879,7 @@
         <w:suppressLineNumbers w:val="0"/>
         <w:jc w:val="left"/>
         <w:rPr>
-          <w:rStyle w:val="7"/>
+          <w:rStyle w:val="8"/>
           <w:rFonts w:hint="default" w:ascii="Arial" w:hAnsi="Arial" w:eastAsia="SimSun" w:cs="Arial"/>
           <w:b/>
           <w:bCs/>
@@ -6136,7 +6136,4266 @@
           <w:szCs w:val="24"/>
           <w:lang w:val="pt-PT"/>
         </w:rPr>
-        <w:t xml:space="preserve"> grid-template-row: auto 100px 1fr repeat(2, 50px</w:t>
+        <w:t xml:space="preserve"> grid-template-row: auto 100px 1fr repeat(2, 50px);</w:t>
+      </w:r>
+    </w:p>
+    <w:p>
+      <w:pPr>
+        <w:keepNext w:val="0"/>
+        <w:keepLines w:val="0"/>
+        <w:widowControl/>
+        <w:numPr>
+          <w:numId w:val="0"/>
+        </w:numPr>
+        <w:suppressLineNumbers w:val="0"/>
+        <w:spacing w:line="360" w:lineRule="auto"/>
+        <w:jc w:val="left"/>
+        <w:rPr>
+          <w:rFonts w:hint="default" w:ascii="Arial" w:hAnsi="Arial" w:cs="Arial"/>
+          <w:b w:val="0"/>
+          <w:bCs w:val="0"/>
+          <w:i w:val="0"/>
+          <w:iCs w:val="0"/>
+          <w:sz w:val="24"/>
+          <w:szCs w:val="24"/>
+          <w:lang w:val="pt-PT"/>
+        </w:rPr>
+      </w:pPr>
+    </w:p>
+    <w:p>
+      <w:pPr>
+        <w:keepNext w:val="0"/>
+        <w:keepLines w:val="0"/>
+        <w:widowControl/>
+        <w:numPr>
+          <w:ilvl w:val="0"/>
+          <w:numId w:val="28"/>
+        </w:numPr>
+        <w:suppressLineNumbers w:val="0"/>
+        <w:spacing w:line="360" w:lineRule="auto"/>
+        <w:ind w:left="420" w:leftChars="0" w:hanging="420" w:firstLineChars="0"/>
+        <w:jc w:val="left"/>
+        <w:rPr>
+          <w:rFonts w:hint="default" w:ascii="Arial" w:hAnsi="Arial" w:cs="Arial"/>
+          <w:b w:val="0"/>
+          <w:bCs w:val="0"/>
+          <w:i w:val="0"/>
+          <w:iCs w:val="0"/>
+          <w:sz w:val="24"/>
+          <w:szCs w:val="24"/>
+          <w:lang w:val="pt-PT"/>
+        </w:rPr>
+      </w:pPr>
+      <w:r>
+        <w:rPr>
+          <w:rFonts w:hint="default" w:ascii="Arial" w:hAnsi="Arial" w:cs="Arial"/>
+          <w:b/>
+          <w:bCs/>
+          <w:i w:val="0"/>
+          <w:iCs w:val="0"/>
+          <w:sz w:val="24"/>
+          <w:szCs w:val="24"/>
+          <w:lang w:val="pt-PT"/>
+        </w:rPr>
+        <w:t xml:space="preserve">grid-template-columns </w:t>
+      </w:r>
+      <w:r>
+        <w:rPr>
+          <w:rFonts w:hint="default" w:ascii="Arial" w:hAnsi="Arial" w:cs="Arial"/>
+          <w:b w:val="0"/>
+          <w:bCs w:val="0"/>
+          <w:i w:val="0"/>
+          <w:iCs w:val="0"/>
+          <w:sz w:val="24"/>
+          <w:szCs w:val="24"/>
+          <w:lang w:val="pt-PT"/>
+        </w:rPr>
+        <w:t>- Define o número de colunas do contêiner, assume os seguintes valores:</w:t>
+      </w:r>
+    </w:p>
+    <w:p>
+      <w:pPr>
+        <w:keepNext w:val="0"/>
+        <w:keepLines w:val="0"/>
+        <w:widowControl/>
+        <w:numPr>
+          <w:ilvl w:val="0"/>
+          <w:numId w:val="29"/>
+        </w:numPr>
+        <w:suppressLineNumbers w:val="0"/>
+        <w:spacing w:line="360" w:lineRule="auto"/>
+        <w:ind w:left="845" w:leftChars="0" w:hanging="425" w:firstLineChars="0"/>
+        <w:jc w:val="left"/>
+        <w:rPr>
+          <w:rFonts w:hint="default" w:ascii="Arial" w:hAnsi="Arial" w:cs="Arial"/>
+          <w:b w:val="0"/>
+          <w:bCs w:val="0"/>
+          <w:i w:val="0"/>
+          <w:iCs w:val="0"/>
+          <w:sz w:val="24"/>
+          <w:szCs w:val="24"/>
+          <w:lang w:val="pt-PT"/>
+        </w:rPr>
+      </w:pPr>
+      <w:r>
+        <w:rPr>
+          <w:rFonts w:hint="default" w:ascii="Arial" w:hAnsi="Arial" w:cs="Arial"/>
+          <w:b/>
+          <w:bCs/>
+          <w:i w:val="0"/>
+          <w:iCs w:val="0"/>
+          <w:sz w:val="24"/>
+          <w:szCs w:val="24"/>
+          <w:lang w:val="pt-PT"/>
+        </w:rPr>
+        <w:t xml:space="preserve">auto </w:t>
+      </w:r>
+      <w:r>
+        <w:rPr>
+          <w:rFonts w:hint="default" w:ascii="Arial" w:hAnsi="Arial" w:cs="Arial"/>
+          <w:b w:val="0"/>
+          <w:bCs w:val="0"/>
+          <w:i w:val="0"/>
+          <w:iCs w:val="0"/>
+          <w:sz w:val="24"/>
+          <w:szCs w:val="24"/>
+          <w:lang w:val="pt-PT"/>
+        </w:rPr>
+        <w:t>- O tamanho da  coluna é determinado pelo conteúdo do item;</w:t>
+      </w:r>
+    </w:p>
+    <w:p>
+      <w:pPr>
+        <w:keepNext w:val="0"/>
+        <w:keepLines w:val="0"/>
+        <w:widowControl/>
+        <w:numPr>
+          <w:ilvl w:val="0"/>
+          <w:numId w:val="29"/>
+        </w:numPr>
+        <w:suppressLineNumbers w:val="0"/>
+        <w:spacing w:line="360" w:lineRule="auto"/>
+        <w:ind w:left="845" w:leftChars="0" w:hanging="425" w:firstLineChars="0"/>
+        <w:jc w:val="left"/>
+        <w:rPr>
+          <w:rFonts w:hint="default" w:ascii="Arial" w:hAnsi="Arial" w:cs="Arial"/>
+          <w:b w:val="0"/>
+          <w:bCs w:val="0"/>
+          <w:i w:val="0"/>
+          <w:iCs w:val="0"/>
+          <w:sz w:val="24"/>
+          <w:szCs w:val="24"/>
+          <w:lang w:val="pt-PT"/>
+        </w:rPr>
+      </w:pPr>
+      <w:r>
+        <w:rPr>
+          <w:rFonts w:hint="default" w:ascii="Arial" w:hAnsi="Arial" w:cs="Arial"/>
+          <w:b/>
+          <w:bCs/>
+          <w:i w:val="0"/>
+          <w:iCs w:val="0"/>
+          <w:sz w:val="24"/>
+          <w:szCs w:val="24"/>
+          <w:lang w:val="pt-PT"/>
+        </w:rPr>
+        <w:t>Valores de comprimento absoluto:</w:t>
+      </w:r>
+      <w:r>
+        <w:rPr>
+          <w:rFonts w:hint="default" w:ascii="Arial" w:hAnsi="Arial" w:cs="Arial"/>
+          <w:b w:val="0"/>
+          <w:bCs w:val="0"/>
+          <w:i w:val="0"/>
+          <w:iCs w:val="0"/>
+          <w:sz w:val="24"/>
+          <w:szCs w:val="24"/>
+          <w:lang w:val="pt-PT"/>
+        </w:rPr>
+        <w:t xml:space="preserve"> px, em, rem e etc;</w:t>
+      </w:r>
+    </w:p>
+    <w:p>
+      <w:pPr>
+        <w:keepNext w:val="0"/>
+        <w:keepLines w:val="0"/>
+        <w:widowControl/>
+        <w:numPr>
+          <w:ilvl w:val="0"/>
+          <w:numId w:val="29"/>
+        </w:numPr>
+        <w:suppressLineNumbers w:val="0"/>
+        <w:spacing w:line="360" w:lineRule="auto"/>
+        <w:ind w:left="845" w:leftChars="0" w:hanging="425" w:firstLineChars="0"/>
+        <w:jc w:val="left"/>
+        <w:rPr>
+          <w:rFonts w:hint="default" w:ascii="Arial" w:hAnsi="Arial" w:cs="Arial"/>
+          <w:b w:val="0"/>
+          <w:bCs w:val="0"/>
+          <w:i w:val="0"/>
+          <w:iCs w:val="0"/>
+          <w:sz w:val="24"/>
+          <w:szCs w:val="24"/>
+          <w:lang w:val="pt-PT"/>
+        </w:rPr>
+      </w:pPr>
+      <w:r>
+        <w:rPr>
+          <w:rFonts w:hint="default" w:ascii="Arial" w:hAnsi="Arial" w:cs="Arial"/>
+          <w:b/>
+          <w:bCs/>
+          <w:i w:val="0"/>
+          <w:iCs w:val="0"/>
+          <w:sz w:val="24"/>
+          <w:szCs w:val="24"/>
+          <w:lang w:val="pt-PT"/>
+        </w:rPr>
+        <w:t xml:space="preserve">Percentagens(%): </w:t>
+      </w:r>
+      <w:r>
+        <w:rPr>
+          <w:rFonts w:hint="default" w:ascii="Arial" w:hAnsi="Arial" w:cs="Arial"/>
+          <w:b w:val="0"/>
+          <w:bCs w:val="0"/>
+          <w:i w:val="0"/>
+          <w:iCs w:val="0"/>
+          <w:sz w:val="24"/>
+          <w:szCs w:val="24"/>
+          <w:lang w:val="pt-PT"/>
+        </w:rPr>
+        <w:t>relativa ao tamanho do contêiner da grade;</w:t>
+      </w:r>
+    </w:p>
+    <w:p>
+      <w:pPr>
+        <w:keepNext w:val="0"/>
+        <w:keepLines w:val="0"/>
+        <w:widowControl/>
+        <w:numPr>
+          <w:ilvl w:val="0"/>
+          <w:numId w:val="29"/>
+        </w:numPr>
+        <w:suppressLineNumbers w:val="0"/>
+        <w:spacing w:line="360" w:lineRule="auto"/>
+        <w:ind w:left="845" w:leftChars="0" w:hanging="425" w:firstLineChars="0"/>
+        <w:jc w:val="left"/>
+        <w:rPr>
+          <w:rFonts w:hint="default" w:ascii="Arial" w:hAnsi="Arial" w:cs="Arial"/>
+          <w:b w:val="0"/>
+          <w:bCs w:val="0"/>
+          <w:i w:val="0"/>
+          <w:iCs w:val="0"/>
+          <w:sz w:val="24"/>
+          <w:szCs w:val="24"/>
+          <w:lang w:val="pt-PT"/>
+        </w:rPr>
+      </w:pPr>
+      <w:r>
+        <w:rPr>
+          <w:rFonts w:hint="default" w:ascii="Arial" w:hAnsi="Arial" w:cs="Arial"/>
+          <w:b/>
+          <w:bCs/>
+          <w:i w:val="0"/>
+          <w:iCs w:val="0"/>
+          <w:sz w:val="24"/>
+          <w:szCs w:val="24"/>
+          <w:lang w:val="pt-PT"/>
+        </w:rPr>
+        <w:t xml:space="preserve">Unidade flexivel (fr): </w:t>
+      </w:r>
+      <w:r>
+        <w:rPr>
+          <w:rFonts w:hint="default" w:ascii="Arial" w:hAnsi="Arial" w:cs="Arial"/>
+          <w:b w:val="0"/>
+          <w:bCs w:val="0"/>
+          <w:i w:val="0"/>
+          <w:iCs w:val="0"/>
+          <w:sz w:val="24"/>
+          <w:szCs w:val="24"/>
+          <w:lang w:val="pt-PT"/>
+        </w:rPr>
+        <w:t>uma unidade de espaço fracionário que destribui o espaço restante proporcionalmente;</w:t>
+      </w:r>
+    </w:p>
+    <w:p>
+      <w:pPr>
+        <w:keepNext w:val="0"/>
+        <w:keepLines w:val="0"/>
+        <w:widowControl/>
+        <w:numPr>
+          <w:ilvl w:val="0"/>
+          <w:numId w:val="29"/>
+        </w:numPr>
+        <w:suppressLineNumbers w:val="0"/>
+        <w:spacing w:line="360" w:lineRule="auto"/>
+        <w:ind w:left="845" w:leftChars="0" w:hanging="425" w:firstLineChars="0"/>
+        <w:jc w:val="left"/>
+        <w:rPr>
+          <w:rFonts w:hint="default" w:ascii="Arial" w:hAnsi="Arial" w:cs="Arial"/>
+          <w:b w:val="0"/>
+          <w:bCs w:val="0"/>
+          <w:i w:val="0"/>
+          <w:iCs w:val="0"/>
+          <w:sz w:val="24"/>
+          <w:szCs w:val="24"/>
+          <w:lang w:val="pt-PT"/>
+        </w:rPr>
+      </w:pPr>
+      <w:r>
+        <w:rPr>
+          <w:rFonts w:hint="default" w:ascii="Arial" w:hAnsi="Arial" w:cs="Arial"/>
+          <w:b/>
+          <w:bCs/>
+          <w:i w:val="0"/>
+          <w:iCs w:val="0"/>
+          <w:sz w:val="24"/>
+          <w:szCs w:val="24"/>
+          <w:lang w:val="pt-PT"/>
+        </w:rPr>
+        <w:t>Função repeat()</w:t>
+      </w:r>
+      <w:r>
+        <w:rPr>
+          <w:rFonts w:hint="default" w:ascii="Arial" w:hAnsi="Arial" w:cs="Arial"/>
+          <w:b w:val="0"/>
+          <w:bCs w:val="0"/>
+          <w:i w:val="0"/>
+          <w:iCs w:val="0"/>
+          <w:sz w:val="24"/>
+          <w:szCs w:val="24"/>
+          <w:lang w:val="pt-PT"/>
+        </w:rPr>
+        <w:t xml:space="preserve"> - uma fução para repetir um padrão de colunas ou linhas de forma concisa.</w:t>
+      </w:r>
+    </w:p>
+    <w:p>
+      <w:pPr>
+        <w:keepNext w:val="0"/>
+        <w:keepLines w:val="0"/>
+        <w:widowControl/>
+        <w:numPr>
+          <w:ilvl w:val="0"/>
+          <w:numId w:val="0"/>
+        </w:numPr>
+        <w:suppressLineNumbers w:val="0"/>
+        <w:spacing w:line="360" w:lineRule="auto"/>
+        <w:ind w:left="720" w:leftChars="0"/>
+        <w:jc w:val="left"/>
+        <w:rPr>
+          <w:rFonts w:hint="default" w:ascii="Arial" w:hAnsi="Arial" w:cs="Arial"/>
+          <w:b w:val="0"/>
+          <w:bCs w:val="0"/>
+          <w:i w:val="0"/>
+          <w:iCs w:val="0"/>
+          <w:sz w:val="24"/>
+          <w:szCs w:val="24"/>
+          <w:lang w:val="pt-PT"/>
+        </w:rPr>
+      </w:pPr>
+      <w:r>
+        <w:rPr>
+          <w:rFonts w:hint="default" w:ascii="Arial" w:hAnsi="Arial" w:cs="Arial"/>
+          <w:b/>
+          <w:bCs/>
+          <w:i w:val="0"/>
+          <w:iCs w:val="0"/>
+          <w:sz w:val="24"/>
+          <w:szCs w:val="24"/>
+          <w:lang w:val="pt-PT"/>
+        </w:rPr>
+        <w:t>Ex:</w:t>
+      </w:r>
+      <w:r>
+        <w:rPr>
+          <w:rFonts w:hint="default" w:ascii="Arial" w:hAnsi="Arial" w:cs="Arial"/>
+          <w:b w:val="0"/>
+          <w:bCs w:val="0"/>
+          <w:i w:val="0"/>
+          <w:iCs w:val="0"/>
+          <w:sz w:val="24"/>
+          <w:szCs w:val="24"/>
+          <w:lang w:val="pt-PT"/>
+        </w:rPr>
+        <w:t xml:space="preserve"> grid-template-columns: auto 100px 1fr repeat(2, 50px);</w:t>
+      </w:r>
+    </w:p>
+    <w:p>
+      <w:pPr>
+        <w:keepNext w:val="0"/>
+        <w:keepLines w:val="0"/>
+        <w:widowControl/>
+        <w:numPr>
+          <w:numId w:val="0"/>
+        </w:numPr>
+        <w:suppressLineNumbers w:val="0"/>
+        <w:spacing w:line="360" w:lineRule="auto"/>
+        <w:jc w:val="left"/>
+        <w:rPr>
+          <w:rFonts w:hint="default" w:ascii="Arial" w:hAnsi="Arial" w:cs="Arial"/>
+          <w:b w:val="0"/>
+          <w:bCs w:val="0"/>
+          <w:i w:val="0"/>
+          <w:iCs w:val="0"/>
+          <w:sz w:val="24"/>
+          <w:szCs w:val="24"/>
+          <w:lang w:val="pt-PT"/>
+        </w:rPr>
+      </w:pPr>
+    </w:p>
+    <w:p>
+      <w:pPr>
+        <w:keepNext w:val="0"/>
+        <w:keepLines w:val="0"/>
+        <w:widowControl/>
+        <w:numPr>
+          <w:ilvl w:val="0"/>
+          <w:numId w:val="30"/>
+        </w:numPr>
+        <w:suppressLineNumbers w:val="0"/>
+        <w:ind w:left="420" w:leftChars="0" w:hanging="420" w:firstLineChars="0"/>
+        <w:jc w:val="left"/>
+        <w:rPr>
+          <w:rFonts w:hint="default" w:ascii="Arial" w:hAnsi="Arial" w:cs="Arial"/>
+          <w:sz w:val="24"/>
+          <w:szCs w:val="24"/>
+          <w:lang w:val="pt-PT"/>
+        </w:rPr>
+      </w:pPr>
+      <w:r>
+        <w:rPr>
+          <w:rFonts w:hint="default" w:ascii="Arial" w:hAnsi="Arial" w:cs="Arial"/>
+          <w:b/>
+          <w:bCs/>
+          <w:i w:val="0"/>
+          <w:iCs w:val="0"/>
+          <w:sz w:val="24"/>
+          <w:szCs w:val="24"/>
+          <w:lang w:val="pt-PT"/>
+        </w:rPr>
+        <w:t xml:space="preserve">grid-template </w:t>
+      </w:r>
+      <w:r>
+        <w:rPr>
+          <w:rFonts w:hint="default" w:ascii="Arial" w:hAnsi="Arial" w:cs="Arial"/>
+          <w:b w:val="0"/>
+          <w:bCs w:val="0"/>
+          <w:i w:val="0"/>
+          <w:iCs w:val="0"/>
+          <w:sz w:val="24"/>
+          <w:szCs w:val="24"/>
+          <w:lang w:val="pt-PT"/>
+        </w:rPr>
+        <w:t>- é o shorthand das propriedades grid-template-rows e grid-template-columns:</w:t>
+      </w:r>
+    </w:p>
+    <w:p>
+      <w:pPr>
+        <w:keepNext w:val="0"/>
+        <w:keepLines w:val="0"/>
+        <w:widowControl/>
+        <w:numPr>
+          <w:ilvl w:val="0"/>
+          <w:numId w:val="31"/>
+        </w:numPr>
+        <w:suppressLineNumbers w:val="0"/>
+        <w:ind w:left="840" w:leftChars="0" w:hanging="420" w:firstLineChars="0"/>
+        <w:jc w:val="left"/>
+        <w:rPr>
+          <w:rFonts w:hint="default" w:ascii="Arial" w:hAnsi="Arial" w:cs="Arial"/>
+          <w:sz w:val="24"/>
+          <w:szCs w:val="24"/>
+          <w:lang w:val="pt-PT"/>
+        </w:rPr>
+      </w:pPr>
+      <w:r>
+        <w:rPr>
+          <w:rFonts w:hint="default" w:ascii="Arial" w:hAnsi="Arial" w:cs="Arial"/>
+          <w:b/>
+          <w:bCs/>
+          <w:i w:val="0"/>
+          <w:iCs w:val="0"/>
+          <w:sz w:val="24"/>
+          <w:szCs w:val="24"/>
+          <w:lang w:val="pt-PT"/>
+        </w:rPr>
+        <w:t>Sintaxe:</w:t>
+      </w:r>
+      <w:r>
+        <w:rPr>
+          <w:rFonts w:hint="default" w:ascii="Arial" w:hAnsi="Arial" w:cs="Arial"/>
+          <w:b w:val="0"/>
+          <w:bCs w:val="0"/>
+          <w:i w:val="0"/>
+          <w:iCs w:val="0"/>
+          <w:sz w:val="24"/>
+          <w:szCs w:val="24"/>
+          <w:lang w:val="pt-PT"/>
+        </w:rPr>
+        <w:t xml:space="preserve"> </w:t>
+      </w:r>
+      <w:r>
+        <w:rPr>
+          <w:rFonts w:hint="default" w:ascii="Arial" w:hAnsi="Arial" w:cs="Arial"/>
+          <w:b w:val="0"/>
+          <w:bCs w:val="0"/>
+          <w:i/>
+          <w:iCs/>
+          <w:sz w:val="24"/>
+          <w:szCs w:val="24"/>
+          <w:lang w:val="pt-PT"/>
+        </w:rPr>
+        <w:t>grid-template: [</w:t>
+      </w:r>
+      <w:r>
+        <w:rPr>
+          <w:rFonts w:hint="default" w:ascii="Arial" w:hAnsi="Arial" w:cs="Arial"/>
+          <w:b w:val="0"/>
+          <w:bCs w:val="0"/>
+          <w:i/>
+          <w:iCs/>
+          <w:sz w:val="24"/>
+          <w:szCs w:val="24"/>
+          <w:lang w:val="pt-PT"/>
+        </w:rPr>
+        <w:t>grid-template-rows</w:t>
+      </w:r>
+      <w:r>
+        <w:rPr>
+          <w:rFonts w:hint="default" w:ascii="Arial" w:hAnsi="Arial" w:cs="Arial"/>
+          <w:b w:val="0"/>
+          <w:bCs w:val="0"/>
+          <w:i/>
+          <w:iCs/>
+          <w:sz w:val="24"/>
+          <w:szCs w:val="24"/>
+          <w:lang w:val="pt-PT"/>
+        </w:rPr>
+        <w:t>] / [</w:t>
+      </w:r>
+      <w:r>
+        <w:rPr>
+          <w:rFonts w:hint="default" w:ascii="Arial" w:hAnsi="Arial" w:cs="Arial"/>
+          <w:b w:val="0"/>
+          <w:bCs w:val="0"/>
+          <w:i/>
+          <w:iCs/>
+          <w:sz w:val="24"/>
+          <w:szCs w:val="24"/>
+          <w:lang w:val="pt-PT"/>
+        </w:rPr>
+        <w:t>grid-template-columns</w:t>
+      </w:r>
+      <w:r>
+        <w:rPr>
+          <w:rFonts w:hint="default" w:ascii="Arial" w:hAnsi="Arial" w:cs="Arial"/>
+          <w:b w:val="0"/>
+          <w:bCs w:val="0"/>
+          <w:i/>
+          <w:iCs/>
+          <w:sz w:val="24"/>
+          <w:szCs w:val="24"/>
+          <w:lang w:val="pt-PT"/>
+        </w:rPr>
+        <w:t>];</w:t>
+      </w:r>
+    </w:p>
+    <w:p>
+      <w:pPr>
+        <w:keepNext w:val="0"/>
+        <w:keepLines w:val="0"/>
+        <w:widowControl/>
+        <w:numPr>
+          <w:ilvl w:val="0"/>
+          <w:numId w:val="31"/>
+        </w:numPr>
+        <w:suppressLineNumbers w:val="0"/>
+        <w:ind w:left="840" w:leftChars="0" w:hanging="420" w:firstLineChars="0"/>
+        <w:jc w:val="left"/>
+        <w:rPr>
+          <w:rFonts w:hint="default" w:ascii="Arial" w:hAnsi="Arial" w:cs="Arial"/>
+          <w:sz w:val="24"/>
+          <w:szCs w:val="24"/>
+          <w:lang w:val="pt-PT"/>
+        </w:rPr>
+      </w:pPr>
+      <w:r>
+        <w:rPr>
+          <w:rFonts w:hint="default" w:ascii="Arial" w:hAnsi="Arial" w:cs="Arial"/>
+          <w:b/>
+          <w:bCs/>
+          <w:i w:val="0"/>
+          <w:iCs w:val="0"/>
+          <w:sz w:val="24"/>
+          <w:szCs w:val="24"/>
+          <w:lang w:val="pt-PT"/>
+        </w:rPr>
+        <w:t xml:space="preserve">Ex: </w:t>
+      </w:r>
+      <w:r>
+        <w:rPr>
+          <w:rFonts w:hint="default" w:ascii="Arial" w:hAnsi="Arial" w:cs="Arial"/>
+          <w:b w:val="0"/>
+          <w:bCs w:val="0"/>
+          <w:i/>
+          <w:iCs/>
+          <w:sz w:val="24"/>
+          <w:szCs w:val="24"/>
+          <w:lang w:val="pt-PT"/>
+        </w:rPr>
+        <w:t>grid-template: 100px 100px 100px / auto auto auto;</w:t>
+      </w:r>
+    </w:p>
+    <w:p>
+      <w:pPr>
+        <w:keepNext w:val="0"/>
+        <w:keepLines w:val="0"/>
+        <w:widowControl/>
+        <w:numPr>
+          <w:numId w:val="0"/>
+        </w:numPr>
+        <w:suppressLineNumbers w:val="0"/>
+        <w:spacing w:line="360" w:lineRule="auto"/>
+        <w:ind w:leftChars="0"/>
+        <w:jc w:val="left"/>
+        <w:rPr>
+          <w:rFonts w:hint="default" w:ascii="Arial" w:hAnsi="Arial" w:cs="Arial"/>
+          <w:b w:val="0"/>
+          <w:bCs w:val="0"/>
+          <w:i w:val="0"/>
+          <w:iCs w:val="0"/>
+          <w:sz w:val="24"/>
+          <w:szCs w:val="24"/>
+          <w:lang w:val="pt-PT"/>
+        </w:rPr>
+      </w:pPr>
+    </w:p>
+    <w:p>
+      <w:pPr>
+        <w:keepNext w:val="0"/>
+        <w:keepLines w:val="0"/>
+        <w:widowControl/>
+        <w:numPr>
+          <w:ilvl w:val="0"/>
+          <w:numId w:val="32"/>
+        </w:numPr>
+        <w:suppressLineNumbers w:val="0"/>
+        <w:spacing w:line="360" w:lineRule="auto"/>
+        <w:ind w:left="420" w:leftChars="0" w:hanging="420" w:firstLineChars="0"/>
+        <w:jc w:val="left"/>
+        <w:rPr>
+          <w:rFonts w:hint="default" w:ascii="Arial" w:hAnsi="Arial" w:cs="Arial"/>
+          <w:b w:val="0"/>
+          <w:bCs w:val="0"/>
+          <w:i w:val="0"/>
+          <w:iCs w:val="0"/>
+          <w:sz w:val="24"/>
+          <w:szCs w:val="24"/>
+          <w:lang w:val="pt-PT"/>
+        </w:rPr>
+      </w:pPr>
+      <w:r>
+        <w:rPr>
+          <w:rFonts w:hint="default" w:ascii="Arial" w:hAnsi="Arial" w:cs="Arial"/>
+          <w:b/>
+          <w:bCs/>
+          <w:i w:val="0"/>
+          <w:iCs w:val="0"/>
+          <w:sz w:val="24"/>
+          <w:szCs w:val="24"/>
+          <w:lang w:val="pt-PT"/>
+        </w:rPr>
+        <w:t xml:space="preserve">grid-auto-flow </w:t>
+      </w:r>
+      <w:r>
+        <w:rPr>
+          <w:rFonts w:hint="default" w:ascii="Arial" w:hAnsi="Arial" w:cs="Arial"/>
+          <w:b w:val="0"/>
+          <w:bCs w:val="0"/>
+          <w:i w:val="0"/>
+          <w:iCs w:val="0"/>
+          <w:sz w:val="24"/>
+          <w:szCs w:val="24"/>
+          <w:lang w:val="pt-PT"/>
+        </w:rPr>
+        <w:t>- define a estrutura dos itens das grade:</w:t>
+      </w:r>
+    </w:p>
+    <w:p>
+      <w:pPr>
+        <w:keepNext w:val="0"/>
+        <w:keepLines w:val="0"/>
+        <w:widowControl/>
+        <w:numPr>
+          <w:ilvl w:val="0"/>
+          <w:numId w:val="33"/>
+        </w:numPr>
+        <w:suppressLineNumbers w:val="0"/>
+        <w:spacing w:line="360" w:lineRule="auto"/>
+        <w:ind w:left="840" w:leftChars="0" w:hanging="420" w:firstLineChars="0"/>
+        <w:jc w:val="left"/>
+        <w:rPr>
+          <w:rFonts w:hint="default" w:ascii="Arial" w:hAnsi="Arial" w:cs="Arial"/>
+          <w:b w:val="0"/>
+          <w:bCs w:val="0"/>
+          <w:i w:val="0"/>
+          <w:iCs w:val="0"/>
+          <w:sz w:val="24"/>
+          <w:szCs w:val="24"/>
+          <w:lang w:val="pt-PT"/>
+        </w:rPr>
+      </w:pPr>
+      <w:r>
+        <w:rPr>
+          <w:rFonts w:hint="default" w:ascii="Arial" w:hAnsi="Arial" w:cs="Arial"/>
+          <w:b/>
+          <w:bCs/>
+          <w:i w:val="0"/>
+          <w:iCs w:val="0"/>
+          <w:sz w:val="24"/>
+          <w:szCs w:val="24"/>
+          <w:lang w:val="pt-PT"/>
+        </w:rPr>
+        <w:t xml:space="preserve">Valores </w:t>
+      </w:r>
+      <w:r>
+        <w:rPr>
+          <w:rFonts w:hint="default" w:ascii="Arial" w:hAnsi="Arial" w:cs="Arial"/>
+          <w:b w:val="0"/>
+          <w:bCs w:val="0"/>
+          <w:i w:val="0"/>
+          <w:iCs w:val="0"/>
+          <w:sz w:val="24"/>
+          <w:szCs w:val="24"/>
+          <w:lang w:val="pt-PT"/>
+        </w:rPr>
+        <w:t>- assume 2 valores row(padrão) e column.</w:t>
+      </w:r>
+    </w:p>
+    <w:p>
+      <w:pPr>
+        <w:keepNext w:val="0"/>
+        <w:keepLines w:val="0"/>
+        <w:widowControl/>
+        <w:numPr>
+          <w:ilvl w:val="0"/>
+          <w:numId w:val="33"/>
+        </w:numPr>
+        <w:suppressLineNumbers w:val="0"/>
+        <w:spacing w:line="360" w:lineRule="auto"/>
+        <w:ind w:left="840" w:leftChars="0" w:hanging="420" w:firstLineChars="0"/>
+        <w:jc w:val="left"/>
+        <w:rPr>
+          <w:rFonts w:hint="default" w:ascii="Arial" w:hAnsi="Arial" w:cs="Arial"/>
+          <w:b/>
+          <w:bCs/>
+          <w:i/>
+          <w:iCs/>
+          <w:sz w:val="24"/>
+          <w:szCs w:val="24"/>
+          <w:lang w:val="pt-PT"/>
+        </w:rPr>
+      </w:pPr>
+      <w:r>
+        <w:rPr>
+          <w:rFonts w:hint="default" w:ascii="Arial" w:hAnsi="Arial" w:cs="Arial"/>
+          <w:b/>
+          <w:bCs/>
+          <w:i w:val="0"/>
+          <w:iCs w:val="0"/>
+          <w:sz w:val="24"/>
+          <w:szCs w:val="24"/>
+          <w:lang w:val="pt-PT"/>
+        </w:rPr>
+        <w:t xml:space="preserve">Ex: </w:t>
+      </w:r>
+      <w:r>
+        <w:rPr>
+          <w:rFonts w:hint="default" w:ascii="Arial" w:hAnsi="Arial" w:cs="Arial"/>
+          <w:b w:val="0"/>
+          <w:bCs w:val="0"/>
+          <w:i/>
+          <w:iCs/>
+          <w:sz w:val="24"/>
+          <w:szCs w:val="24"/>
+          <w:lang w:val="pt-PT"/>
+        </w:rPr>
+        <w:t>grid-auto-flow: column;</w:t>
+      </w:r>
+    </w:p>
+    <w:p>
+      <w:pPr>
+        <w:keepNext w:val="0"/>
+        <w:keepLines w:val="0"/>
+        <w:widowControl/>
+        <w:numPr>
+          <w:ilvl w:val="0"/>
+          <w:numId w:val="30"/>
+        </w:numPr>
+        <w:suppressLineNumbers w:val="0"/>
+        <w:ind w:left="420" w:leftChars="0" w:hanging="420" w:firstLineChars="0"/>
+        <w:jc w:val="left"/>
+        <w:rPr>
+          <w:rFonts w:hint="default" w:ascii="Arial" w:hAnsi="Arial" w:cs="Arial"/>
+          <w:b w:val="0"/>
+          <w:bCs w:val="0"/>
+          <w:i w:val="0"/>
+          <w:iCs w:val="0"/>
+          <w:sz w:val="24"/>
+          <w:szCs w:val="24"/>
+          <w:lang w:val="pt-PT"/>
+        </w:rPr>
+      </w:pPr>
+      <w:r>
+        <w:rPr>
+          <w:rFonts w:hint="default" w:ascii="Arial" w:hAnsi="Arial" w:cs="Arial"/>
+          <w:b/>
+          <w:bCs/>
+          <w:i w:val="0"/>
+          <w:iCs w:val="0"/>
+          <w:sz w:val="24"/>
+          <w:szCs w:val="24"/>
+          <w:lang w:val="pt-PT"/>
+        </w:rPr>
+        <w:t xml:space="preserve">grid-auto-rows </w:t>
+      </w:r>
+      <w:r>
+        <w:rPr>
+          <w:rFonts w:hint="default" w:ascii="Arial" w:hAnsi="Arial" w:cs="Arial"/>
+          <w:b w:val="0"/>
+          <w:bCs w:val="0"/>
+          <w:i w:val="0"/>
+          <w:iCs w:val="0"/>
+          <w:sz w:val="24"/>
+          <w:szCs w:val="24"/>
+          <w:lang w:val="pt-PT"/>
+        </w:rPr>
+        <w:t xml:space="preserve">- </w:t>
+      </w:r>
+      <w:r>
+        <w:rPr>
+          <w:rFonts w:hint="default" w:ascii="Arial" w:hAnsi="Arial" w:cs="Arial"/>
+          <w:sz w:val="24"/>
+          <w:szCs w:val="24"/>
+          <w:lang w:val="en-US" w:eastAsia="zh-CN"/>
+        </w:rPr>
+        <w:t>define o tamanho (altura) padrão das linhas criadas implicitamente. Ela é usada quando há mais itens no contêiner do que células disponíveis nas linhas definidas por grid-template-rows, garantindo que essas novas linhas automáticas tenham dimensões consistentes</w:t>
+      </w:r>
+      <w:r>
+        <w:rPr>
+          <w:rFonts w:hint="default" w:ascii="Arial" w:hAnsi="Arial" w:cs="Arial"/>
+          <w:sz w:val="24"/>
+          <w:szCs w:val="24"/>
+          <w:lang w:val="pt-PT" w:eastAsia="zh-CN"/>
+        </w:rPr>
+        <w:t>.</w:t>
+      </w:r>
+    </w:p>
+    <w:p>
+      <w:pPr>
+        <w:pStyle w:val="7"/>
+        <w:numPr>
+          <w:ilvl w:val="0"/>
+          <w:numId w:val="34"/>
+        </w:numPr>
+        <w:bidi w:val="0"/>
+        <w:ind w:left="840" w:leftChars="0" w:hanging="420" w:firstLineChars="0"/>
+        <w:rPr>
+          <w:rFonts w:hint="default" w:ascii="Arial" w:hAnsi="Arial" w:cs="Arial"/>
+          <w:sz w:val="24"/>
+          <w:szCs w:val="24"/>
+        </w:rPr>
+      </w:pPr>
+      <w:r>
+        <w:rPr>
+          <w:rFonts w:hint="default" w:ascii="Arial" w:hAnsi="Arial" w:cs="Arial"/>
+          <w:b/>
+          <w:bCs/>
+          <w:sz w:val="24"/>
+          <w:szCs w:val="24"/>
+        </w:rPr>
+        <w:t>Valores</w:t>
+      </w:r>
+      <w:r>
+        <w:rPr>
+          <w:rFonts w:hint="default" w:ascii="Arial" w:hAnsi="Arial" w:cs="Arial"/>
+          <w:sz w:val="24"/>
+          <w:szCs w:val="24"/>
+        </w:rPr>
+        <w:t>: Aceita unidades de tamanho como px, %, em, fr, ou auto.</w:t>
+      </w:r>
+    </w:p>
+    <w:p>
+      <w:pPr>
+        <w:pStyle w:val="7"/>
+        <w:numPr>
+          <w:numId w:val="0"/>
+        </w:numPr>
+        <w:bidi w:val="0"/>
+        <w:ind w:left="420" w:leftChars="0" w:right="0" w:rightChars="0"/>
+        <w:rPr>
+          <w:rFonts w:hint="default" w:ascii="Arial" w:hAnsi="Arial" w:cs="Arial"/>
+          <w:b w:val="0"/>
+          <w:bCs w:val="0"/>
+          <w:i/>
+          <w:iCs/>
+          <w:sz w:val="24"/>
+          <w:szCs w:val="24"/>
+          <w:lang w:val="pt-PT"/>
+        </w:rPr>
+      </w:pPr>
+      <w:r>
+        <w:rPr>
+          <w:rFonts w:hint="default" w:ascii="Arial" w:hAnsi="Arial" w:cs="Arial"/>
+          <w:b/>
+          <w:bCs/>
+          <w:sz w:val="24"/>
+          <w:szCs w:val="24"/>
+          <w:lang w:val="pt-PT"/>
+        </w:rPr>
+        <w:t xml:space="preserve">Ex: </w:t>
+      </w:r>
+      <w:r>
+        <w:rPr>
+          <w:rFonts w:hint="default" w:ascii="Arial" w:hAnsi="Arial" w:cs="Arial"/>
+          <w:b w:val="0"/>
+          <w:bCs w:val="0"/>
+          <w:i/>
+          <w:iCs/>
+          <w:sz w:val="24"/>
+          <w:szCs w:val="24"/>
+          <w:lang w:val="pt-PT"/>
+        </w:rPr>
+        <w:t>grid-auto-rows: 100px;</w:t>
+      </w:r>
+    </w:p>
+    <w:p>
+      <w:pPr>
+        <w:keepNext w:val="0"/>
+        <w:keepLines w:val="0"/>
+        <w:widowControl/>
+        <w:numPr>
+          <w:numId w:val="0"/>
+        </w:numPr>
+        <w:suppressLineNumbers w:val="0"/>
+        <w:spacing w:line="360" w:lineRule="auto"/>
+        <w:jc w:val="left"/>
+        <w:rPr>
+          <w:rFonts w:hint="default" w:ascii="Arial" w:hAnsi="Arial" w:cs="Arial"/>
+          <w:b w:val="0"/>
+          <w:bCs w:val="0"/>
+          <w:i w:val="0"/>
+          <w:iCs w:val="0"/>
+          <w:sz w:val="24"/>
+          <w:szCs w:val="24"/>
+          <w:lang w:val="pt-PT"/>
+        </w:rPr>
+      </w:pPr>
+    </w:p>
+    <w:p>
+      <w:pPr>
+        <w:keepNext w:val="0"/>
+        <w:keepLines w:val="0"/>
+        <w:widowControl/>
+        <w:numPr>
+          <w:ilvl w:val="0"/>
+          <w:numId w:val="30"/>
+        </w:numPr>
+        <w:suppressLineNumbers w:val="0"/>
+        <w:ind w:left="420" w:leftChars="0" w:hanging="420" w:firstLineChars="0"/>
+        <w:jc w:val="left"/>
+        <w:rPr>
+          <w:rFonts w:hint="default" w:ascii="Arial" w:hAnsi="Arial" w:cs="Arial"/>
+          <w:b w:val="0"/>
+          <w:bCs w:val="0"/>
+          <w:i w:val="0"/>
+          <w:iCs w:val="0"/>
+          <w:sz w:val="24"/>
+          <w:szCs w:val="24"/>
+          <w:lang w:val="pt-PT"/>
+        </w:rPr>
+      </w:pPr>
+      <w:r>
+        <w:rPr>
+          <w:rFonts w:hint="default" w:ascii="Arial" w:hAnsi="Arial" w:cs="Arial"/>
+          <w:b/>
+          <w:bCs/>
+          <w:i w:val="0"/>
+          <w:iCs w:val="0"/>
+          <w:sz w:val="24"/>
+          <w:szCs w:val="24"/>
+          <w:lang w:val="pt-PT"/>
+        </w:rPr>
+        <w:t xml:space="preserve">grid-auto-columns </w:t>
+      </w:r>
+      <w:r>
+        <w:rPr>
+          <w:rFonts w:hint="default" w:ascii="Arial" w:hAnsi="Arial" w:cs="Arial"/>
+          <w:b w:val="0"/>
+          <w:bCs w:val="0"/>
+          <w:i w:val="0"/>
+          <w:iCs w:val="0"/>
+          <w:sz w:val="24"/>
+          <w:szCs w:val="24"/>
+          <w:lang w:val="pt-PT"/>
+        </w:rPr>
+        <w:t xml:space="preserve">- </w:t>
+      </w:r>
+      <w:r>
+        <w:rPr>
+          <w:rFonts w:hint="default" w:ascii="Arial" w:hAnsi="Arial" w:cs="Arial"/>
+          <w:sz w:val="24"/>
+          <w:szCs w:val="24"/>
+          <w:lang w:val="en-US" w:eastAsia="zh-CN"/>
+        </w:rPr>
+        <w:t xml:space="preserve">define o tamanho (altura) padrão das </w:t>
+      </w:r>
+      <w:r>
+        <w:rPr>
+          <w:rFonts w:hint="default" w:ascii="Arial" w:hAnsi="Arial" w:cs="Arial"/>
+          <w:sz w:val="24"/>
+          <w:szCs w:val="24"/>
+          <w:lang w:val="pt-PT" w:eastAsia="zh-CN"/>
+        </w:rPr>
+        <w:t>colunas</w:t>
+      </w:r>
+      <w:r>
+        <w:rPr>
+          <w:rFonts w:hint="default" w:ascii="Arial" w:hAnsi="Arial" w:cs="Arial"/>
+          <w:sz w:val="24"/>
+          <w:szCs w:val="24"/>
+          <w:lang w:val="en-US" w:eastAsia="zh-CN"/>
+        </w:rPr>
+        <w:t xml:space="preserve"> criadas implicitamente. Ela é usada quando há mais itens no contêiner do que células disponíveis nas </w:t>
+      </w:r>
+      <w:r>
+        <w:rPr>
+          <w:rFonts w:hint="default" w:ascii="Arial" w:hAnsi="Arial" w:cs="Arial"/>
+          <w:sz w:val="24"/>
+          <w:szCs w:val="24"/>
+          <w:lang w:val="pt-PT" w:eastAsia="zh-CN"/>
+        </w:rPr>
+        <w:t>colunas</w:t>
+      </w:r>
+      <w:r>
+        <w:rPr>
+          <w:rFonts w:hint="default" w:ascii="Arial" w:hAnsi="Arial" w:cs="Arial"/>
+          <w:sz w:val="24"/>
+          <w:szCs w:val="24"/>
+          <w:lang w:val="en-US" w:eastAsia="zh-CN"/>
+        </w:rPr>
+        <w:t xml:space="preserve"> definidas por grid-template-</w:t>
+      </w:r>
+      <w:r>
+        <w:rPr>
+          <w:rFonts w:hint="default" w:ascii="Arial" w:hAnsi="Arial" w:cs="Arial"/>
+          <w:sz w:val="24"/>
+          <w:szCs w:val="24"/>
+          <w:lang w:val="pt-PT" w:eastAsia="zh-CN"/>
+        </w:rPr>
+        <w:t>columns</w:t>
+      </w:r>
+      <w:r>
+        <w:rPr>
+          <w:rFonts w:hint="default" w:ascii="Arial" w:hAnsi="Arial" w:cs="Arial"/>
+          <w:sz w:val="24"/>
+          <w:szCs w:val="24"/>
+          <w:lang w:val="en-US" w:eastAsia="zh-CN"/>
+        </w:rPr>
+        <w:t>, garantindo que essas novas linhas automáticas tenham dimensões consistentes</w:t>
+      </w:r>
+      <w:r>
+        <w:rPr>
+          <w:rFonts w:hint="default" w:ascii="Arial" w:hAnsi="Arial" w:cs="Arial"/>
+          <w:sz w:val="24"/>
+          <w:szCs w:val="24"/>
+          <w:lang w:val="pt-PT" w:eastAsia="zh-CN"/>
+        </w:rPr>
+        <w:t>.</w:t>
+      </w:r>
+    </w:p>
+    <w:p>
+      <w:pPr>
+        <w:pStyle w:val="7"/>
+        <w:numPr>
+          <w:ilvl w:val="0"/>
+          <w:numId w:val="34"/>
+        </w:numPr>
+        <w:bidi w:val="0"/>
+        <w:ind w:left="840" w:leftChars="0" w:hanging="420" w:firstLineChars="0"/>
+        <w:rPr>
+          <w:rFonts w:hint="default" w:ascii="Arial" w:hAnsi="Arial" w:cs="Arial"/>
+          <w:sz w:val="24"/>
+          <w:szCs w:val="24"/>
+        </w:rPr>
+      </w:pPr>
+      <w:r>
+        <w:rPr>
+          <w:rFonts w:hint="default" w:ascii="Arial" w:hAnsi="Arial" w:cs="Arial"/>
+          <w:b/>
+          <w:bCs/>
+          <w:sz w:val="24"/>
+          <w:szCs w:val="24"/>
+        </w:rPr>
+        <w:t>Valores</w:t>
+      </w:r>
+      <w:r>
+        <w:rPr>
+          <w:rFonts w:hint="default" w:ascii="Arial" w:hAnsi="Arial" w:cs="Arial"/>
+          <w:sz w:val="24"/>
+          <w:szCs w:val="24"/>
+        </w:rPr>
+        <w:t>: Aceita unidades de tamanho como px, %, em, fr, ou auto.</w:t>
+      </w:r>
+    </w:p>
+    <w:p>
+      <w:pPr>
+        <w:pStyle w:val="7"/>
+        <w:numPr>
+          <w:ilvl w:val="0"/>
+          <w:numId w:val="0"/>
+        </w:numPr>
+        <w:bidi w:val="0"/>
+        <w:ind w:left="420" w:leftChars="0" w:right="0" w:rightChars="0"/>
+        <w:rPr>
+          <w:rFonts w:hint="default" w:ascii="Arial" w:hAnsi="Arial" w:cs="Arial"/>
+          <w:sz w:val="24"/>
+          <w:szCs w:val="24"/>
+        </w:rPr>
+      </w:pPr>
+      <w:r>
+        <w:rPr>
+          <w:rFonts w:hint="default" w:ascii="Arial" w:hAnsi="Arial" w:cs="Arial"/>
+          <w:b/>
+          <w:bCs/>
+          <w:sz w:val="24"/>
+          <w:szCs w:val="24"/>
+          <w:lang w:val="pt-PT"/>
+        </w:rPr>
+        <w:t xml:space="preserve">Ex: </w:t>
+      </w:r>
+      <w:r>
+        <w:rPr>
+          <w:rFonts w:hint="default" w:ascii="Arial" w:hAnsi="Arial" w:cs="Arial"/>
+          <w:b w:val="0"/>
+          <w:bCs w:val="0"/>
+          <w:i/>
+          <w:iCs/>
+          <w:sz w:val="24"/>
+          <w:szCs w:val="24"/>
+          <w:lang w:val="pt-PT"/>
+        </w:rPr>
+        <w:t>grid-auto-columns: 100px;</w:t>
+      </w:r>
+    </w:p>
+    <w:p>
+      <w:pPr>
+        <w:keepNext w:val="0"/>
+        <w:keepLines w:val="0"/>
+        <w:widowControl/>
+        <w:numPr>
+          <w:numId w:val="0"/>
+        </w:numPr>
+        <w:suppressLineNumbers w:val="0"/>
+        <w:spacing w:line="360" w:lineRule="auto"/>
+        <w:jc w:val="left"/>
+        <w:rPr>
+          <w:rFonts w:hint="default" w:ascii="Arial" w:hAnsi="Arial" w:cs="Arial"/>
+          <w:b w:val="0"/>
+          <w:bCs w:val="0"/>
+          <w:i w:val="0"/>
+          <w:iCs w:val="0"/>
+          <w:sz w:val="24"/>
+          <w:szCs w:val="24"/>
+          <w:lang w:val="pt-PT"/>
+        </w:rPr>
+      </w:pPr>
+    </w:p>
+    <w:p>
+      <w:pPr>
+        <w:keepNext w:val="0"/>
+        <w:keepLines w:val="0"/>
+        <w:widowControl/>
+        <w:numPr>
+          <w:ilvl w:val="0"/>
+          <w:numId w:val="35"/>
+        </w:numPr>
+        <w:suppressLineNumbers w:val="0"/>
+        <w:spacing w:line="360" w:lineRule="auto"/>
+        <w:ind w:left="420" w:leftChars="0" w:hanging="420" w:firstLineChars="0"/>
+        <w:jc w:val="left"/>
+        <w:rPr>
+          <w:rFonts w:hint="default" w:ascii="Arial" w:hAnsi="Arial" w:cs="Arial"/>
+          <w:b w:val="0"/>
+          <w:bCs w:val="0"/>
+          <w:i w:val="0"/>
+          <w:iCs w:val="0"/>
+          <w:sz w:val="24"/>
+          <w:szCs w:val="24"/>
+          <w:lang w:val="pt-PT"/>
+        </w:rPr>
+      </w:pPr>
+      <w:r>
+        <w:rPr>
+          <w:rFonts w:hint="default" w:ascii="Arial" w:hAnsi="Arial" w:cs="Arial"/>
+          <w:b/>
+          <w:bCs/>
+          <w:i w:val="0"/>
+          <w:iCs w:val="0"/>
+          <w:sz w:val="24"/>
+          <w:szCs w:val="24"/>
+          <w:lang w:val="pt-PT"/>
+        </w:rPr>
+        <w:t xml:space="preserve">gap </w:t>
+      </w:r>
+      <w:r>
+        <w:rPr>
+          <w:rFonts w:hint="default" w:ascii="Arial" w:hAnsi="Arial" w:cs="Arial"/>
+          <w:b w:val="0"/>
+          <w:bCs w:val="0"/>
+          <w:i w:val="0"/>
+          <w:iCs w:val="0"/>
+          <w:sz w:val="24"/>
+          <w:szCs w:val="24"/>
+          <w:lang w:val="pt-PT"/>
+        </w:rPr>
+        <w:t xml:space="preserve">- </w:t>
+      </w:r>
+      <w:r>
+        <w:rPr>
+          <w:rFonts w:hint="default" w:ascii="Arial" w:hAnsi="Arial" w:cs="Arial"/>
+          <w:b w:val="0"/>
+          <w:bCs w:val="0"/>
+          <w:i w:val="0"/>
+          <w:iCs w:val="0"/>
+          <w:sz w:val="24"/>
+          <w:szCs w:val="24"/>
+          <w:lang w:val="pt-PT"/>
+        </w:rPr>
+        <w:t>Define o espaçamento entre linhas e colunas:</w:t>
+      </w:r>
+    </w:p>
+    <w:p>
+      <w:pPr>
+        <w:keepNext w:val="0"/>
+        <w:keepLines w:val="0"/>
+        <w:widowControl/>
+        <w:numPr>
+          <w:ilvl w:val="0"/>
+          <w:numId w:val="36"/>
+        </w:numPr>
+        <w:suppressLineNumbers w:val="0"/>
+        <w:tabs>
+          <w:tab w:val="clear" w:pos="845"/>
+        </w:tabs>
+        <w:spacing w:line="360" w:lineRule="auto"/>
+        <w:ind w:left="845" w:leftChars="0" w:hanging="425" w:firstLineChars="0"/>
+        <w:jc w:val="left"/>
+        <w:rPr>
+          <w:rFonts w:hint="default" w:ascii="Arial" w:hAnsi="Arial" w:cs="Arial"/>
+          <w:b w:val="0"/>
+          <w:bCs w:val="0"/>
+          <w:i w:val="0"/>
+          <w:iCs w:val="0"/>
+          <w:sz w:val="24"/>
+          <w:szCs w:val="24"/>
+          <w:lang w:val="pt-PT"/>
+        </w:rPr>
+      </w:pPr>
+      <w:r>
+        <w:rPr>
+          <w:rFonts w:hint="default" w:ascii="Arial" w:hAnsi="Arial" w:cs="Arial"/>
+          <w:b/>
+          <w:bCs/>
+          <w:i w:val="0"/>
+          <w:iCs w:val="0"/>
+          <w:sz w:val="24"/>
+          <w:szCs w:val="24"/>
+          <w:lang w:val="pt-PT"/>
+        </w:rPr>
+        <w:t>Valores de comprimento absoluto:</w:t>
+      </w:r>
+      <w:r>
+        <w:rPr>
+          <w:rFonts w:hint="default" w:ascii="Arial" w:hAnsi="Arial" w:cs="Arial"/>
+          <w:b w:val="0"/>
+          <w:bCs w:val="0"/>
+          <w:i w:val="0"/>
+          <w:iCs w:val="0"/>
+          <w:sz w:val="24"/>
+          <w:szCs w:val="24"/>
+          <w:lang w:val="pt-PT"/>
+        </w:rPr>
+        <w:t xml:space="preserve"> px, em, rem e etc.</w:t>
+      </w:r>
+    </w:p>
+    <w:p>
+      <w:pPr>
+        <w:keepNext w:val="0"/>
+        <w:keepLines w:val="0"/>
+        <w:widowControl/>
+        <w:numPr>
+          <w:numId w:val="0"/>
+        </w:numPr>
+        <w:suppressLineNumbers w:val="0"/>
+        <w:spacing w:line="360" w:lineRule="auto"/>
+        <w:ind w:left="420" w:leftChars="0"/>
+        <w:jc w:val="left"/>
+        <w:rPr>
+          <w:rFonts w:hint="default" w:ascii="Arial" w:hAnsi="Arial" w:cs="Arial"/>
+          <w:b w:val="0"/>
+          <w:bCs w:val="0"/>
+          <w:i/>
+          <w:iCs/>
+          <w:sz w:val="24"/>
+          <w:szCs w:val="24"/>
+          <w:lang w:val="pt-PT"/>
+        </w:rPr>
+      </w:pPr>
+      <w:r>
+        <w:rPr>
+          <w:rFonts w:hint="default" w:ascii="Arial" w:hAnsi="Arial" w:cs="Arial"/>
+          <w:b/>
+          <w:bCs/>
+          <w:i w:val="0"/>
+          <w:iCs w:val="0"/>
+          <w:sz w:val="24"/>
+          <w:szCs w:val="24"/>
+          <w:lang w:val="pt-PT"/>
+        </w:rPr>
+        <w:t>Ex:</w:t>
+      </w:r>
+      <w:r>
+        <w:rPr>
+          <w:rFonts w:hint="default" w:ascii="Arial" w:hAnsi="Arial" w:cs="Arial"/>
+          <w:b w:val="0"/>
+          <w:bCs w:val="0"/>
+          <w:i w:val="0"/>
+          <w:iCs w:val="0"/>
+          <w:sz w:val="24"/>
+          <w:szCs w:val="24"/>
+          <w:lang w:val="pt-PT"/>
+        </w:rPr>
+        <w:t xml:space="preserve"> </w:t>
+      </w:r>
+      <w:r>
+        <w:rPr>
+          <w:rFonts w:hint="default" w:ascii="Arial" w:hAnsi="Arial" w:cs="Arial"/>
+          <w:b w:val="0"/>
+          <w:bCs w:val="0"/>
+          <w:i/>
+          <w:iCs/>
+          <w:sz w:val="24"/>
+          <w:szCs w:val="24"/>
+          <w:lang w:val="pt-PT"/>
+        </w:rPr>
+        <w:t>gap: 10px;</w:t>
+      </w:r>
+    </w:p>
+    <w:p>
+      <w:pPr>
+        <w:keepNext w:val="0"/>
+        <w:keepLines w:val="0"/>
+        <w:widowControl/>
+        <w:numPr>
+          <w:numId w:val="0"/>
+        </w:numPr>
+        <w:suppressLineNumbers w:val="0"/>
+        <w:spacing w:line="360" w:lineRule="auto"/>
+        <w:ind w:leftChars="0"/>
+        <w:jc w:val="left"/>
+        <w:rPr>
+          <w:rFonts w:hint="default" w:ascii="Arial" w:hAnsi="Arial" w:cs="Arial"/>
+          <w:b w:val="0"/>
+          <w:bCs w:val="0"/>
+          <w:i w:val="0"/>
+          <w:iCs w:val="0"/>
+          <w:sz w:val="24"/>
+          <w:szCs w:val="24"/>
+          <w:lang w:val="pt-PT"/>
+        </w:rPr>
+      </w:pPr>
+    </w:p>
+    <w:p>
+      <w:pPr>
+        <w:keepNext w:val="0"/>
+        <w:keepLines w:val="0"/>
+        <w:widowControl/>
+        <w:numPr>
+          <w:numId w:val="0"/>
+        </w:numPr>
+        <w:suppressLineNumbers w:val="0"/>
+        <w:spacing w:line="360" w:lineRule="auto"/>
+        <w:ind w:leftChars="0"/>
+        <w:jc w:val="left"/>
+        <w:rPr>
+          <w:rFonts w:hint="default" w:ascii="Arial" w:hAnsi="Arial" w:cs="Arial"/>
+          <w:b w:val="0"/>
+          <w:bCs w:val="0"/>
+          <w:i w:val="0"/>
+          <w:iCs w:val="0"/>
+          <w:sz w:val="24"/>
+          <w:szCs w:val="24"/>
+          <w:lang w:val="pt-PT"/>
+        </w:rPr>
+      </w:pPr>
+    </w:p>
+    <w:p>
+      <w:pPr>
+        <w:keepNext w:val="0"/>
+        <w:keepLines w:val="0"/>
+        <w:widowControl/>
+        <w:numPr>
+          <w:ilvl w:val="0"/>
+          <w:numId w:val="37"/>
+        </w:numPr>
+        <w:suppressLineNumbers w:val="0"/>
+        <w:ind w:left="420" w:leftChars="0" w:hanging="420" w:firstLineChars="0"/>
+        <w:jc w:val="left"/>
+        <w:rPr>
+          <w:rFonts w:hint="default" w:ascii="Arial" w:hAnsi="Arial" w:cs="Arial"/>
+          <w:sz w:val="24"/>
+          <w:szCs w:val="24"/>
+        </w:rPr>
+      </w:pPr>
+      <w:r>
+        <w:rPr>
+          <w:rFonts w:hint="default" w:ascii="Arial" w:hAnsi="Arial" w:eastAsia="Arial" w:cs="Arial"/>
+          <w:b/>
+          <w:bCs/>
+          <w:i w:val="0"/>
+          <w:iCs w:val="0"/>
+          <w:caps w:val="0"/>
+          <w:color w:val="0A0A0A"/>
+          <w:spacing w:val="0"/>
+          <w:kern w:val="0"/>
+          <w:sz w:val="24"/>
+          <w:szCs w:val="24"/>
+          <w:shd w:val="clear" w:fill="FFFFFF"/>
+          <w:lang w:val="pt-PT" w:eastAsia="zh-CN" w:bidi="ar"/>
+        </w:rPr>
+        <w:t xml:space="preserve">justify-items </w:t>
+      </w:r>
+      <w:r>
+        <w:rPr>
+          <w:rFonts w:hint="default" w:ascii="Arial" w:hAnsi="Arial" w:eastAsia="Arial" w:cs="Arial"/>
+          <w:b w:val="0"/>
+          <w:bCs w:val="0"/>
+          <w:i w:val="0"/>
+          <w:iCs w:val="0"/>
+          <w:caps w:val="0"/>
+          <w:color w:val="0A0A0A"/>
+          <w:spacing w:val="0"/>
+          <w:kern w:val="0"/>
+          <w:sz w:val="24"/>
+          <w:szCs w:val="24"/>
+          <w:shd w:val="clear" w:fill="FFFFFF"/>
+          <w:lang w:val="pt-PT" w:eastAsia="zh-CN" w:bidi="ar"/>
+        </w:rPr>
+        <w:t xml:space="preserve">- </w:t>
+      </w:r>
+      <w:r>
+        <w:rPr>
+          <w:rFonts w:hint="default" w:ascii="Arial" w:hAnsi="Arial" w:eastAsia="Arial" w:cs="Arial"/>
+          <w:i w:val="0"/>
+          <w:iCs w:val="0"/>
+          <w:caps w:val="0"/>
+          <w:color w:val="0A0A0A"/>
+          <w:spacing w:val="0"/>
+          <w:kern w:val="0"/>
+          <w:sz w:val="24"/>
+          <w:szCs w:val="24"/>
+          <w:shd w:val="clear" w:fill="FFFFFF"/>
+          <w:lang w:val="en-US" w:eastAsia="zh-CN" w:bidi="ar"/>
+        </w:rPr>
+        <w:t>é definida no </w:t>
+      </w:r>
+      <w:r>
+        <w:rPr>
+          <w:rStyle w:val="8"/>
+          <w:rFonts w:hint="default" w:ascii="Arial" w:hAnsi="Arial" w:eastAsia="Arial" w:cs="Arial"/>
+          <w:b/>
+          <w:bCs/>
+          <w:i w:val="0"/>
+          <w:iCs w:val="0"/>
+          <w:caps w:val="0"/>
+          <w:color w:val="0A0A0A"/>
+          <w:spacing w:val="0"/>
+          <w:kern w:val="0"/>
+          <w:sz w:val="24"/>
+          <w:szCs w:val="24"/>
+          <w:shd w:val="clear" w:fill="FFFFFF"/>
+          <w:lang w:val="en-US" w:eastAsia="zh-CN" w:bidi="ar"/>
+        </w:rPr>
+        <w:t>container da grade</w:t>
+      </w:r>
+      <w:r>
+        <w:rPr>
+          <w:rFonts w:hint="default" w:ascii="Arial" w:hAnsi="Arial" w:eastAsia="Arial" w:cs="Arial"/>
+          <w:i w:val="0"/>
+          <w:iCs w:val="0"/>
+          <w:caps w:val="0"/>
+          <w:color w:val="0A0A0A"/>
+          <w:spacing w:val="0"/>
+          <w:kern w:val="0"/>
+          <w:sz w:val="24"/>
+          <w:szCs w:val="24"/>
+          <w:shd w:val="clear" w:fill="FFFFFF"/>
+          <w:lang w:val="en-US" w:eastAsia="zh-CN" w:bidi="ar"/>
+        </w:rPr>
+        <w:t> (</w:t>
+      </w:r>
+      <w:r>
+        <w:rPr>
+          <w:rStyle w:val="6"/>
+          <w:rFonts w:hint="default" w:ascii="Arial" w:hAnsi="Arial" w:eastAsia="SimSun" w:cs="Arial"/>
+          <w:i w:val="0"/>
+          <w:iCs w:val="0"/>
+          <w:caps w:val="0"/>
+          <w:color w:val="0A0A0A"/>
+          <w:spacing w:val="0"/>
+          <w:kern w:val="0"/>
+          <w:sz w:val="24"/>
+          <w:szCs w:val="24"/>
+          <w:bdr w:val="single" w:color="F3F5F6" w:sz="6" w:space="0"/>
+          <w:shd w:val="clear" w:fill="F3F5F6"/>
+          <w:lang w:val="en-US" w:eastAsia="zh-CN" w:bidi="ar"/>
+        </w:rPr>
+        <w:t>display: grid</w:t>
+      </w:r>
+      <w:r>
+        <w:rPr>
+          <w:rFonts w:hint="default" w:ascii="Arial" w:hAnsi="Arial" w:eastAsia="Arial" w:cs="Arial"/>
+          <w:i w:val="0"/>
+          <w:iCs w:val="0"/>
+          <w:caps w:val="0"/>
+          <w:color w:val="0A0A0A"/>
+          <w:spacing w:val="0"/>
+          <w:kern w:val="0"/>
+          <w:sz w:val="24"/>
+          <w:szCs w:val="24"/>
+          <w:shd w:val="clear" w:fill="FFFFFF"/>
+          <w:lang w:val="en-US" w:eastAsia="zh-CN" w:bidi="ar"/>
+        </w:rPr>
+        <w:t>) e alinha os itens </w:t>
+      </w:r>
+      <w:r>
+        <w:rPr>
+          <w:rStyle w:val="8"/>
+          <w:rFonts w:hint="default" w:ascii="Arial" w:hAnsi="Arial" w:eastAsia="Arial" w:cs="Arial"/>
+          <w:b/>
+          <w:bCs/>
+          <w:i w:val="0"/>
+          <w:iCs w:val="0"/>
+          <w:caps w:val="0"/>
+          <w:color w:val="0A0A0A"/>
+          <w:spacing w:val="0"/>
+          <w:kern w:val="0"/>
+          <w:sz w:val="24"/>
+          <w:szCs w:val="24"/>
+          <w:shd w:val="clear" w:fill="FFFFFF"/>
+          <w:lang w:val="en-US" w:eastAsia="zh-CN" w:bidi="ar"/>
+        </w:rPr>
+        <w:t>individualmente</w:t>
+      </w:r>
+      <w:r>
+        <w:rPr>
+          <w:rFonts w:hint="default" w:ascii="Arial" w:hAnsi="Arial" w:eastAsia="Arial" w:cs="Arial"/>
+          <w:i w:val="0"/>
+          <w:iCs w:val="0"/>
+          <w:caps w:val="0"/>
+          <w:color w:val="0A0A0A"/>
+          <w:spacing w:val="0"/>
+          <w:kern w:val="0"/>
+          <w:sz w:val="24"/>
+          <w:szCs w:val="24"/>
+          <w:shd w:val="clear" w:fill="FFFFFF"/>
+          <w:lang w:val="en-US" w:eastAsia="zh-CN" w:bidi="ar"/>
+        </w:rPr>
+        <w:t> ao longo do </w:t>
+      </w:r>
+      <w:r>
+        <w:rPr>
+          <w:rStyle w:val="8"/>
+          <w:rFonts w:hint="default" w:ascii="Arial" w:hAnsi="Arial" w:eastAsia="Arial" w:cs="Arial"/>
+          <w:b/>
+          <w:bCs/>
+          <w:i w:val="0"/>
+          <w:iCs w:val="0"/>
+          <w:caps w:val="0"/>
+          <w:color w:val="0A0A0A"/>
+          <w:spacing w:val="0"/>
+          <w:kern w:val="0"/>
+          <w:sz w:val="24"/>
+          <w:szCs w:val="24"/>
+          <w:shd w:val="clear" w:fill="FFFFFF"/>
+          <w:lang w:val="en-US" w:eastAsia="zh-CN" w:bidi="ar"/>
+        </w:rPr>
+        <w:t>eixo inline</w:t>
+      </w:r>
+      <w:r>
+        <w:rPr>
+          <w:rFonts w:hint="default" w:ascii="Arial" w:hAnsi="Arial" w:eastAsia="Arial" w:cs="Arial"/>
+          <w:i w:val="0"/>
+          <w:iCs w:val="0"/>
+          <w:caps w:val="0"/>
+          <w:color w:val="0A0A0A"/>
+          <w:spacing w:val="0"/>
+          <w:kern w:val="0"/>
+          <w:sz w:val="24"/>
+          <w:szCs w:val="24"/>
+          <w:shd w:val="clear" w:fill="FFFFFF"/>
+          <w:lang w:val="en-US" w:eastAsia="zh-CN" w:bidi="ar"/>
+        </w:rPr>
+        <w:t> (horizontal em idiomas com escrita da esquerda para a direita) dentro de suas respectivas células</w:t>
+      </w:r>
+      <w:r>
+        <w:rPr>
+          <w:rFonts w:hint="default" w:ascii="Arial" w:hAnsi="Arial" w:eastAsia="Arial" w:cs="Arial"/>
+          <w:i w:val="0"/>
+          <w:iCs w:val="0"/>
+          <w:caps w:val="0"/>
+          <w:color w:val="0A0A0A"/>
+          <w:spacing w:val="0"/>
+          <w:kern w:val="0"/>
+          <w:sz w:val="24"/>
+          <w:szCs w:val="24"/>
+          <w:shd w:val="clear" w:fill="FFFFFF"/>
+          <w:lang w:val="pt-PT" w:eastAsia="zh-CN" w:bidi="ar"/>
+        </w:rPr>
+        <w:t>.</w:t>
+      </w:r>
+    </w:p>
+    <w:p>
+      <w:pPr>
+        <w:keepNext w:val="0"/>
+        <w:keepLines w:val="0"/>
+        <w:widowControl/>
+        <w:numPr>
+          <w:numId w:val="0"/>
+        </w:numPr>
+        <w:suppressLineNumbers w:val="0"/>
+        <w:ind w:leftChars="0"/>
+        <w:jc w:val="left"/>
+        <w:rPr>
+          <w:rFonts w:hint="default" w:ascii="Arial" w:hAnsi="Arial" w:cs="Arial"/>
+          <w:sz w:val="24"/>
+          <w:szCs w:val="24"/>
+        </w:rPr>
+      </w:pPr>
+    </w:p>
+    <w:p>
+      <w:pPr>
+        <w:keepNext w:val="0"/>
+        <w:keepLines w:val="0"/>
+        <w:widowControl/>
+        <w:numPr>
+          <w:ilvl w:val="0"/>
+          <w:numId w:val="38"/>
+        </w:numPr>
+        <w:suppressLineNumbers w:val="0"/>
+        <w:pBdr>
+          <w:top w:val="none" w:color="auto" w:sz="0" w:space="0"/>
+          <w:left w:val="none" w:color="auto" w:sz="0" w:space="0"/>
+          <w:bottom w:val="none" w:color="auto" w:sz="0" w:space="0"/>
+          <w:right w:val="none" w:color="auto" w:sz="0" w:space="0"/>
+        </w:pBdr>
+        <w:spacing w:before="0" w:beforeAutospacing="0" w:after="180" w:afterAutospacing="0" w:line="360" w:lineRule="atLeast"/>
+        <w:ind w:left="845" w:leftChars="0" w:right="0" w:rightChars="0" w:hanging="425" w:firstLineChars="0"/>
+        <w:rPr>
+          <w:rFonts w:hint="default" w:ascii="Arial" w:hAnsi="Arial" w:cs="Arial"/>
+          <w:sz w:val="24"/>
+          <w:szCs w:val="24"/>
+        </w:rPr>
+      </w:pPr>
+      <w:r>
+        <w:rPr>
+          <w:rStyle w:val="6"/>
+          <w:rFonts w:hint="default" w:ascii="Arial" w:hAnsi="Arial" w:eastAsia="Arial" w:cs="Arial"/>
+          <w:b/>
+          <w:bCs/>
+          <w:i w:val="0"/>
+          <w:iCs w:val="0"/>
+          <w:caps w:val="0"/>
+          <w:color w:val="0A0A0A"/>
+          <w:spacing w:val="0"/>
+          <w:sz w:val="24"/>
+          <w:szCs w:val="24"/>
+          <w:bdr w:val="single" w:color="F3F5F6" w:sz="6" w:space="0"/>
+          <w:shd w:val="clear" w:fill="F3F5F6"/>
+        </w:rPr>
+        <w:t>stretch</w:t>
+      </w:r>
+      <w:r>
+        <w:rPr>
+          <w:rStyle w:val="6"/>
+          <w:rFonts w:hint="default" w:ascii="Arial" w:hAnsi="Arial" w:eastAsia="Arial" w:cs="Arial"/>
+          <w:b/>
+          <w:bCs/>
+          <w:i w:val="0"/>
+          <w:iCs w:val="0"/>
+          <w:caps w:val="0"/>
+          <w:color w:val="0A0A0A"/>
+          <w:spacing w:val="0"/>
+          <w:sz w:val="24"/>
+          <w:szCs w:val="24"/>
+          <w:bdr w:val="single" w:color="F3F5F6" w:sz="6" w:space="0"/>
+          <w:shd w:val="clear" w:fill="F3F5F6"/>
+          <w:lang w:val="pt-PT"/>
+        </w:rPr>
+        <w:t xml:space="preserve"> </w:t>
+      </w:r>
+      <w:r>
+        <w:rPr>
+          <w:rStyle w:val="6"/>
+          <w:rFonts w:hint="default" w:ascii="Arial" w:hAnsi="Arial" w:eastAsia="Arial" w:cs="Arial"/>
+          <w:b w:val="0"/>
+          <w:bCs w:val="0"/>
+          <w:i w:val="0"/>
+          <w:iCs w:val="0"/>
+          <w:caps w:val="0"/>
+          <w:color w:val="0A0A0A"/>
+          <w:spacing w:val="0"/>
+          <w:sz w:val="24"/>
+          <w:szCs w:val="24"/>
+          <w:bdr w:val="single" w:color="F3F5F6" w:sz="6" w:space="0"/>
+          <w:shd w:val="clear" w:fill="F3F5F6"/>
+          <w:lang w:val="pt-PT"/>
+        </w:rPr>
+        <w:t>-</w:t>
+      </w:r>
+      <w:r>
+        <w:rPr>
+          <w:rFonts w:hint="default" w:ascii="Arial" w:hAnsi="Arial" w:eastAsia="Arial" w:cs="Arial"/>
+          <w:i w:val="0"/>
+          <w:iCs w:val="0"/>
+          <w:caps w:val="0"/>
+          <w:color w:val="0A0A0A"/>
+          <w:spacing w:val="0"/>
+          <w:sz w:val="24"/>
+          <w:szCs w:val="24"/>
+          <w:bdr w:val="none" w:color="auto" w:sz="0" w:space="0"/>
+          <w:shd w:val="clear" w:fill="FFFFFF"/>
+        </w:rPr>
+        <w:t xml:space="preserve"> (Valor padrão) Os itens se esticam para preencher toda a largura da célula da grade, desde que seu tamanho não seja fixo</w:t>
+      </w:r>
+      <w:r>
+        <w:rPr>
+          <w:rFonts w:hint="default" w:ascii="Arial" w:hAnsi="Arial" w:eastAsia="Arial" w:cs="Arial"/>
+          <w:i w:val="0"/>
+          <w:iCs w:val="0"/>
+          <w:caps w:val="0"/>
+          <w:color w:val="0A0A0A"/>
+          <w:spacing w:val="0"/>
+          <w:sz w:val="24"/>
+          <w:szCs w:val="24"/>
+          <w:bdr w:val="none" w:color="auto" w:sz="0" w:space="0"/>
+          <w:shd w:val="clear" w:fill="FFFFFF"/>
+          <w:lang w:val="pt-PT"/>
+        </w:rPr>
+        <w:t>;</w:t>
+      </w:r>
+    </w:p>
+    <w:p>
+      <w:pPr>
+        <w:keepNext w:val="0"/>
+        <w:keepLines w:val="0"/>
+        <w:widowControl/>
+        <w:numPr>
+          <w:ilvl w:val="0"/>
+          <w:numId w:val="38"/>
+        </w:numPr>
+        <w:suppressLineNumbers w:val="0"/>
+        <w:ind w:left="845" w:leftChars="0" w:hanging="425" w:firstLineChars="0"/>
+        <w:jc w:val="left"/>
+        <w:rPr>
+          <w:rFonts w:hint="default" w:ascii="Arial" w:hAnsi="Arial" w:cs="Arial"/>
+          <w:sz w:val="24"/>
+          <w:szCs w:val="24"/>
+        </w:rPr>
+      </w:pPr>
+      <w:r>
+        <w:rPr>
+          <w:rFonts w:hint="default" w:ascii="Arial" w:hAnsi="Arial" w:cs="Arial"/>
+          <w:b/>
+          <w:bCs/>
+          <w:sz w:val="24"/>
+          <w:szCs w:val="24"/>
+          <w:lang w:val="pt-PT"/>
+        </w:rPr>
+        <w:t xml:space="preserve">start </w:t>
+      </w:r>
+      <w:r>
+        <w:rPr>
+          <w:rFonts w:hint="default" w:ascii="Arial" w:hAnsi="Arial" w:cs="Arial"/>
+          <w:b w:val="0"/>
+          <w:bCs w:val="0"/>
+          <w:sz w:val="24"/>
+          <w:szCs w:val="24"/>
+          <w:lang w:val="pt-PT"/>
+        </w:rPr>
+        <w:t xml:space="preserve">- </w:t>
+      </w:r>
+      <w:r>
+        <w:rPr>
+          <w:rFonts w:ascii="Arial" w:hAnsi="Arial" w:eastAsia="Arial" w:cs="Arial"/>
+          <w:i w:val="0"/>
+          <w:iCs w:val="0"/>
+          <w:caps w:val="0"/>
+          <w:color w:val="0A0A0A"/>
+          <w:spacing w:val="0"/>
+          <w:kern w:val="0"/>
+          <w:sz w:val="24"/>
+          <w:szCs w:val="24"/>
+          <w:shd w:val="clear" w:fill="FFFFFF"/>
+          <w:lang w:val="en-US" w:eastAsia="zh-CN" w:bidi="ar"/>
+        </w:rPr>
+        <w:t>Alinha os itens ao início do eixo inline da célula (à esquerda em layouts LTR)</w:t>
+      </w:r>
+      <w:r>
+        <w:rPr>
+          <w:rFonts w:hint="default" w:ascii="Arial" w:hAnsi="Arial" w:eastAsia="Arial" w:cs="Arial"/>
+          <w:i w:val="0"/>
+          <w:iCs w:val="0"/>
+          <w:caps w:val="0"/>
+          <w:color w:val="0A0A0A"/>
+          <w:spacing w:val="0"/>
+          <w:kern w:val="0"/>
+          <w:sz w:val="24"/>
+          <w:szCs w:val="24"/>
+          <w:shd w:val="clear" w:fill="FFFFFF"/>
+          <w:lang w:val="pt-PT" w:eastAsia="zh-CN" w:bidi="ar"/>
+        </w:rPr>
+        <w:t>;</w:t>
+      </w:r>
+    </w:p>
+    <w:p>
+      <w:pPr>
+        <w:keepNext w:val="0"/>
+        <w:keepLines w:val="0"/>
+        <w:widowControl/>
+        <w:numPr>
+          <w:ilvl w:val="0"/>
+          <w:numId w:val="38"/>
+        </w:numPr>
+        <w:suppressLineNumbers w:val="0"/>
+        <w:pBdr>
+          <w:top w:val="none" w:color="auto" w:sz="0" w:space="0"/>
+          <w:left w:val="none" w:color="auto" w:sz="0" w:space="0"/>
+          <w:bottom w:val="none" w:color="auto" w:sz="0" w:space="0"/>
+          <w:right w:val="none" w:color="auto" w:sz="0" w:space="0"/>
+        </w:pBdr>
+        <w:spacing w:before="0" w:beforeAutospacing="0" w:after="180" w:afterAutospacing="0" w:line="360" w:lineRule="atLeast"/>
+        <w:ind w:left="845" w:leftChars="0" w:right="0" w:hanging="425" w:firstLineChars="0"/>
+        <w:rPr>
+          <w:rFonts w:hint="default" w:ascii="Arial" w:hAnsi="Arial" w:cs="Arial"/>
+          <w:sz w:val="24"/>
+          <w:szCs w:val="24"/>
+        </w:rPr>
+      </w:pPr>
+      <w:r>
+        <w:rPr>
+          <w:rStyle w:val="6"/>
+          <w:rFonts w:ascii="Arial" w:hAnsi="Arial" w:eastAsia="Arial" w:cs="Arial"/>
+          <w:b/>
+          <w:bCs/>
+          <w:i w:val="0"/>
+          <w:iCs w:val="0"/>
+          <w:caps w:val="0"/>
+          <w:color w:val="0A0A0A"/>
+          <w:spacing w:val="0"/>
+          <w:sz w:val="24"/>
+          <w:szCs w:val="24"/>
+          <w:bdr w:val="single" w:color="F3F5F6" w:sz="6" w:space="0"/>
+          <w:shd w:val="clear" w:fill="F3F5F6"/>
+        </w:rPr>
+        <w:t>end</w:t>
+      </w:r>
+      <w:r>
+        <w:rPr>
+          <w:rStyle w:val="6"/>
+          <w:rFonts w:hint="default" w:ascii="Arial" w:hAnsi="Arial" w:eastAsia="Arial" w:cs="Arial"/>
+          <w:b/>
+          <w:bCs/>
+          <w:i w:val="0"/>
+          <w:iCs w:val="0"/>
+          <w:caps w:val="0"/>
+          <w:color w:val="0A0A0A"/>
+          <w:spacing w:val="0"/>
+          <w:sz w:val="24"/>
+          <w:szCs w:val="24"/>
+          <w:bdr w:val="single" w:color="F3F5F6" w:sz="6" w:space="0"/>
+          <w:shd w:val="clear" w:fill="F3F5F6"/>
+          <w:lang w:val="pt-PT"/>
+        </w:rPr>
+        <w:t xml:space="preserve"> </w:t>
+      </w:r>
+      <w:r>
+        <w:rPr>
+          <w:rStyle w:val="6"/>
+          <w:rFonts w:hint="default" w:ascii="Arial" w:hAnsi="Arial" w:eastAsia="Arial" w:cs="Arial"/>
+          <w:b w:val="0"/>
+          <w:bCs w:val="0"/>
+          <w:i w:val="0"/>
+          <w:iCs w:val="0"/>
+          <w:caps w:val="0"/>
+          <w:color w:val="0A0A0A"/>
+          <w:spacing w:val="0"/>
+          <w:sz w:val="24"/>
+          <w:szCs w:val="24"/>
+          <w:bdr w:val="single" w:color="F3F5F6" w:sz="6" w:space="0"/>
+          <w:shd w:val="clear" w:fill="F3F5F6"/>
+          <w:lang w:val="pt-PT"/>
+        </w:rPr>
+        <w:t>-</w:t>
+      </w:r>
+      <w:r>
+        <w:rPr>
+          <w:rFonts w:hint="default" w:ascii="Arial" w:hAnsi="Arial" w:eastAsia="Arial" w:cs="Arial"/>
+          <w:i w:val="0"/>
+          <w:iCs w:val="0"/>
+          <w:caps w:val="0"/>
+          <w:color w:val="0A0A0A"/>
+          <w:spacing w:val="0"/>
+          <w:sz w:val="24"/>
+          <w:szCs w:val="24"/>
+          <w:bdr w:val="none" w:color="auto" w:sz="0" w:space="0"/>
+          <w:shd w:val="clear" w:fill="FFFFFF"/>
+        </w:rPr>
+        <w:t xml:space="preserve"> Alinha os itens ao final do eixo inline da célula (à direita em layouts LTR)</w:t>
+      </w:r>
+      <w:r>
+        <w:rPr>
+          <w:rFonts w:hint="default" w:ascii="Arial" w:hAnsi="Arial" w:eastAsia="Arial" w:cs="Arial"/>
+          <w:i w:val="0"/>
+          <w:iCs w:val="0"/>
+          <w:caps w:val="0"/>
+          <w:color w:val="0A0A0A"/>
+          <w:spacing w:val="0"/>
+          <w:sz w:val="24"/>
+          <w:szCs w:val="24"/>
+          <w:bdr w:val="none" w:color="auto" w:sz="0" w:space="0"/>
+          <w:shd w:val="clear" w:fill="FFFFFF"/>
+          <w:lang w:val="pt-PT"/>
+        </w:rPr>
+        <w:t>;</w:t>
+      </w:r>
+    </w:p>
+    <w:p>
+      <w:pPr>
+        <w:keepNext w:val="0"/>
+        <w:keepLines w:val="0"/>
+        <w:widowControl/>
+        <w:numPr>
+          <w:ilvl w:val="0"/>
+          <w:numId w:val="38"/>
+        </w:numPr>
+        <w:suppressLineNumbers w:val="0"/>
+        <w:spacing w:line="360" w:lineRule="auto"/>
+        <w:ind w:left="845" w:leftChars="0" w:hanging="425" w:firstLineChars="0"/>
+        <w:jc w:val="left"/>
+        <w:rPr>
+          <w:sz w:val="24"/>
+          <w:szCs w:val="24"/>
+        </w:rPr>
+      </w:pPr>
+      <w:r>
+        <w:rPr>
+          <w:rStyle w:val="6"/>
+          <w:rFonts w:ascii="Arial" w:hAnsi="Arial" w:eastAsia="Arial" w:cs="Arial"/>
+          <w:b/>
+          <w:bCs/>
+          <w:i w:val="0"/>
+          <w:iCs w:val="0"/>
+          <w:caps w:val="0"/>
+          <w:color w:val="0A0A0A"/>
+          <w:spacing w:val="0"/>
+          <w:kern w:val="0"/>
+          <w:sz w:val="24"/>
+          <w:szCs w:val="24"/>
+          <w:bdr w:val="single" w:color="F3F5F6" w:sz="6" w:space="0"/>
+          <w:shd w:val="clear" w:fill="F3F5F6"/>
+          <w:lang w:val="en-US" w:eastAsia="zh-CN" w:bidi="ar"/>
+        </w:rPr>
+        <w:t>center</w:t>
+      </w:r>
+      <w:r>
+        <w:rPr>
+          <w:rFonts w:hint="default" w:ascii="Arial" w:hAnsi="Arial" w:eastAsia="Arial" w:cs="Arial"/>
+          <w:i w:val="0"/>
+          <w:iCs w:val="0"/>
+          <w:caps w:val="0"/>
+          <w:color w:val="0A0A0A"/>
+          <w:spacing w:val="0"/>
+          <w:kern w:val="0"/>
+          <w:sz w:val="24"/>
+          <w:szCs w:val="24"/>
+          <w:shd w:val="clear" w:fill="FFFFFF"/>
+          <w:lang w:val="en-US" w:eastAsia="zh-CN" w:bidi="ar"/>
+        </w:rPr>
+        <w:t xml:space="preserve"> </w:t>
+      </w:r>
+      <w:r>
+        <w:rPr>
+          <w:rFonts w:hint="default" w:ascii="Arial" w:hAnsi="Arial" w:eastAsia="Arial" w:cs="Arial"/>
+          <w:i w:val="0"/>
+          <w:iCs w:val="0"/>
+          <w:caps w:val="0"/>
+          <w:color w:val="0A0A0A"/>
+          <w:spacing w:val="0"/>
+          <w:kern w:val="0"/>
+          <w:sz w:val="24"/>
+          <w:szCs w:val="24"/>
+          <w:shd w:val="clear" w:fill="FFFFFF"/>
+          <w:lang w:val="pt-PT" w:eastAsia="zh-CN" w:bidi="ar"/>
+        </w:rPr>
+        <w:t xml:space="preserve">- </w:t>
+      </w:r>
+      <w:r>
+        <w:rPr>
+          <w:rFonts w:hint="default" w:ascii="Arial" w:hAnsi="Arial" w:eastAsia="Arial" w:cs="Arial"/>
+          <w:i w:val="0"/>
+          <w:iCs w:val="0"/>
+          <w:caps w:val="0"/>
+          <w:color w:val="0A0A0A"/>
+          <w:spacing w:val="0"/>
+          <w:kern w:val="0"/>
+          <w:sz w:val="24"/>
+          <w:szCs w:val="24"/>
+          <w:shd w:val="clear" w:fill="FFFFFF"/>
+          <w:lang w:val="en-US" w:eastAsia="zh-CN" w:bidi="ar"/>
+        </w:rPr>
+        <w:t>Centra os itens horizontalmente dentro de suas células.</w:t>
+      </w:r>
+    </w:p>
+    <w:p>
+      <w:pPr>
+        <w:keepNext w:val="0"/>
+        <w:keepLines w:val="0"/>
+        <w:widowControl/>
+        <w:numPr>
+          <w:numId w:val="0"/>
+        </w:numPr>
+        <w:suppressLineNumbers w:val="0"/>
+        <w:spacing w:line="360" w:lineRule="auto"/>
+        <w:ind w:left="420" w:leftChars="0"/>
+        <w:jc w:val="left"/>
+        <w:rPr>
+          <w:rFonts w:hint="default" w:ascii="Arial" w:hAnsi="Arial" w:eastAsia="Arial" w:cs="Arial"/>
+          <w:b w:val="0"/>
+          <w:bCs w:val="0"/>
+          <w:i/>
+          <w:iCs/>
+          <w:caps w:val="0"/>
+          <w:color w:val="0A0A0A"/>
+          <w:spacing w:val="0"/>
+          <w:kern w:val="0"/>
+          <w:sz w:val="24"/>
+          <w:szCs w:val="24"/>
+          <w:shd w:val="clear" w:fill="FFFFFF"/>
+          <w:lang w:val="pt-PT" w:eastAsia="zh-CN" w:bidi="ar"/>
+        </w:rPr>
+      </w:pPr>
+      <w:r>
+        <w:rPr>
+          <w:rFonts w:hint="default" w:ascii="Arial" w:hAnsi="Arial" w:eastAsia="Arial" w:cs="Arial"/>
+          <w:b/>
+          <w:bCs/>
+          <w:i w:val="0"/>
+          <w:iCs w:val="0"/>
+          <w:caps w:val="0"/>
+          <w:color w:val="0A0A0A"/>
+          <w:spacing w:val="0"/>
+          <w:kern w:val="0"/>
+          <w:sz w:val="24"/>
+          <w:szCs w:val="24"/>
+          <w:shd w:val="clear" w:fill="FFFFFF"/>
+          <w:lang w:val="pt-PT" w:eastAsia="zh-CN" w:bidi="ar"/>
+        </w:rPr>
+        <w:t xml:space="preserve">Ex: </w:t>
+      </w:r>
+      <w:r>
+        <w:rPr>
+          <w:rFonts w:hint="default" w:ascii="Arial" w:hAnsi="Arial" w:eastAsia="Arial" w:cs="Arial"/>
+          <w:b w:val="0"/>
+          <w:bCs w:val="0"/>
+          <w:i/>
+          <w:iCs/>
+          <w:caps w:val="0"/>
+          <w:color w:val="0A0A0A"/>
+          <w:spacing w:val="0"/>
+          <w:kern w:val="0"/>
+          <w:sz w:val="24"/>
+          <w:szCs w:val="24"/>
+          <w:shd w:val="clear" w:fill="FFFFFF"/>
+          <w:lang w:val="pt-PT" w:eastAsia="zh-CN" w:bidi="ar"/>
+        </w:rPr>
+        <w:t>justify-items: center;</w:t>
+      </w:r>
+    </w:p>
+    <w:p>
+      <w:pPr>
+        <w:keepNext w:val="0"/>
+        <w:keepLines w:val="0"/>
+        <w:widowControl/>
+        <w:numPr>
+          <w:numId w:val="0"/>
+        </w:numPr>
+        <w:suppressLineNumbers w:val="0"/>
+        <w:spacing w:line="360" w:lineRule="auto"/>
+        <w:ind w:left="420" w:leftChars="0"/>
+        <w:jc w:val="left"/>
+        <w:rPr>
+          <w:rFonts w:hint="default" w:ascii="Arial" w:hAnsi="Arial" w:eastAsia="Arial" w:cs="Arial"/>
+          <w:b w:val="0"/>
+          <w:bCs w:val="0"/>
+          <w:i/>
+          <w:iCs/>
+          <w:caps w:val="0"/>
+          <w:color w:val="0A0A0A"/>
+          <w:spacing w:val="0"/>
+          <w:kern w:val="0"/>
+          <w:sz w:val="24"/>
+          <w:szCs w:val="24"/>
+          <w:shd w:val="clear" w:fill="FFFFFF"/>
+          <w:lang w:val="pt-PT" w:eastAsia="zh-CN" w:bidi="ar"/>
+        </w:rPr>
+      </w:pPr>
+    </w:p>
+    <w:p>
+      <w:pPr>
+        <w:keepNext w:val="0"/>
+        <w:keepLines w:val="0"/>
+        <w:widowControl/>
+        <w:numPr>
+          <w:numId w:val="0"/>
+        </w:numPr>
+        <w:suppressLineNumbers w:val="0"/>
+        <w:spacing w:line="360" w:lineRule="auto"/>
+        <w:ind w:left="420" w:leftChars="0"/>
+        <w:jc w:val="left"/>
+        <w:rPr>
+          <w:rFonts w:hint="default" w:ascii="Arial" w:hAnsi="Arial" w:eastAsia="Arial" w:cs="Arial"/>
+          <w:b w:val="0"/>
+          <w:bCs w:val="0"/>
+          <w:i/>
+          <w:iCs/>
+          <w:caps w:val="0"/>
+          <w:color w:val="0A0A0A"/>
+          <w:spacing w:val="0"/>
+          <w:kern w:val="0"/>
+          <w:sz w:val="24"/>
+          <w:szCs w:val="24"/>
+          <w:shd w:val="clear" w:fill="FFFFFF"/>
+          <w:lang w:val="pt-PT" w:eastAsia="zh-CN" w:bidi="ar"/>
+        </w:rPr>
+      </w:pPr>
+    </w:p>
+    <w:p>
+      <w:pPr>
+        <w:keepNext w:val="0"/>
+        <w:keepLines w:val="0"/>
+        <w:widowControl/>
+        <w:numPr>
+          <w:ilvl w:val="0"/>
+          <w:numId w:val="39"/>
+        </w:numPr>
+        <w:suppressLineNumbers w:val="0"/>
+        <w:ind w:left="420" w:leftChars="0" w:hanging="420" w:firstLineChars="0"/>
+        <w:jc w:val="left"/>
+        <w:rPr>
+          <w:rFonts w:hint="default" w:ascii="Arial" w:hAnsi="Arial" w:eastAsia="Arial" w:cs="Arial"/>
+          <w:b w:val="0"/>
+          <w:bCs w:val="0"/>
+          <w:i/>
+          <w:iCs/>
+          <w:caps w:val="0"/>
+          <w:color w:val="0A0A0A"/>
+          <w:spacing w:val="0"/>
+          <w:kern w:val="0"/>
+          <w:sz w:val="24"/>
+          <w:szCs w:val="24"/>
+          <w:shd w:val="clear" w:fill="FFFFFF"/>
+          <w:lang w:val="pt-PT" w:eastAsia="zh-CN" w:bidi="ar"/>
+        </w:rPr>
+      </w:pPr>
+      <w:r>
+        <w:rPr>
+          <w:rFonts w:hint="default" w:ascii="Arial" w:hAnsi="Arial" w:eastAsia="Arial" w:cs="Arial"/>
+          <w:b/>
+          <w:bCs/>
+          <w:i w:val="0"/>
+          <w:iCs w:val="0"/>
+          <w:caps w:val="0"/>
+          <w:color w:val="0A0A0A"/>
+          <w:spacing w:val="0"/>
+          <w:kern w:val="0"/>
+          <w:sz w:val="24"/>
+          <w:szCs w:val="24"/>
+          <w:shd w:val="clear" w:fill="FFFFFF"/>
+          <w:lang w:val="pt-PT" w:eastAsia="zh-CN" w:bidi="ar"/>
+        </w:rPr>
+        <w:t xml:space="preserve">align-items </w:t>
+      </w:r>
+      <w:r>
+        <w:rPr>
+          <w:rFonts w:hint="default" w:ascii="Arial" w:hAnsi="Arial" w:eastAsia="Arial" w:cs="Arial"/>
+          <w:b w:val="0"/>
+          <w:bCs w:val="0"/>
+          <w:i w:val="0"/>
+          <w:iCs w:val="0"/>
+          <w:caps w:val="0"/>
+          <w:color w:val="0A0A0A"/>
+          <w:spacing w:val="0"/>
+          <w:kern w:val="0"/>
+          <w:sz w:val="24"/>
+          <w:szCs w:val="24"/>
+          <w:shd w:val="clear" w:fill="FFFFFF"/>
+          <w:lang w:val="pt-PT" w:eastAsia="zh-CN" w:bidi="ar"/>
+        </w:rPr>
+        <w:t xml:space="preserve">- </w:t>
+      </w:r>
+      <w:r>
+        <w:rPr>
+          <w:rFonts w:hint="default" w:ascii="Arial" w:hAnsi="Arial" w:cs="Arial"/>
+          <w:sz w:val="24"/>
+          <w:szCs w:val="24"/>
+          <w:lang w:val="en-US" w:eastAsia="zh-CN"/>
+        </w:rPr>
+        <w:t>alinha os itens (filhos) verticalmente dentro de suas respectivas áreas de célula (ao longo do eixo do bloco). Ela é aplicada ao contêiner pai e afeta todos os itens, sendo o valor padrão </w:t>
+      </w:r>
+      <w:r>
+        <w:rPr>
+          <w:rFonts w:hint="default" w:ascii="Arial" w:hAnsi="Arial" w:cs="Arial"/>
+          <w:sz w:val="24"/>
+          <w:szCs w:val="24"/>
+          <w:u w:val="single"/>
+          <w:lang w:val="en-US" w:eastAsia="zh-CN"/>
+        </w:rPr>
+        <w:t>stretch </w:t>
+      </w:r>
+      <w:r>
+        <w:rPr>
+          <w:rFonts w:hint="default" w:ascii="Arial" w:hAnsi="Arial" w:cs="Arial"/>
+          <w:sz w:val="24"/>
+          <w:szCs w:val="24"/>
+          <w:lang w:val="en-US" w:eastAsia="zh-CN"/>
+        </w:rPr>
+        <w:t>(esticar), que preenche a altura da célula.</w:t>
+      </w:r>
+    </w:p>
+    <w:p>
+      <w:pPr>
+        <w:pStyle w:val="7"/>
+        <w:numPr>
+          <w:ilvl w:val="0"/>
+          <w:numId w:val="40"/>
+        </w:numPr>
+        <w:bidi w:val="0"/>
+        <w:ind w:left="845" w:leftChars="0" w:hanging="425" w:firstLineChars="0"/>
+        <w:rPr>
+          <w:rFonts w:hint="default" w:ascii="Arial" w:hAnsi="Arial" w:cs="Arial"/>
+        </w:rPr>
+      </w:pPr>
+      <w:r>
+        <w:rPr>
+          <w:rFonts w:hint="default" w:ascii="Arial" w:hAnsi="Arial" w:cs="Arial"/>
+          <w:b/>
+          <w:bCs/>
+        </w:rPr>
+        <w:t>stretch (padrão):</w:t>
+      </w:r>
+      <w:r>
+        <w:rPr>
+          <w:rFonts w:hint="default" w:ascii="Arial" w:hAnsi="Arial" w:cs="Arial"/>
+        </w:rPr>
+        <w:t> Estica o item para preencher toda a altura da célula</w:t>
+      </w:r>
+      <w:r>
+        <w:rPr>
+          <w:rFonts w:hint="default" w:ascii="Arial" w:hAnsi="Arial" w:cs="Arial"/>
+          <w:lang w:val="pt-PT"/>
+        </w:rPr>
+        <w:t>;</w:t>
+      </w:r>
+    </w:p>
+    <w:p>
+      <w:pPr>
+        <w:pStyle w:val="7"/>
+        <w:numPr>
+          <w:ilvl w:val="0"/>
+          <w:numId w:val="40"/>
+        </w:numPr>
+        <w:bidi w:val="0"/>
+        <w:ind w:left="845" w:leftChars="0" w:hanging="425" w:firstLineChars="0"/>
+        <w:rPr>
+          <w:rFonts w:hint="default" w:ascii="Arial" w:hAnsi="Arial" w:cs="Arial"/>
+        </w:rPr>
+      </w:pPr>
+      <w:r>
+        <w:rPr>
+          <w:rFonts w:hint="default" w:ascii="Arial" w:hAnsi="Arial" w:cs="Arial"/>
+          <w:b/>
+          <w:bCs/>
+        </w:rPr>
+        <w:t>start: </w:t>
+      </w:r>
+      <w:r>
+        <w:rPr>
+          <w:rFonts w:hint="default" w:ascii="Arial" w:hAnsi="Arial" w:cs="Arial"/>
+        </w:rPr>
+        <w:t>Alinha os itens ao topo (início) da célula</w:t>
+      </w:r>
+      <w:r>
+        <w:rPr>
+          <w:rFonts w:hint="default" w:ascii="Arial" w:hAnsi="Arial" w:cs="Arial"/>
+          <w:lang w:val="pt-PT"/>
+        </w:rPr>
+        <w:t>;</w:t>
+      </w:r>
+    </w:p>
+    <w:p>
+      <w:pPr>
+        <w:pStyle w:val="7"/>
+        <w:numPr>
+          <w:ilvl w:val="0"/>
+          <w:numId w:val="40"/>
+        </w:numPr>
+        <w:bidi w:val="0"/>
+        <w:ind w:left="845" w:leftChars="0" w:hanging="425" w:firstLineChars="0"/>
+        <w:rPr>
+          <w:rFonts w:hint="default" w:ascii="Arial" w:hAnsi="Arial" w:cs="Arial"/>
+        </w:rPr>
+      </w:pPr>
+      <w:r>
+        <w:rPr>
+          <w:rFonts w:hint="default" w:ascii="Arial" w:hAnsi="Arial" w:cs="Arial"/>
+          <w:b/>
+          <w:bCs/>
+        </w:rPr>
+        <w:t>end:</w:t>
+      </w:r>
+      <w:r>
+        <w:rPr>
+          <w:rFonts w:hint="default" w:ascii="Arial" w:hAnsi="Arial" w:cs="Arial"/>
+        </w:rPr>
+        <w:t> Alinha os itens à base (final) da célula</w:t>
+      </w:r>
+      <w:r>
+        <w:rPr>
+          <w:rFonts w:hint="default" w:ascii="Arial" w:hAnsi="Arial" w:cs="Arial"/>
+          <w:lang w:val="pt-PT"/>
+        </w:rPr>
+        <w:t>;</w:t>
+      </w:r>
+    </w:p>
+    <w:p>
+      <w:pPr>
+        <w:pStyle w:val="7"/>
+        <w:numPr>
+          <w:ilvl w:val="0"/>
+          <w:numId w:val="40"/>
+        </w:numPr>
+        <w:bidi w:val="0"/>
+        <w:ind w:left="845" w:leftChars="0" w:hanging="425" w:firstLineChars="0"/>
+        <w:rPr>
+          <w:rFonts w:hint="default" w:ascii="Arial" w:hAnsi="Arial" w:cs="Arial"/>
+        </w:rPr>
+      </w:pPr>
+      <w:r>
+        <w:rPr>
+          <w:rFonts w:hint="default" w:ascii="Arial" w:hAnsi="Arial" w:cs="Arial"/>
+          <w:b/>
+          <w:bCs/>
+        </w:rPr>
+        <w:t>center: </w:t>
+      </w:r>
+      <w:r>
+        <w:rPr>
+          <w:rFonts w:hint="default" w:ascii="Arial" w:hAnsi="Arial" w:cs="Arial"/>
+        </w:rPr>
+        <w:t>Centraliza os itens verticalmente dentro da célula.</w:t>
+      </w:r>
+    </w:p>
+    <w:p>
+      <w:pPr>
+        <w:keepNext w:val="0"/>
+        <w:keepLines w:val="0"/>
+        <w:widowControl/>
+        <w:numPr>
+          <w:ilvl w:val="0"/>
+          <w:numId w:val="41"/>
+        </w:numPr>
+        <w:suppressLineNumbers w:val="0"/>
+        <w:pBdr>
+          <w:top w:val="none" w:color="auto" w:sz="0" w:space="0"/>
+          <w:left w:val="none" w:color="auto" w:sz="0" w:space="0"/>
+          <w:bottom w:val="none" w:color="auto" w:sz="0" w:space="0"/>
+          <w:right w:val="none" w:color="auto" w:sz="0" w:space="0"/>
+        </w:pBdr>
+        <w:spacing w:before="0" w:beforeAutospacing="0" w:after="180" w:afterAutospacing="0" w:line="360" w:lineRule="atLeast"/>
+        <w:ind w:left="420" w:leftChars="0" w:right="0" w:rightChars="0" w:hanging="420" w:firstLineChars="0"/>
+        <w:rPr>
+          <w:rFonts w:hint="default" w:ascii="Arial" w:hAnsi="Arial" w:cs="Arial"/>
+          <w:sz w:val="24"/>
+          <w:szCs w:val="24"/>
+        </w:rPr>
+      </w:pPr>
+      <w:r>
+        <w:rPr>
+          <w:rFonts w:hint="default" w:ascii="Arial" w:hAnsi="Arial" w:cs="Arial"/>
+          <w:b/>
+          <w:bCs/>
+          <w:sz w:val="24"/>
+          <w:szCs w:val="24"/>
+          <w:lang w:val="pt-PT"/>
+        </w:rPr>
+        <w:t>place-items</w:t>
+      </w:r>
+      <w:r>
+        <w:rPr>
+          <w:rFonts w:hint="default" w:ascii="Arial" w:hAnsi="Arial" w:cs="Arial"/>
+          <w:b w:val="0"/>
+          <w:bCs w:val="0"/>
+          <w:sz w:val="24"/>
+          <w:szCs w:val="24"/>
+          <w:lang w:val="pt-PT"/>
+        </w:rPr>
+        <w:t xml:space="preserve"> - shorthand das propriedades align-items e justify-items.</w:t>
+      </w:r>
+    </w:p>
+    <w:p>
+      <w:pPr>
+        <w:keepNext w:val="0"/>
+        <w:keepLines w:val="0"/>
+        <w:widowControl/>
+        <w:numPr>
+          <w:ilvl w:val="0"/>
+          <w:numId w:val="42"/>
+        </w:numPr>
+        <w:suppressLineNumbers w:val="0"/>
+        <w:pBdr>
+          <w:top w:val="none" w:color="auto" w:sz="0" w:space="0"/>
+          <w:left w:val="none" w:color="auto" w:sz="0" w:space="0"/>
+          <w:bottom w:val="none" w:color="auto" w:sz="0" w:space="0"/>
+          <w:right w:val="none" w:color="auto" w:sz="0" w:space="0"/>
+        </w:pBdr>
+        <w:spacing w:before="0" w:beforeAutospacing="0" w:after="180" w:afterAutospacing="0" w:line="360" w:lineRule="atLeast"/>
+        <w:ind w:left="840" w:leftChars="0" w:right="0" w:rightChars="0" w:hanging="420" w:firstLineChars="0"/>
+        <w:rPr>
+          <w:rFonts w:hint="default" w:ascii="Arial" w:hAnsi="Arial" w:cs="Arial"/>
+          <w:sz w:val="24"/>
+          <w:szCs w:val="24"/>
+        </w:rPr>
+      </w:pPr>
+      <w:r>
+        <w:rPr>
+          <w:rFonts w:hint="default" w:ascii="Arial" w:hAnsi="Arial" w:cs="Arial"/>
+          <w:b/>
+          <w:bCs/>
+          <w:sz w:val="24"/>
+          <w:szCs w:val="24"/>
+          <w:lang w:val="pt-PT"/>
+        </w:rPr>
+        <w:t xml:space="preserve">Sintaxe: </w:t>
+      </w:r>
+      <w:r>
+        <w:rPr>
+          <w:rFonts w:hint="default" w:ascii="Arial" w:hAnsi="Arial" w:cs="Arial"/>
+          <w:b w:val="0"/>
+          <w:bCs w:val="0"/>
+          <w:sz w:val="24"/>
+          <w:szCs w:val="24"/>
+          <w:lang w:val="pt-PT"/>
+        </w:rPr>
+        <w:t>place-items: [</w:t>
+      </w:r>
+      <w:r>
+        <w:rPr>
+          <w:rFonts w:hint="default" w:ascii="Arial" w:hAnsi="Arial" w:cs="Arial"/>
+          <w:b w:val="0"/>
+          <w:bCs w:val="0"/>
+          <w:sz w:val="24"/>
+          <w:szCs w:val="24"/>
+          <w:lang w:val="pt-PT"/>
+        </w:rPr>
+        <w:t>align-items</w:t>
+      </w:r>
+      <w:r>
+        <w:rPr>
+          <w:rFonts w:hint="default" w:ascii="Arial" w:hAnsi="Arial" w:cs="Arial"/>
+          <w:b w:val="0"/>
+          <w:bCs w:val="0"/>
+          <w:sz w:val="24"/>
+          <w:szCs w:val="24"/>
+          <w:lang w:val="pt-PT"/>
+        </w:rPr>
+        <w:t>] [</w:t>
+      </w:r>
+      <w:r>
+        <w:rPr>
+          <w:rFonts w:hint="default" w:ascii="Arial" w:hAnsi="Arial" w:cs="Arial"/>
+          <w:b w:val="0"/>
+          <w:bCs w:val="0"/>
+          <w:sz w:val="24"/>
+          <w:szCs w:val="24"/>
+          <w:lang w:val="pt-PT"/>
+        </w:rPr>
+        <w:t>justify-items</w:t>
+      </w:r>
+      <w:r>
+        <w:rPr>
+          <w:rFonts w:hint="default" w:ascii="Arial" w:hAnsi="Arial" w:cs="Arial"/>
+          <w:b w:val="0"/>
+          <w:bCs w:val="0"/>
+          <w:sz w:val="24"/>
+          <w:szCs w:val="24"/>
+          <w:lang w:val="pt-PT"/>
+        </w:rPr>
+        <w:t>];</w:t>
+      </w:r>
+    </w:p>
+    <w:p>
+      <w:pPr>
+        <w:keepNext w:val="0"/>
+        <w:keepLines w:val="0"/>
+        <w:widowControl/>
+        <w:numPr>
+          <w:ilvl w:val="0"/>
+          <w:numId w:val="42"/>
+        </w:numPr>
+        <w:suppressLineNumbers w:val="0"/>
+        <w:pBdr>
+          <w:top w:val="none" w:color="auto" w:sz="0" w:space="0"/>
+          <w:left w:val="none" w:color="auto" w:sz="0" w:space="0"/>
+          <w:bottom w:val="none" w:color="auto" w:sz="0" w:space="0"/>
+          <w:right w:val="none" w:color="auto" w:sz="0" w:space="0"/>
+        </w:pBdr>
+        <w:spacing w:before="0" w:beforeAutospacing="0" w:after="180" w:afterAutospacing="0" w:line="360" w:lineRule="atLeast"/>
+        <w:ind w:left="840" w:leftChars="0" w:right="0" w:rightChars="0" w:hanging="420" w:firstLineChars="0"/>
+        <w:rPr>
+          <w:rFonts w:hint="default" w:ascii="Arial" w:hAnsi="Arial" w:cs="Arial"/>
+          <w:sz w:val="24"/>
+          <w:szCs w:val="24"/>
+        </w:rPr>
+      </w:pPr>
+      <w:r>
+        <w:rPr>
+          <w:rFonts w:hint="default" w:ascii="Arial" w:hAnsi="Arial" w:cs="Arial"/>
+          <w:b/>
+          <w:bCs/>
+          <w:sz w:val="24"/>
+          <w:szCs w:val="24"/>
+          <w:lang w:val="pt-PT"/>
+        </w:rPr>
+        <w:t xml:space="preserve">Ex: </w:t>
+      </w:r>
+      <w:r>
+        <w:rPr>
+          <w:rFonts w:hint="default" w:ascii="Arial" w:hAnsi="Arial" w:cs="Arial"/>
+          <w:b w:val="0"/>
+          <w:bCs w:val="0"/>
+          <w:i/>
+          <w:iCs/>
+          <w:sz w:val="24"/>
+          <w:szCs w:val="24"/>
+          <w:lang w:val="pt-PT"/>
+        </w:rPr>
+        <w:t>place-items: stretch center;</w:t>
+      </w:r>
+    </w:p>
+    <w:p>
+      <w:pPr>
+        <w:keepNext w:val="0"/>
+        <w:keepLines w:val="0"/>
+        <w:widowControl/>
+        <w:numPr>
+          <w:numId w:val="0"/>
+        </w:numPr>
+        <w:suppressLineNumbers w:val="0"/>
+        <w:pBdr>
+          <w:top w:val="none" w:color="auto" w:sz="0" w:space="0"/>
+          <w:left w:val="none" w:color="auto" w:sz="0" w:space="0"/>
+          <w:bottom w:val="none" w:color="auto" w:sz="0" w:space="0"/>
+          <w:right w:val="none" w:color="auto" w:sz="0" w:space="0"/>
+        </w:pBdr>
+        <w:spacing w:before="0" w:beforeAutospacing="0" w:after="180" w:afterAutospacing="0" w:line="360" w:lineRule="atLeast"/>
+        <w:ind w:right="0" w:rightChars="0"/>
+        <w:rPr>
+          <w:rFonts w:hint="default" w:ascii="Arial" w:hAnsi="Arial" w:cs="Arial"/>
+          <w:sz w:val="24"/>
+          <w:szCs w:val="24"/>
+        </w:rPr>
+      </w:pPr>
+    </w:p>
+    <w:p>
+      <w:pPr>
+        <w:numPr>
+          <w:ilvl w:val="0"/>
+          <w:numId w:val="43"/>
+        </w:numPr>
+        <w:bidi w:val="0"/>
+        <w:ind w:left="420" w:leftChars="0" w:hanging="420" w:firstLineChars="0"/>
+        <w:jc w:val="left"/>
+        <w:rPr>
+          <w:rFonts w:hint="default" w:ascii="Arial" w:hAnsi="Arial" w:cs="Arial"/>
+          <w:sz w:val="24"/>
+          <w:szCs w:val="24"/>
+        </w:rPr>
+      </w:pPr>
+      <w:r>
+        <w:rPr>
+          <w:rFonts w:hint="default" w:ascii="Arial" w:hAnsi="Arial" w:cs="Arial"/>
+          <w:b/>
+          <w:bCs/>
+          <w:sz w:val="24"/>
+          <w:szCs w:val="24"/>
+          <w:lang w:val="pt-PT" w:eastAsia="zh-CN"/>
+        </w:rPr>
+        <w:t xml:space="preserve">justify-content </w:t>
+      </w:r>
+      <w:r>
+        <w:rPr>
+          <w:rFonts w:hint="default" w:ascii="Arial" w:hAnsi="Arial" w:cs="Arial"/>
+          <w:b w:val="0"/>
+          <w:bCs w:val="0"/>
+          <w:sz w:val="24"/>
+          <w:szCs w:val="24"/>
+          <w:lang w:val="pt-PT" w:eastAsia="zh-CN"/>
+        </w:rPr>
+        <w:t xml:space="preserve">- </w:t>
+      </w:r>
+      <w:r>
+        <w:rPr>
+          <w:rFonts w:hint="default" w:ascii="Arial" w:hAnsi="Arial" w:cs="Arial"/>
+          <w:sz w:val="24"/>
+          <w:szCs w:val="24"/>
+          <w:lang w:val="en-US" w:eastAsia="zh-CN"/>
+        </w:rPr>
+        <w:t>é utilizada para alinhar horizontalmente o conteúdo da grade (as colunas) dentro do contêiner da grade, quando houver espaço extra disponível no eixo principal (eixo inline).</w:t>
+      </w:r>
+      <w:r>
+        <w:rPr>
+          <w:rFonts w:hint="default" w:ascii="Arial" w:hAnsi="Arial" w:cs="Arial"/>
+          <w:sz w:val="24"/>
+          <w:szCs w:val="24"/>
+          <w:lang w:val="pt-PT" w:eastAsia="zh-CN"/>
+        </w:rPr>
+        <w:t xml:space="preserve"> </w:t>
+      </w:r>
+      <w:r>
+        <w:rPr>
+          <w:rFonts w:hint="default" w:ascii="Arial" w:hAnsi="Arial" w:cs="Arial"/>
+          <w:sz w:val="24"/>
+          <w:szCs w:val="24"/>
+          <w:lang w:val="en-US" w:eastAsia="zh-CN"/>
+        </w:rPr>
+        <w:t>Diferentemente do Flexbox, onde justify-content alinha os itens individualmente, no Grid, ela alinha o conjunto de células da grade, se o espaço total ocupado por elas for menor do que o espaço disponível no grid-container</w:t>
+      </w:r>
+      <w:r>
+        <w:rPr>
+          <w:rFonts w:hint="default" w:ascii="Arial" w:hAnsi="Arial" w:cs="Arial"/>
+          <w:sz w:val="24"/>
+          <w:szCs w:val="24"/>
+          <w:lang w:val="pt-PT" w:eastAsia="zh-CN"/>
+        </w:rPr>
+        <w:t xml:space="preserve">. </w:t>
+      </w:r>
+      <w:r>
+        <w:rPr>
+          <w:rFonts w:hint="default" w:ascii="Arial" w:hAnsi="Arial" w:cs="Arial"/>
+          <w:sz w:val="24"/>
+          <w:szCs w:val="24"/>
+          <w:lang w:val="en-US" w:eastAsia="zh-CN"/>
+        </w:rPr>
+        <w:t>Isso significa que, para a propriedade ter efeito, o tamanho total das colunas da grade (definido por grid-template-columns, por exemplo) deve ser menor que a largura do contêiner. Se as colunas usarem unidades como auto ou fr e se expandirem para preencher todo o espaço disponível, justify-content não terá efeito, a menos que o valor stretch seja usado para esticar as faixas auto</w:t>
+      </w:r>
+      <w:r>
+        <w:rPr>
+          <w:rFonts w:hint="default" w:ascii="Arial" w:hAnsi="Arial" w:cs="Arial"/>
+          <w:sz w:val="24"/>
+          <w:szCs w:val="24"/>
+          <w:lang w:val="pt-PT" w:eastAsia="zh-CN"/>
+        </w:rPr>
+        <w:t>.</w:t>
+      </w:r>
+    </w:p>
+    <w:p>
+      <w:pPr>
+        <w:bidi w:val="0"/>
+        <w:jc w:val="both"/>
+        <w:rPr>
+          <w:rFonts w:hint="default" w:ascii="Arial" w:hAnsi="Arial" w:cs="Arial"/>
+          <w:sz w:val="24"/>
+          <w:szCs w:val="24"/>
+          <w:lang w:val="pt-PT" w:eastAsia="zh-CN"/>
+        </w:rPr>
+      </w:pPr>
+    </w:p>
+    <w:p>
+      <w:pPr>
+        <w:numPr>
+          <w:ilvl w:val="0"/>
+          <w:numId w:val="44"/>
+        </w:numPr>
+        <w:bidi w:val="0"/>
+        <w:ind w:left="845" w:leftChars="0" w:hanging="425" w:firstLineChars="0"/>
+        <w:rPr>
+          <w:rFonts w:hint="default" w:ascii="Arial" w:hAnsi="Arial" w:cs="Arial"/>
+          <w:sz w:val="24"/>
+          <w:szCs w:val="24"/>
+        </w:rPr>
+      </w:pPr>
+      <w:r>
+        <w:rPr>
+          <w:rFonts w:hint="default" w:ascii="Arial" w:hAnsi="Arial" w:cs="Arial"/>
+          <w:b/>
+          <w:bCs/>
+          <w:sz w:val="24"/>
+          <w:szCs w:val="24"/>
+        </w:rPr>
+        <w:t>stretch (padrão)</w:t>
+      </w:r>
+      <w:r>
+        <w:rPr>
+          <w:rFonts w:hint="default" w:ascii="Arial" w:hAnsi="Arial" w:cs="Arial"/>
+          <w:b/>
+          <w:bCs/>
+          <w:sz w:val="24"/>
+          <w:szCs w:val="24"/>
+          <w:lang w:val="pt-PT"/>
+        </w:rPr>
+        <w:t xml:space="preserve"> </w:t>
+      </w:r>
+      <w:r>
+        <w:rPr>
+          <w:rFonts w:hint="default" w:ascii="Arial" w:hAnsi="Arial" w:cs="Arial"/>
+          <w:sz w:val="24"/>
+          <w:szCs w:val="24"/>
+          <w:lang w:val="pt-PT"/>
+        </w:rPr>
+        <w:t>-</w:t>
+      </w:r>
+      <w:r>
+        <w:rPr>
+          <w:rFonts w:hint="default" w:ascii="Arial" w:hAnsi="Arial" w:cs="Arial"/>
+          <w:sz w:val="24"/>
+          <w:szCs w:val="24"/>
+        </w:rPr>
+        <w:t xml:space="preserve"> Redimensiona as colunas com tamanhos automáticos (auto) para preencherem o contêiner completamente</w:t>
+      </w:r>
+      <w:r>
+        <w:rPr>
+          <w:rFonts w:hint="default" w:ascii="Arial" w:hAnsi="Arial" w:cs="Arial"/>
+          <w:sz w:val="24"/>
+          <w:szCs w:val="24"/>
+          <w:lang w:val="pt-PT"/>
+        </w:rPr>
+        <w:t>;</w:t>
+      </w:r>
+    </w:p>
+    <w:p>
+      <w:pPr>
+        <w:numPr>
+          <w:ilvl w:val="0"/>
+          <w:numId w:val="44"/>
+        </w:numPr>
+        <w:bidi w:val="0"/>
+        <w:ind w:left="845" w:leftChars="0" w:hanging="425" w:firstLineChars="0"/>
+        <w:rPr>
+          <w:rFonts w:hint="default" w:ascii="Arial" w:hAnsi="Arial" w:cs="Arial"/>
+          <w:sz w:val="24"/>
+          <w:szCs w:val="24"/>
+        </w:rPr>
+      </w:pPr>
+      <w:r>
+        <w:rPr>
+          <w:rFonts w:hint="default" w:ascii="Arial" w:hAnsi="Arial" w:cs="Arial"/>
+          <w:b/>
+          <w:bCs/>
+          <w:sz w:val="24"/>
+          <w:szCs w:val="24"/>
+        </w:rPr>
+        <w:t>start</w:t>
+      </w:r>
+      <w:r>
+        <w:rPr>
+          <w:rFonts w:hint="default" w:ascii="Arial" w:hAnsi="Arial" w:cs="Arial"/>
+          <w:b/>
+          <w:bCs/>
+          <w:sz w:val="24"/>
+          <w:szCs w:val="24"/>
+          <w:lang w:val="pt-PT"/>
+        </w:rPr>
+        <w:t xml:space="preserve"> </w:t>
+      </w:r>
+      <w:r>
+        <w:rPr>
+          <w:rFonts w:hint="default" w:ascii="Arial" w:hAnsi="Arial" w:cs="Arial"/>
+          <w:sz w:val="24"/>
+          <w:szCs w:val="24"/>
+          <w:lang w:val="pt-PT"/>
+        </w:rPr>
+        <w:t>-</w:t>
+      </w:r>
+      <w:r>
+        <w:rPr>
+          <w:rFonts w:hint="default" w:ascii="Arial" w:hAnsi="Arial" w:cs="Arial"/>
+          <w:sz w:val="24"/>
+          <w:szCs w:val="24"/>
+        </w:rPr>
+        <w:t xml:space="preserve"> Alinha o conteúdo da grade no início do eixo inline (horizontal) do contêiner</w:t>
+      </w:r>
+      <w:r>
+        <w:rPr>
+          <w:rFonts w:hint="default" w:ascii="Arial" w:hAnsi="Arial" w:cs="Arial"/>
+          <w:sz w:val="24"/>
+          <w:szCs w:val="24"/>
+          <w:lang w:val="pt-PT"/>
+        </w:rPr>
+        <w:t>;</w:t>
+      </w:r>
+    </w:p>
+    <w:p>
+      <w:pPr>
+        <w:numPr>
+          <w:ilvl w:val="0"/>
+          <w:numId w:val="44"/>
+        </w:numPr>
+        <w:bidi w:val="0"/>
+        <w:ind w:left="845" w:leftChars="0" w:hanging="425" w:firstLineChars="0"/>
+        <w:rPr>
+          <w:rFonts w:hint="default" w:ascii="Arial" w:hAnsi="Arial" w:cs="Arial"/>
+          <w:sz w:val="24"/>
+          <w:szCs w:val="24"/>
+        </w:rPr>
+      </w:pPr>
+      <w:r>
+        <w:rPr>
+          <w:rFonts w:hint="default" w:ascii="Arial" w:hAnsi="Arial" w:cs="Arial"/>
+          <w:b/>
+          <w:bCs/>
+          <w:sz w:val="24"/>
+          <w:szCs w:val="24"/>
+        </w:rPr>
+        <w:t>end</w:t>
+      </w:r>
+      <w:r>
+        <w:rPr>
+          <w:rFonts w:hint="default" w:ascii="Arial" w:hAnsi="Arial" w:cs="Arial"/>
+          <w:b/>
+          <w:bCs/>
+          <w:sz w:val="24"/>
+          <w:szCs w:val="24"/>
+          <w:lang w:val="pt-PT"/>
+        </w:rPr>
+        <w:t xml:space="preserve"> </w:t>
+      </w:r>
+      <w:r>
+        <w:rPr>
+          <w:rFonts w:hint="default" w:ascii="Arial" w:hAnsi="Arial" w:cs="Arial"/>
+          <w:sz w:val="24"/>
+          <w:szCs w:val="24"/>
+          <w:lang w:val="pt-PT"/>
+        </w:rPr>
+        <w:t>-</w:t>
+      </w:r>
+      <w:r>
+        <w:rPr>
+          <w:rFonts w:hint="default" w:ascii="Arial" w:hAnsi="Arial" w:cs="Arial"/>
+          <w:sz w:val="24"/>
+          <w:szCs w:val="24"/>
+        </w:rPr>
+        <w:t xml:space="preserve"> Alinha o conteúdo da grade no final do eixo inline do contêiner</w:t>
+      </w:r>
+      <w:r>
+        <w:rPr>
+          <w:rFonts w:hint="default" w:ascii="Arial" w:hAnsi="Arial" w:cs="Arial"/>
+          <w:sz w:val="24"/>
+          <w:szCs w:val="24"/>
+          <w:lang w:val="pt-PT"/>
+        </w:rPr>
+        <w:t>;</w:t>
+      </w:r>
+    </w:p>
+    <w:p>
+      <w:pPr>
+        <w:numPr>
+          <w:ilvl w:val="0"/>
+          <w:numId w:val="44"/>
+        </w:numPr>
+        <w:bidi w:val="0"/>
+        <w:ind w:left="845" w:leftChars="0" w:hanging="425" w:firstLineChars="0"/>
+        <w:rPr>
+          <w:rFonts w:hint="default" w:ascii="Arial" w:hAnsi="Arial" w:cs="Arial"/>
+          <w:sz w:val="24"/>
+          <w:szCs w:val="24"/>
+        </w:rPr>
+      </w:pPr>
+      <w:r>
+        <w:rPr>
+          <w:rFonts w:hint="default" w:ascii="Arial" w:hAnsi="Arial" w:cs="Arial"/>
+          <w:b/>
+          <w:bCs/>
+          <w:sz w:val="24"/>
+          <w:szCs w:val="24"/>
+        </w:rPr>
+        <w:t>center</w:t>
+      </w:r>
+      <w:r>
+        <w:rPr>
+          <w:rFonts w:hint="default" w:ascii="Arial" w:hAnsi="Arial" w:cs="Arial"/>
+          <w:b/>
+          <w:bCs/>
+          <w:sz w:val="24"/>
+          <w:szCs w:val="24"/>
+          <w:lang w:val="pt-PT"/>
+        </w:rPr>
+        <w:t xml:space="preserve"> </w:t>
+      </w:r>
+      <w:r>
+        <w:rPr>
+          <w:rFonts w:hint="default" w:ascii="Arial" w:hAnsi="Arial" w:cs="Arial"/>
+          <w:sz w:val="24"/>
+          <w:szCs w:val="24"/>
+          <w:lang w:val="pt-PT"/>
+        </w:rPr>
+        <w:t>-</w:t>
+      </w:r>
+      <w:r>
+        <w:rPr>
+          <w:rFonts w:hint="default" w:ascii="Arial" w:hAnsi="Arial" w:cs="Arial"/>
+          <w:sz w:val="24"/>
+          <w:szCs w:val="24"/>
+        </w:rPr>
+        <w:t xml:space="preserve"> Centraliza o conteúdo da grade horizontalmente dentro do contêiner</w:t>
+      </w:r>
+      <w:r>
+        <w:rPr>
+          <w:rFonts w:hint="default" w:ascii="Arial" w:hAnsi="Arial" w:cs="Arial"/>
+          <w:sz w:val="24"/>
+          <w:szCs w:val="24"/>
+          <w:lang w:val="pt-PT"/>
+        </w:rPr>
+        <w:t>;</w:t>
+      </w:r>
+    </w:p>
+    <w:p>
+      <w:pPr>
+        <w:numPr>
+          <w:ilvl w:val="0"/>
+          <w:numId w:val="44"/>
+        </w:numPr>
+        <w:bidi w:val="0"/>
+        <w:ind w:left="845" w:leftChars="0" w:hanging="425" w:firstLineChars="0"/>
+        <w:rPr>
+          <w:rFonts w:hint="default" w:ascii="Arial" w:hAnsi="Arial" w:cs="Arial"/>
+          <w:sz w:val="24"/>
+          <w:szCs w:val="24"/>
+        </w:rPr>
+      </w:pPr>
+      <w:r>
+        <w:rPr>
+          <w:rFonts w:hint="default" w:ascii="Arial" w:hAnsi="Arial" w:cs="Arial"/>
+          <w:b/>
+          <w:bCs/>
+          <w:sz w:val="24"/>
+          <w:szCs w:val="24"/>
+        </w:rPr>
+        <w:t>space-between</w:t>
+      </w:r>
+      <w:r>
+        <w:rPr>
+          <w:rFonts w:hint="default" w:ascii="Arial" w:hAnsi="Arial" w:cs="Arial"/>
+          <w:sz w:val="24"/>
+          <w:szCs w:val="24"/>
+          <w:lang w:val="pt-PT"/>
+        </w:rPr>
+        <w:t xml:space="preserve"> -</w:t>
+      </w:r>
+      <w:r>
+        <w:rPr>
+          <w:rFonts w:hint="default" w:ascii="Arial" w:hAnsi="Arial" w:cs="Arial"/>
+          <w:sz w:val="24"/>
+          <w:szCs w:val="24"/>
+        </w:rPr>
+        <w:t xml:space="preserve"> Distribui o espaço extra igualmente entre as colunas da grade, com a primeira e a última coluna coladas nas bordas do contêiner</w:t>
+      </w:r>
+      <w:r>
+        <w:rPr>
+          <w:rFonts w:hint="default" w:ascii="Arial" w:hAnsi="Arial" w:cs="Arial"/>
+          <w:sz w:val="24"/>
+          <w:szCs w:val="24"/>
+          <w:lang w:val="pt-PT"/>
+        </w:rPr>
+        <w:t>;</w:t>
+      </w:r>
+    </w:p>
+    <w:p>
+      <w:pPr>
+        <w:numPr>
+          <w:ilvl w:val="0"/>
+          <w:numId w:val="44"/>
+        </w:numPr>
+        <w:bidi w:val="0"/>
+        <w:ind w:left="845" w:leftChars="0" w:hanging="425" w:firstLineChars="0"/>
+        <w:rPr>
+          <w:rFonts w:hint="default" w:ascii="Arial" w:hAnsi="Arial" w:cs="Arial"/>
+          <w:sz w:val="24"/>
+          <w:szCs w:val="24"/>
+        </w:rPr>
+      </w:pPr>
+      <w:r>
+        <w:rPr>
+          <w:rFonts w:hint="default" w:ascii="Arial" w:hAnsi="Arial" w:cs="Arial"/>
+          <w:b/>
+          <w:bCs/>
+          <w:sz w:val="24"/>
+          <w:szCs w:val="24"/>
+        </w:rPr>
+        <w:t>space-around</w:t>
+      </w:r>
+      <w:r>
+        <w:rPr>
+          <w:rFonts w:hint="default" w:ascii="Arial" w:hAnsi="Arial" w:cs="Arial"/>
+          <w:sz w:val="24"/>
+          <w:szCs w:val="24"/>
+          <w:lang w:val="pt-PT"/>
+        </w:rPr>
+        <w:t xml:space="preserve"> -</w:t>
+      </w:r>
+      <w:r>
+        <w:rPr>
+          <w:rFonts w:hint="default" w:ascii="Arial" w:hAnsi="Arial" w:cs="Arial"/>
+          <w:sz w:val="24"/>
+          <w:szCs w:val="24"/>
+        </w:rPr>
+        <w:t xml:space="preserve"> Distribui o espaço extra de forma que cada coluna tenha espaço igual ao seu redor (os espaços nas bordas são metade do espaço entre as colunas)</w:t>
+      </w:r>
+      <w:r>
+        <w:rPr>
+          <w:rFonts w:hint="default" w:ascii="Arial" w:hAnsi="Arial" w:cs="Arial"/>
+          <w:sz w:val="24"/>
+          <w:szCs w:val="24"/>
+          <w:lang w:val="pt-PT"/>
+        </w:rPr>
+        <w:t>;</w:t>
+      </w:r>
+    </w:p>
+    <w:p>
+      <w:pPr>
+        <w:numPr>
+          <w:ilvl w:val="0"/>
+          <w:numId w:val="44"/>
+        </w:numPr>
+        <w:bidi w:val="0"/>
+        <w:ind w:left="845" w:leftChars="0" w:hanging="425" w:firstLineChars="0"/>
+        <w:rPr>
+          <w:rFonts w:hint="default" w:ascii="Arial" w:hAnsi="Arial" w:cs="Arial"/>
+          <w:sz w:val="24"/>
+          <w:szCs w:val="24"/>
+        </w:rPr>
+      </w:pPr>
+      <w:r>
+        <w:rPr>
+          <w:rFonts w:hint="default" w:ascii="Arial" w:hAnsi="Arial" w:cs="Arial"/>
+          <w:b/>
+          <w:bCs/>
+          <w:sz w:val="24"/>
+          <w:szCs w:val="24"/>
+        </w:rPr>
+        <w:t>space-evenly</w:t>
+      </w:r>
+      <w:r>
+        <w:rPr>
+          <w:rFonts w:hint="default" w:ascii="Arial" w:hAnsi="Arial" w:cs="Arial"/>
+          <w:b/>
+          <w:bCs/>
+          <w:sz w:val="24"/>
+          <w:szCs w:val="24"/>
+          <w:lang w:val="pt-PT"/>
+        </w:rPr>
+        <w:t xml:space="preserve"> </w:t>
+      </w:r>
+      <w:r>
+        <w:rPr>
+          <w:rFonts w:hint="default" w:ascii="Arial" w:hAnsi="Arial" w:cs="Arial"/>
+          <w:sz w:val="24"/>
+          <w:szCs w:val="24"/>
+          <w:lang w:val="pt-PT"/>
+        </w:rPr>
+        <w:t>-</w:t>
+      </w:r>
+      <w:r>
+        <w:rPr>
+          <w:rFonts w:hint="default" w:ascii="Arial" w:hAnsi="Arial" w:cs="Arial"/>
+          <w:sz w:val="24"/>
+          <w:szCs w:val="24"/>
+        </w:rPr>
+        <w:t xml:space="preserve"> Distribui o espaço extra de forma que o espaçamento entre colunas adjacentes, antes da primeira e depois da última, seja exatamente o mesmo</w:t>
+      </w:r>
+      <w:r>
+        <w:rPr>
+          <w:rFonts w:hint="default" w:ascii="Arial" w:hAnsi="Arial" w:cs="Arial"/>
+          <w:sz w:val="24"/>
+          <w:szCs w:val="24"/>
+          <w:lang w:val="pt-PT"/>
+        </w:rPr>
+        <w:t>.</w:t>
+      </w:r>
+    </w:p>
+    <w:p>
+      <w:pPr>
+        <w:numPr>
+          <w:numId w:val="0"/>
+        </w:numPr>
+        <w:bidi w:val="0"/>
+        <w:ind w:left="420" w:leftChars="0"/>
+        <w:rPr>
+          <w:rFonts w:hint="default" w:ascii="Arial" w:hAnsi="Arial" w:cs="Arial"/>
+          <w:b w:val="0"/>
+          <w:bCs w:val="0"/>
+          <w:i/>
+          <w:iCs/>
+          <w:sz w:val="24"/>
+          <w:szCs w:val="24"/>
+          <w:lang w:val="pt-PT"/>
+        </w:rPr>
+      </w:pPr>
+      <w:r>
+        <w:rPr>
+          <w:rFonts w:hint="default" w:ascii="Arial" w:hAnsi="Arial" w:cs="Arial"/>
+          <w:b/>
+          <w:bCs/>
+          <w:sz w:val="24"/>
+          <w:szCs w:val="24"/>
+          <w:lang w:val="pt-PT"/>
+        </w:rPr>
+        <w:t>Ex:</w:t>
+      </w:r>
+      <w:r>
+        <w:rPr>
+          <w:rFonts w:hint="default" w:ascii="Arial" w:hAnsi="Arial" w:cs="Arial"/>
+          <w:b w:val="0"/>
+          <w:bCs w:val="0"/>
+          <w:i/>
+          <w:iCs/>
+          <w:sz w:val="24"/>
+          <w:szCs w:val="24"/>
+          <w:lang w:val="pt-PT"/>
+        </w:rPr>
+        <w:t xml:space="preserve"> justify-content: stretch;</w:t>
+      </w:r>
+    </w:p>
+    <w:p>
+      <w:pPr>
+        <w:numPr>
+          <w:numId w:val="0"/>
+        </w:numPr>
+        <w:bidi w:val="0"/>
+        <w:ind w:left="420" w:leftChars="0"/>
+        <w:rPr>
+          <w:rFonts w:hint="default" w:ascii="Arial" w:hAnsi="Arial" w:cs="Arial"/>
+          <w:b w:val="0"/>
+          <w:bCs w:val="0"/>
+          <w:i/>
+          <w:iCs/>
+          <w:sz w:val="24"/>
+          <w:szCs w:val="24"/>
+          <w:lang w:val="pt-PT"/>
+        </w:rPr>
+      </w:pPr>
+    </w:p>
+    <w:p>
+      <w:pPr>
+        <w:bidi w:val="0"/>
+        <w:rPr>
+          <w:rFonts w:hint="default" w:ascii="Arial" w:hAnsi="Arial" w:cs="Arial"/>
+          <w:sz w:val="24"/>
+          <w:szCs w:val="24"/>
+          <w:lang w:val="pt-PT"/>
+        </w:rPr>
+      </w:pPr>
+    </w:p>
+    <w:p>
+      <w:pPr>
+        <w:numPr>
+          <w:ilvl w:val="0"/>
+          <w:numId w:val="45"/>
+        </w:numPr>
+        <w:bidi w:val="0"/>
+        <w:ind w:left="420" w:leftChars="0" w:hanging="420" w:firstLineChars="0"/>
+        <w:rPr>
+          <w:rFonts w:hint="default" w:ascii="Arial" w:hAnsi="Arial" w:cs="Arial"/>
+          <w:sz w:val="24"/>
+          <w:szCs w:val="24"/>
+        </w:rPr>
+      </w:pPr>
+      <w:r>
+        <w:rPr>
+          <w:rFonts w:hint="default" w:ascii="Arial" w:hAnsi="Arial" w:cs="Arial"/>
+          <w:b/>
+          <w:bCs/>
+          <w:sz w:val="24"/>
+          <w:szCs w:val="24"/>
+          <w:lang w:val="pt-PT" w:eastAsia="zh-CN"/>
+        </w:rPr>
+        <w:t xml:space="preserve">align-content </w:t>
+      </w:r>
+      <w:r>
+        <w:rPr>
+          <w:rFonts w:hint="default" w:ascii="Arial" w:hAnsi="Arial" w:cs="Arial"/>
+          <w:b w:val="0"/>
+          <w:bCs w:val="0"/>
+          <w:sz w:val="24"/>
+          <w:szCs w:val="24"/>
+          <w:lang w:val="pt-PT" w:eastAsia="zh-CN"/>
+        </w:rPr>
+        <w:t xml:space="preserve">- </w:t>
+      </w:r>
+      <w:r>
+        <w:rPr>
+          <w:rFonts w:hint="default" w:ascii="Arial" w:hAnsi="Arial" w:cs="Arial"/>
+          <w:sz w:val="24"/>
+          <w:szCs w:val="24"/>
+          <w:lang w:val="pt-PT" w:eastAsia="zh-CN"/>
+        </w:rPr>
+        <w:t>A</w:t>
+      </w:r>
+      <w:r>
+        <w:rPr>
+          <w:rFonts w:hint="default" w:ascii="Arial" w:hAnsi="Arial" w:cs="Arial"/>
+          <w:sz w:val="24"/>
+          <w:szCs w:val="24"/>
+          <w:lang w:val="en-US" w:eastAsia="zh-CN"/>
+        </w:rPr>
+        <w:t>linha todo o conteúdo da grade (todas as linhas e colunas agrupadas) verticalmente dentro do contêiner, agindo no eixo do bloco (coluna). Ela é útil quando o tamanho total da grade é menor que o contêiner, permitindo distribuir o espaço extra entre ou ao redor das linhas.</w:t>
+      </w:r>
+    </w:p>
+    <w:p>
+      <w:pPr>
+        <w:numPr>
+          <w:numId w:val="0"/>
+        </w:numPr>
+        <w:bidi w:val="0"/>
+        <w:ind w:leftChars="0"/>
+        <w:rPr>
+          <w:rFonts w:hint="default" w:ascii="Arial" w:hAnsi="Arial" w:cs="Arial"/>
+          <w:sz w:val="24"/>
+          <w:szCs w:val="24"/>
+        </w:rPr>
+      </w:pPr>
+    </w:p>
+    <w:p>
+      <w:pPr>
+        <w:numPr>
+          <w:ilvl w:val="0"/>
+          <w:numId w:val="46"/>
+        </w:numPr>
+        <w:bidi w:val="0"/>
+        <w:ind w:left="845" w:leftChars="0" w:hanging="425" w:firstLineChars="0"/>
+        <w:rPr>
+          <w:rFonts w:hint="default" w:ascii="Arial" w:hAnsi="Arial" w:cs="Arial"/>
+          <w:sz w:val="24"/>
+          <w:szCs w:val="24"/>
+        </w:rPr>
+      </w:pPr>
+      <w:r>
+        <w:rPr>
+          <w:rFonts w:hint="default" w:ascii="Arial" w:hAnsi="Arial" w:cs="Arial"/>
+          <w:b/>
+          <w:bCs/>
+          <w:sz w:val="24"/>
+          <w:szCs w:val="24"/>
+        </w:rPr>
+        <w:t>stretch (Padrão): </w:t>
+      </w:r>
+      <w:r>
+        <w:rPr>
+          <w:rFonts w:hint="default" w:ascii="Arial" w:hAnsi="Arial" w:cs="Arial"/>
+          <w:sz w:val="24"/>
+          <w:szCs w:val="24"/>
+        </w:rPr>
+        <w:t>Os itens da grade se esticam para preencher todo o espaço vertical disponível do contêiner.</w:t>
+      </w:r>
+    </w:p>
+    <w:p>
+      <w:pPr>
+        <w:numPr>
+          <w:ilvl w:val="0"/>
+          <w:numId w:val="46"/>
+        </w:numPr>
+        <w:bidi w:val="0"/>
+        <w:ind w:left="845" w:leftChars="0" w:hanging="425" w:firstLineChars="0"/>
+        <w:rPr>
+          <w:rFonts w:hint="default" w:ascii="Arial" w:hAnsi="Arial" w:cs="Arial"/>
+          <w:sz w:val="24"/>
+          <w:szCs w:val="24"/>
+        </w:rPr>
+      </w:pPr>
+      <w:r>
+        <w:rPr>
+          <w:rFonts w:hint="default" w:ascii="Arial" w:hAnsi="Arial" w:cs="Arial"/>
+          <w:b/>
+          <w:bCs/>
+          <w:sz w:val="24"/>
+          <w:szCs w:val="24"/>
+        </w:rPr>
+        <w:t>start: </w:t>
+      </w:r>
+      <w:r>
+        <w:rPr>
+          <w:rFonts w:hint="default" w:ascii="Arial" w:hAnsi="Arial" w:cs="Arial"/>
+          <w:sz w:val="24"/>
+          <w:szCs w:val="24"/>
+        </w:rPr>
+        <w:t>Alinha todo o conteúdo da grade ao início (topo) do contêiner.</w:t>
+      </w:r>
+    </w:p>
+    <w:p>
+      <w:pPr>
+        <w:numPr>
+          <w:ilvl w:val="0"/>
+          <w:numId w:val="46"/>
+        </w:numPr>
+        <w:bidi w:val="0"/>
+        <w:ind w:left="845" w:leftChars="0" w:hanging="425" w:firstLineChars="0"/>
+        <w:rPr>
+          <w:rFonts w:hint="default" w:ascii="Arial" w:hAnsi="Arial" w:cs="Arial"/>
+          <w:sz w:val="24"/>
+          <w:szCs w:val="24"/>
+        </w:rPr>
+      </w:pPr>
+      <w:r>
+        <w:rPr>
+          <w:rFonts w:hint="default" w:ascii="Arial" w:hAnsi="Arial" w:cs="Arial"/>
+          <w:b/>
+          <w:bCs/>
+          <w:sz w:val="24"/>
+          <w:szCs w:val="24"/>
+        </w:rPr>
+        <w:t>end:</w:t>
+      </w:r>
+      <w:r>
+        <w:rPr>
+          <w:rFonts w:hint="default" w:ascii="Arial" w:hAnsi="Arial" w:cs="Arial"/>
+          <w:sz w:val="24"/>
+          <w:szCs w:val="24"/>
+        </w:rPr>
+        <w:t> Alinha todo o conteúdo da grade ao final (parte inferior) do contêiner.</w:t>
+      </w:r>
+    </w:p>
+    <w:p>
+      <w:pPr>
+        <w:numPr>
+          <w:ilvl w:val="0"/>
+          <w:numId w:val="46"/>
+        </w:numPr>
+        <w:bidi w:val="0"/>
+        <w:ind w:left="845" w:leftChars="0" w:hanging="425" w:firstLineChars="0"/>
+        <w:rPr>
+          <w:rFonts w:hint="default" w:ascii="Arial" w:hAnsi="Arial" w:cs="Arial"/>
+          <w:sz w:val="24"/>
+          <w:szCs w:val="24"/>
+        </w:rPr>
+      </w:pPr>
+      <w:r>
+        <w:rPr>
+          <w:rFonts w:hint="default" w:ascii="Arial" w:hAnsi="Arial" w:cs="Arial"/>
+          <w:b/>
+          <w:bCs/>
+          <w:sz w:val="24"/>
+          <w:szCs w:val="24"/>
+        </w:rPr>
+        <w:t>center:</w:t>
+      </w:r>
+      <w:r>
+        <w:rPr>
+          <w:rFonts w:hint="default" w:ascii="Arial" w:hAnsi="Arial" w:cs="Arial"/>
+          <w:sz w:val="24"/>
+          <w:szCs w:val="24"/>
+        </w:rPr>
+        <w:t> Centraliza todo o conteúdo da grade verticalmente.</w:t>
+      </w:r>
+    </w:p>
+    <w:p>
+      <w:pPr>
+        <w:numPr>
+          <w:ilvl w:val="0"/>
+          <w:numId w:val="46"/>
+        </w:numPr>
+        <w:bidi w:val="0"/>
+        <w:ind w:left="845" w:leftChars="0" w:hanging="425" w:firstLineChars="0"/>
+        <w:rPr>
+          <w:rFonts w:hint="default" w:ascii="Arial" w:hAnsi="Arial" w:cs="Arial"/>
+          <w:sz w:val="24"/>
+          <w:szCs w:val="24"/>
+        </w:rPr>
+      </w:pPr>
+      <w:r>
+        <w:rPr>
+          <w:rFonts w:hint="default" w:ascii="Arial" w:hAnsi="Arial" w:cs="Arial"/>
+          <w:b/>
+          <w:bCs/>
+          <w:sz w:val="24"/>
+          <w:szCs w:val="24"/>
+        </w:rPr>
+        <w:t>space-between: </w:t>
+      </w:r>
+      <w:r>
+        <w:rPr>
+          <w:rFonts w:hint="default" w:ascii="Arial" w:hAnsi="Arial" w:cs="Arial"/>
+          <w:sz w:val="24"/>
+          <w:szCs w:val="24"/>
+        </w:rPr>
+        <w:t>Distribui o espaço igualmente entre as linhas, sem espaço nas bordas.</w:t>
+      </w:r>
+    </w:p>
+    <w:p>
+      <w:pPr>
+        <w:numPr>
+          <w:ilvl w:val="0"/>
+          <w:numId w:val="46"/>
+        </w:numPr>
+        <w:bidi w:val="0"/>
+        <w:ind w:left="845" w:leftChars="0" w:hanging="425" w:firstLineChars="0"/>
+        <w:rPr>
+          <w:rFonts w:hint="default" w:ascii="Arial" w:hAnsi="Arial" w:cs="Arial"/>
+          <w:sz w:val="24"/>
+          <w:szCs w:val="24"/>
+        </w:rPr>
+      </w:pPr>
+      <w:r>
+        <w:rPr>
+          <w:rFonts w:hint="default" w:ascii="Arial" w:hAnsi="Arial" w:cs="Arial"/>
+          <w:b/>
+          <w:bCs/>
+          <w:sz w:val="24"/>
+          <w:szCs w:val="24"/>
+        </w:rPr>
+        <w:t>space-evenly:</w:t>
+      </w:r>
+      <w:r>
+        <w:rPr>
+          <w:rFonts w:hint="default" w:ascii="Arial" w:hAnsi="Arial" w:cs="Arial"/>
+          <w:sz w:val="24"/>
+          <w:szCs w:val="24"/>
+        </w:rPr>
+        <w:t> Distribui o espaço uniformemente entre as linhas e nas bordas do contêiner.</w:t>
+      </w:r>
+    </w:p>
+    <w:p>
+      <w:pPr>
+        <w:numPr>
+          <w:ilvl w:val="0"/>
+          <w:numId w:val="46"/>
+        </w:numPr>
+        <w:bidi w:val="0"/>
+        <w:ind w:left="845" w:leftChars="0" w:hanging="425" w:firstLineChars="0"/>
+        <w:rPr>
+          <w:rFonts w:hint="default" w:ascii="Arial" w:hAnsi="Arial" w:cs="Arial"/>
+          <w:sz w:val="24"/>
+          <w:szCs w:val="24"/>
+        </w:rPr>
+      </w:pPr>
+      <w:r>
+        <w:rPr>
+          <w:rFonts w:hint="default" w:ascii="Arial" w:hAnsi="Arial" w:cs="Arial"/>
+          <w:b/>
+          <w:bCs/>
+          <w:sz w:val="24"/>
+          <w:szCs w:val="24"/>
+        </w:rPr>
+        <w:t>space-around:</w:t>
+      </w:r>
+      <w:r>
+        <w:rPr>
+          <w:rFonts w:hint="default" w:ascii="Arial" w:hAnsi="Arial" w:cs="Arial"/>
+          <w:sz w:val="24"/>
+          <w:szCs w:val="24"/>
+        </w:rPr>
+        <w:t> Distribui o espaço igualmente ao redor de cada linha, com metade do espaço nas extremidades.</w:t>
+      </w:r>
+    </w:p>
+    <w:p>
+      <w:pPr>
+        <w:bidi w:val="0"/>
+        <w:rPr>
+          <w:rFonts w:hint="default" w:ascii="Arial" w:hAnsi="Arial" w:cs="Arial"/>
+          <w:sz w:val="24"/>
+          <w:szCs w:val="24"/>
+          <w:lang w:val="pt-PT"/>
+        </w:rPr>
+      </w:pPr>
+    </w:p>
+    <w:p>
+      <w:pPr>
+        <w:numPr>
+          <w:ilvl w:val="0"/>
+          <w:numId w:val="47"/>
+        </w:numPr>
+        <w:bidi w:val="0"/>
+        <w:ind w:left="420" w:leftChars="0" w:hanging="420" w:firstLineChars="0"/>
+        <w:rPr>
+          <w:rFonts w:hint="default" w:ascii="Arial" w:hAnsi="Arial" w:cs="Arial"/>
+          <w:sz w:val="24"/>
+          <w:szCs w:val="24"/>
+          <w:lang w:val="pt-PT"/>
+        </w:rPr>
+      </w:pPr>
+      <w:r>
+        <w:rPr>
+          <w:rFonts w:hint="default" w:ascii="Arial" w:hAnsi="Arial" w:cs="Arial"/>
+          <w:b/>
+          <w:bCs/>
+          <w:sz w:val="24"/>
+          <w:szCs w:val="24"/>
+          <w:lang w:val="pt-PT"/>
+        </w:rPr>
+        <w:t xml:space="preserve">place-content </w:t>
+      </w:r>
+      <w:r>
+        <w:rPr>
+          <w:rFonts w:hint="default" w:ascii="Arial" w:hAnsi="Arial" w:cs="Arial"/>
+          <w:b w:val="0"/>
+          <w:bCs w:val="0"/>
+          <w:sz w:val="24"/>
+          <w:szCs w:val="24"/>
+          <w:lang w:val="pt-PT"/>
+        </w:rPr>
+        <w:t>- shorthand das propriedades align-content e justify-content.</w:t>
+      </w:r>
+    </w:p>
+    <w:p>
+      <w:pPr>
+        <w:numPr>
+          <w:ilvl w:val="0"/>
+          <w:numId w:val="48"/>
+        </w:numPr>
+        <w:bidi w:val="0"/>
+        <w:ind w:left="840" w:leftChars="0" w:hanging="420" w:firstLineChars="0"/>
+        <w:rPr>
+          <w:rFonts w:hint="default" w:ascii="Arial" w:hAnsi="Arial" w:cs="Arial"/>
+          <w:sz w:val="24"/>
+          <w:szCs w:val="24"/>
+          <w:lang w:val="pt-PT"/>
+        </w:rPr>
+      </w:pPr>
+      <w:r>
+        <w:rPr>
+          <w:rFonts w:hint="default" w:ascii="Arial" w:hAnsi="Arial" w:cs="Arial"/>
+          <w:b/>
+          <w:bCs/>
+          <w:sz w:val="24"/>
+          <w:szCs w:val="24"/>
+          <w:lang w:val="pt-PT"/>
+        </w:rPr>
+        <w:t>Sintaxe:</w:t>
+      </w:r>
+      <w:r>
+        <w:rPr>
+          <w:rFonts w:hint="default" w:ascii="Arial" w:hAnsi="Arial" w:cs="Arial"/>
+          <w:b w:val="0"/>
+          <w:bCs w:val="0"/>
+          <w:sz w:val="24"/>
+          <w:szCs w:val="24"/>
+          <w:lang w:val="pt-PT"/>
+        </w:rPr>
+        <w:t xml:space="preserve"> place-content: [</w:t>
+      </w:r>
+      <w:r>
+        <w:rPr>
+          <w:rFonts w:hint="default" w:ascii="Arial" w:hAnsi="Arial" w:cs="Arial"/>
+          <w:b w:val="0"/>
+          <w:bCs w:val="0"/>
+          <w:sz w:val="24"/>
+          <w:szCs w:val="24"/>
+          <w:lang w:val="pt-PT"/>
+        </w:rPr>
+        <w:t>align-content</w:t>
+      </w:r>
+      <w:r>
+        <w:rPr>
+          <w:rFonts w:hint="default" w:ascii="Arial" w:hAnsi="Arial" w:cs="Arial"/>
+          <w:b w:val="0"/>
+          <w:bCs w:val="0"/>
+          <w:sz w:val="24"/>
+          <w:szCs w:val="24"/>
+          <w:lang w:val="pt-PT"/>
+        </w:rPr>
+        <w:t>] [</w:t>
+      </w:r>
+      <w:r>
+        <w:rPr>
+          <w:rFonts w:hint="default" w:ascii="Arial" w:hAnsi="Arial" w:cs="Arial"/>
+          <w:b w:val="0"/>
+          <w:bCs w:val="0"/>
+          <w:sz w:val="24"/>
+          <w:szCs w:val="24"/>
+          <w:lang w:val="pt-PT"/>
+        </w:rPr>
+        <w:t>justify-content</w:t>
+      </w:r>
+      <w:r>
+        <w:rPr>
+          <w:rFonts w:hint="default" w:ascii="Arial" w:hAnsi="Arial" w:cs="Arial"/>
+          <w:b w:val="0"/>
+          <w:bCs w:val="0"/>
+          <w:sz w:val="24"/>
+          <w:szCs w:val="24"/>
+          <w:lang w:val="pt-PT"/>
+        </w:rPr>
+        <w:t>];</w:t>
+      </w:r>
+    </w:p>
+    <w:p>
+      <w:pPr>
+        <w:numPr>
+          <w:ilvl w:val="0"/>
+          <w:numId w:val="48"/>
+        </w:numPr>
+        <w:bidi w:val="0"/>
+        <w:ind w:left="840" w:leftChars="0" w:hanging="420" w:firstLineChars="0"/>
+        <w:rPr>
+          <w:rFonts w:hint="default" w:ascii="Arial" w:hAnsi="Arial" w:cs="Arial"/>
+          <w:sz w:val="24"/>
+          <w:szCs w:val="24"/>
+          <w:lang w:val="pt-PT"/>
+        </w:rPr>
+      </w:pPr>
+      <w:r>
+        <w:rPr>
+          <w:rFonts w:hint="default" w:ascii="Arial" w:hAnsi="Arial" w:cs="Arial"/>
+          <w:b/>
+          <w:bCs/>
+          <w:sz w:val="24"/>
+          <w:szCs w:val="24"/>
+          <w:lang w:val="pt-PT"/>
+        </w:rPr>
+        <w:t xml:space="preserve">Ex: </w:t>
+      </w:r>
+      <w:r>
+        <w:rPr>
+          <w:rFonts w:hint="default" w:ascii="Arial" w:hAnsi="Arial" w:cs="Arial"/>
+          <w:b w:val="0"/>
+          <w:bCs w:val="0"/>
+          <w:i/>
+          <w:iCs/>
+          <w:sz w:val="24"/>
+          <w:szCs w:val="24"/>
+          <w:lang w:val="pt-PT"/>
+        </w:rPr>
+        <w:t>place-content: start stretch;</w:t>
+      </w:r>
+    </w:p>
+    <w:p>
+      <w:pPr>
+        <w:numPr>
+          <w:numId w:val="0"/>
+        </w:numPr>
+        <w:bidi w:val="0"/>
+        <w:ind w:left="420" w:leftChars="0"/>
+        <w:rPr>
+          <w:rFonts w:hint="default" w:ascii="Arial" w:hAnsi="Arial" w:cs="Arial"/>
+          <w:b w:val="0"/>
+          <w:bCs w:val="0"/>
+          <w:i/>
+          <w:iCs/>
+          <w:sz w:val="24"/>
+          <w:szCs w:val="24"/>
+          <w:lang w:val="pt-PT"/>
+        </w:rPr>
+      </w:pPr>
+    </w:p>
+    <w:p>
+      <w:pPr>
+        <w:numPr>
+          <w:numId w:val="0"/>
+        </w:numPr>
+        <w:bidi w:val="0"/>
+        <w:rPr>
+          <w:rFonts w:hint="default" w:ascii="Arial" w:hAnsi="Arial" w:cs="Arial"/>
+          <w:b w:val="0"/>
+          <w:bCs w:val="0"/>
+          <w:i/>
+          <w:iCs/>
+          <w:sz w:val="24"/>
+          <w:szCs w:val="24"/>
+          <w:lang w:val="pt-PT"/>
+        </w:rPr>
+      </w:pPr>
+    </w:p>
+    <w:p>
+      <w:pPr>
+        <w:pStyle w:val="7"/>
+        <w:bidi w:val="0"/>
+        <w:jc w:val="center"/>
+        <w:rPr>
+          <w:rFonts w:hint="default" w:ascii="Arial" w:hAnsi="Arial" w:cs="Arial"/>
+          <w:b/>
+          <w:bCs/>
+          <w:lang w:val="en-US" w:eastAsia="zh-CN"/>
+        </w:rPr>
+      </w:pPr>
+      <w:r>
+        <w:rPr>
+          <w:rFonts w:hint="default" w:ascii="Arial" w:hAnsi="Arial" w:cs="Arial"/>
+          <w:b/>
+          <w:bCs/>
+          <w:lang w:val="en-US" w:eastAsia="zh-CN"/>
+        </w:rPr>
+        <w:t>Principais Propriedades de Grid Item</w:t>
+      </w:r>
+    </w:p>
+    <w:p>
+      <w:pPr>
+        <w:numPr>
+          <w:ilvl w:val="0"/>
+          <w:numId w:val="49"/>
+        </w:numPr>
+        <w:bidi w:val="0"/>
+        <w:ind w:left="420" w:leftChars="0" w:hanging="420" w:firstLineChars="0"/>
+        <w:rPr>
+          <w:rFonts w:hint="default" w:ascii="Arial" w:hAnsi="Arial" w:cs="Arial"/>
+          <w:sz w:val="24"/>
+          <w:szCs w:val="24"/>
+        </w:rPr>
+      </w:pPr>
+      <w:r>
+        <w:rPr>
+          <w:rFonts w:hint="default" w:ascii="Arial" w:hAnsi="Arial" w:cs="Arial"/>
+          <w:b/>
+          <w:bCs/>
+          <w:sz w:val="24"/>
+          <w:szCs w:val="24"/>
+        </w:rPr>
+        <w:t xml:space="preserve">grid-column-start / grid-column-end: </w:t>
+      </w:r>
+      <w:r>
+        <w:rPr>
+          <w:rFonts w:hint="default" w:ascii="Arial" w:hAnsi="Arial" w:cs="Arial"/>
+          <w:sz w:val="24"/>
+          <w:szCs w:val="24"/>
+        </w:rPr>
+        <w:t>Define onde a coluna do item começa e termina.</w:t>
+      </w:r>
+    </w:p>
+    <w:p>
+      <w:pPr>
+        <w:numPr>
+          <w:numId w:val="0"/>
+        </w:numPr>
+        <w:bidi w:val="0"/>
+        <w:ind w:left="720" w:leftChars="0"/>
+        <w:rPr>
+          <w:rFonts w:hint="default" w:ascii="Arial" w:hAnsi="Arial" w:cs="Arial"/>
+          <w:b w:val="0"/>
+          <w:bCs w:val="0"/>
+          <w:i/>
+          <w:iCs/>
+          <w:sz w:val="24"/>
+          <w:szCs w:val="24"/>
+          <w:lang w:val="pt-PT"/>
+        </w:rPr>
+      </w:pPr>
+      <w:r>
+        <w:rPr>
+          <w:rFonts w:hint="default" w:ascii="Arial" w:hAnsi="Arial" w:cs="Arial"/>
+          <w:b/>
+          <w:bCs/>
+          <w:sz w:val="24"/>
+          <w:szCs w:val="24"/>
+          <w:lang w:val="pt-PT"/>
+        </w:rPr>
+        <w:t xml:space="preserve">Ex: </w:t>
+      </w:r>
+      <w:r>
+        <w:rPr>
+          <w:rFonts w:hint="default" w:ascii="Arial" w:hAnsi="Arial" w:cs="Arial"/>
+          <w:b w:val="0"/>
+          <w:bCs w:val="0"/>
+          <w:i/>
+          <w:iCs/>
+          <w:sz w:val="24"/>
+          <w:szCs w:val="24"/>
+          <w:lang w:val="pt-PT"/>
+        </w:rPr>
+        <w:t>grid-column-start: 1;  grid-column-end: 3;</w:t>
+      </w:r>
+    </w:p>
+    <w:p>
+      <w:pPr>
+        <w:numPr>
+          <w:numId w:val="0"/>
+        </w:numPr>
+        <w:bidi w:val="0"/>
+        <w:ind w:left="720" w:leftChars="0"/>
+        <w:rPr>
+          <w:rFonts w:hint="default" w:ascii="Arial" w:hAnsi="Arial" w:cs="Arial"/>
+          <w:b w:val="0"/>
+          <w:bCs w:val="0"/>
+          <w:i/>
+          <w:iCs/>
+          <w:sz w:val="24"/>
+          <w:szCs w:val="24"/>
+          <w:lang w:val="pt-PT"/>
+        </w:rPr>
+      </w:pPr>
+    </w:p>
+    <w:p>
+      <w:pPr>
+        <w:numPr>
+          <w:ilvl w:val="0"/>
+          <w:numId w:val="49"/>
+        </w:numPr>
+        <w:bidi w:val="0"/>
+        <w:ind w:left="420" w:leftChars="0" w:hanging="420" w:firstLineChars="0"/>
+        <w:rPr>
+          <w:rFonts w:hint="default" w:ascii="Arial" w:hAnsi="Arial" w:cs="Arial"/>
+          <w:sz w:val="24"/>
+          <w:szCs w:val="24"/>
+        </w:rPr>
+      </w:pPr>
+      <w:r>
+        <w:rPr>
+          <w:rFonts w:hint="default" w:ascii="Arial" w:hAnsi="Arial" w:cs="Arial"/>
+          <w:b/>
+          <w:bCs/>
+          <w:sz w:val="24"/>
+          <w:szCs w:val="24"/>
+        </w:rPr>
+        <w:t>grid-column:</w:t>
+      </w:r>
+      <w:r>
+        <w:rPr>
+          <w:rFonts w:hint="default" w:ascii="Arial" w:hAnsi="Arial" w:cs="Arial"/>
+          <w:sz w:val="24"/>
+          <w:szCs w:val="24"/>
+        </w:rPr>
+        <w:t xml:space="preserve"> </w:t>
+      </w:r>
+      <w:r>
+        <w:rPr>
+          <w:rFonts w:hint="default" w:ascii="Arial" w:hAnsi="Arial" w:cs="Arial"/>
+          <w:sz w:val="24"/>
+          <w:szCs w:val="24"/>
+          <w:lang w:val="pt-PT"/>
+        </w:rPr>
+        <w:t>shorthand</w:t>
+      </w:r>
+      <w:r>
+        <w:rPr>
+          <w:rFonts w:hint="default" w:ascii="Arial" w:hAnsi="Arial" w:cs="Arial"/>
+          <w:sz w:val="24"/>
+          <w:szCs w:val="24"/>
+        </w:rPr>
+        <w:t xml:space="preserve"> para grid-column-start / grid-column-end</w:t>
+      </w:r>
+      <w:r>
+        <w:rPr>
+          <w:rFonts w:hint="default" w:ascii="Arial" w:hAnsi="Arial" w:cs="Arial"/>
+          <w:sz w:val="24"/>
+          <w:szCs w:val="24"/>
+          <w:lang w:val="pt-PT"/>
+        </w:rPr>
+        <w:t>.</w:t>
+      </w:r>
+    </w:p>
+    <w:p>
+      <w:pPr>
+        <w:numPr>
+          <w:numId w:val="0"/>
+        </w:numPr>
+        <w:bidi w:val="0"/>
+        <w:ind w:left="720" w:leftChars="0"/>
+        <w:rPr>
+          <w:rFonts w:hint="default" w:ascii="Arial" w:hAnsi="Arial" w:cs="Arial"/>
+          <w:b w:val="0"/>
+          <w:bCs w:val="0"/>
+          <w:i/>
+          <w:iCs/>
+          <w:sz w:val="24"/>
+          <w:szCs w:val="24"/>
+          <w:lang w:val="pt-PT"/>
+        </w:rPr>
+      </w:pPr>
+      <w:r>
+        <w:rPr>
+          <w:rFonts w:hint="default" w:ascii="Arial" w:hAnsi="Arial" w:cs="Arial"/>
+          <w:b/>
+          <w:bCs/>
+          <w:sz w:val="24"/>
+          <w:szCs w:val="24"/>
+          <w:lang w:val="pt-PT"/>
+        </w:rPr>
+        <w:t xml:space="preserve">Ex: </w:t>
+      </w:r>
+      <w:r>
+        <w:rPr>
+          <w:rFonts w:hint="default" w:ascii="Arial" w:hAnsi="Arial" w:cs="Arial"/>
+          <w:b w:val="0"/>
+          <w:bCs w:val="0"/>
+          <w:i/>
+          <w:iCs/>
+          <w:sz w:val="24"/>
+          <w:szCs w:val="24"/>
+          <w:lang w:val="pt-PT"/>
+        </w:rPr>
+        <w:t>grid-column: 1 / 3;</w:t>
+      </w:r>
+    </w:p>
+    <w:p>
+      <w:pPr>
+        <w:numPr>
+          <w:numId w:val="0"/>
+        </w:numPr>
+        <w:bidi w:val="0"/>
+        <w:rPr>
+          <w:rFonts w:hint="default" w:ascii="Arial" w:hAnsi="Arial" w:cs="Arial"/>
+          <w:sz w:val="24"/>
+          <w:szCs w:val="24"/>
+        </w:rPr>
+      </w:pPr>
+    </w:p>
+    <w:p>
+      <w:pPr>
+        <w:numPr>
+          <w:ilvl w:val="0"/>
+          <w:numId w:val="49"/>
+        </w:numPr>
+        <w:bidi w:val="0"/>
+        <w:ind w:left="420" w:leftChars="0" w:hanging="420" w:firstLineChars="0"/>
+        <w:rPr>
+          <w:rFonts w:hint="default" w:ascii="Arial" w:hAnsi="Arial" w:cs="Arial"/>
+          <w:sz w:val="24"/>
+          <w:szCs w:val="24"/>
+        </w:rPr>
+      </w:pPr>
+      <w:r>
+        <w:rPr>
+          <w:rFonts w:hint="default" w:ascii="Arial" w:hAnsi="Arial" w:cs="Arial"/>
+          <w:b/>
+          <w:bCs/>
+          <w:sz w:val="24"/>
+          <w:szCs w:val="24"/>
+        </w:rPr>
+        <w:t xml:space="preserve">grid-row-start / grid-row-end: </w:t>
+      </w:r>
+      <w:r>
+        <w:rPr>
+          <w:rFonts w:hint="default" w:ascii="Arial" w:hAnsi="Arial" w:cs="Arial"/>
+          <w:sz w:val="24"/>
+          <w:szCs w:val="24"/>
+        </w:rPr>
+        <w:t>Define onde a linha do item começa e termina.</w:t>
+      </w:r>
+    </w:p>
+    <w:p>
+      <w:pPr>
+        <w:numPr>
+          <w:ilvl w:val="0"/>
+          <w:numId w:val="0"/>
+        </w:numPr>
+        <w:bidi w:val="0"/>
+        <w:ind w:left="720" w:leftChars="0"/>
+        <w:rPr>
+          <w:rFonts w:hint="default" w:ascii="Arial" w:hAnsi="Arial" w:cs="Arial"/>
+          <w:b w:val="0"/>
+          <w:bCs w:val="0"/>
+          <w:i/>
+          <w:iCs/>
+          <w:sz w:val="24"/>
+          <w:szCs w:val="24"/>
+          <w:lang w:val="pt-PT"/>
+        </w:rPr>
+      </w:pPr>
+      <w:r>
+        <w:rPr>
+          <w:rFonts w:hint="default" w:ascii="Arial" w:hAnsi="Arial" w:cs="Arial"/>
+          <w:b/>
+          <w:bCs/>
+          <w:sz w:val="24"/>
+          <w:szCs w:val="24"/>
+          <w:lang w:val="pt-PT"/>
+        </w:rPr>
+        <w:t xml:space="preserve">Ex: </w:t>
+      </w:r>
+      <w:r>
+        <w:rPr>
+          <w:rFonts w:hint="default" w:ascii="Arial" w:hAnsi="Arial" w:cs="Arial"/>
+          <w:b w:val="0"/>
+          <w:bCs w:val="0"/>
+          <w:i/>
+          <w:iCs/>
+          <w:sz w:val="24"/>
+          <w:szCs w:val="24"/>
+          <w:lang w:val="pt-PT"/>
+        </w:rPr>
+        <w:t>grid-row-start: 1;  grid-row-end: 3;</w:t>
+      </w:r>
+    </w:p>
+    <w:p>
+      <w:pPr>
+        <w:numPr>
+          <w:ilvl w:val="0"/>
+          <w:numId w:val="0"/>
+        </w:numPr>
+        <w:bidi w:val="0"/>
+        <w:ind w:left="720" w:leftChars="0"/>
+        <w:rPr>
+          <w:rFonts w:hint="default" w:ascii="Arial" w:hAnsi="Arial" w:cs="Arial"/>
+          <w:b w:val="0"/>
+          <w:bCs w:val="0"/>
+          <w:i/>
+          <w:iCs/>
+          <w:sz w:val="24"/>
+          <w:szCs w:val="24"/>
+          <w:lang w:val="pt-PT"/>
+        </w:rPr>
+      </w:pPr>
+    </w:p>
+    <w:p>
+      <w:pPr>
+        <w:numPr>
+          <w:ilvl w:val="0"/>
+          <w:numId w:val="49"/>
+        </w:numPr>
+        <w:bidi w:val="0"/>
+        <w:ind w:left="420" w:leftChars="0" w:hanging="420" w:firstLineChars="0"/>
+        <w:rPr>
+          <w:rFonts w:hint="default" w:ascii="Arial" w:hAnsi="Arial" w:cs="Arial"/>
+          <w:sz w:val="24"/>
+          <w:szCs w:val="24"/>
+        </w:rPr>
+      </w:pPr>
+      <w:r>
+        <w:rPr>
+          <w:rFonts w:hint="default" w:ascii="Arial" w:hAnsi="Arial" w:cs="Arial"/>
+          <w:b/>
+          <w:bCs/>
+          <w:sz w:val="24"/>
+          <w:szCs w:val="24"/>
+        </w:rPr>
+        <w:t>grid-row:</w:t>
+      </w:r>
+      <w:r>
+        <w:rPr>
+          <w:rFonts w:hint="default" w:ascii="Arial" w:hAnsi="Arial" w:cs="Arial"/>
+          <w:sz w:val="24"/>
+          <w:szCs w:val="24"/>
+        </w:rPr>
+        <w:t xml:space="preserve"> </w:t>
+      </w:r>
+      <w:r>
+        <w:rPr>
+          <w:rFonts w:hint="default" w:ascii="Arial" w:hAnsi="Arial" w:cs="Arial"/>
+          <w:sz w:val="24"/>
+          <w:szCs w:val="24"/>
+          <w:lang w:val="pt-PT"/>
+        </w:rPr>
+        <w:t>shorthand</w:t>
+      </w:r>
+      <w:r>
+        <w:rPr>
+          <w:rFonts w:hint="default" w:ascii="Arial" w:hAnsi="Arial" w:cs="Arial"/>
+          <w:sz w:val="24"/>
+          <w:szCs w:val="24"/>
+        </w:rPr>
+        <w:t xml:space="preserve"> </w:t>
+      </w:r>
+      <w:r>
+        <w:rPr>
+          <w:rFonts w:hint="default" w:ascii="Arial" w:hAnsi="Arial" w:cs="Arial"/>
+          <w:sz w:val="24"/>
+          <w:szCs w:val="24"/>
+        </w:rPr>
+        <w:t xml:space="preserve"> para grid-row-start / grid-row-end.</w:t>
+      </w:r>
+    </w:p>
+    <w:p>
+      <w:pPr>
+        <w:numPr>
+          <w:ilvl w:val="0"/>
+          <w:numId w:val="0"/>
+        </w:numPr>
+        <w:bidi w:val="0"/>
+        <w:ind w:left="720" w:leftChars="0"/>
+        <w:rPr>
+          <w:rFonts w:hint="default" w:ascii="Arial" w:hAnsi="Arial" w:cs="Arial"/>
+          <w:b w:val="0"/>
+          <w:bCs w:val="0"/>
+          <w:i/>
+          <w:iCs/>
+          <w:sz w:val="24"/>
+          <w:szCs w:val="24"/>
+          <w:lang w:val="pt-PT"/>
+        </w:rPr>
+      </w:pPr>
+      <w:r>
+        <w:rPr>
+          <w:rFonts w:hint="default" w:ascii="Arial" w:hAnsi="Arial" w:cs="Arial"/>
+          <w:b/>
+          <w:bCs/>
+          <w:sz w:val="24"/>
+          <w:szCs w:val="24"/>
+          <w:lang w:val="pt-PT"/>
+        </w:rPr>
+        <w:t xml:space="preserve">Ex: </w:t>
+      </w:r>
+      <w:r>
+        <w:rPr>
+          <w:rFonts w:hint="default" w:ascii="Arial" w:hAnsi="Arial" w:cs="Arial"/>
+          <w:b w:val="0"/>
+          <w:bCs w:val="0"/>
+          <w:i/>
+          <w:iCs/>
+          <w:sz w:val="24"/>
+          <w:szCs w:val="24"/>
+          <w:lang w:val="pt-PT"/>
+        </w:rPr>
+        <w:t>grid-row: 3 / 5;</w:t>
+      </w:r>
+    </w:p>
+    <w:p>
+      <w:pPr>
+        <w:numPr>
+          <w:ilvl w:val="0"/>
+          <w:numId w:val="0"/>
+        </w:numPr>
+        <w:bidi w:val="0"/>
+        <w:ind w:left="720" w:leftChars="0"/>
+        <w:rPr>
+          <w:rFonts w:hint="default" w:ascii="Arial" w:hAnsi="Arial" w:cs="Arial"/>
+          <w:b w:val="0"/>
+          <w:bCs w:val="0"/>
+          <w:i/>
+          <w:iCs/>
+          <w:sz w:val="24"/>
+          <w:szCs w:val="24"/>
+          <w:lang w:val="pt-PT"/>
+        </w:rPr>
+      </w:pPr>
+    </w:p>
+    <w:p>
+      <w:pPr>
+        <w:numPr>
+          <w:ilvl w:val="0"/>
+          <w:numId w:val="0"/>
+        </w:numPr>
+        <w:bidi w:val="0"/>
+        <w:rPr>
+          <w:rFonts w:hint="default" w:ascii="Arial" w:hAnsi="Arial" w:cs="Arial"/>
+          <w:b w:val="0"/>
+          <w:bCs w:val="0"/>
+          <w:i/>
+          <w:iCs/>
+          <w:sz w:val="24"/>
+          <w:szCs w:val="24"/>
+          <w:lang w:val="pt-PT"/>
+        </w:rPr>
+      </w:pPr>
+    </w:p>
+    <w:p>
+      <w:pPr>
+        <w:numPr>
+          <w:ilvl w:val="0"/>
+          <w:numId w:val="49"/>
+        </w:numPr>
+        <w:bidi w:val="0"/>
+        <w:ind w:left="420" w:leftChars="0" w:hanging="420" w:firstLineChars="0"/>
+        <w:rPr>
+          <w:rFonts w:hint="default" w:ascii="Arial" w:hAnsi="Arial" w:cs="Arial"/>
+          <w:b w:val="0"/>
+          <w:bCs w:val="0"/>
+          <w:i/>
+          <w:iCs/>
+          <w:sz w:val="24"/>
+          <w:szCs w:val="24"/>
+          <w:lang w:val="pt-PT"/>
+        </w:rPr>
+      </w:pPr>
+      <w:r>
+        <w:rPr>
+          <w:rFonts w:hint="default" w:ascii="Arial" w:hAnsi="Arial" w:cs="Arial"/>
+          <w:b/>
+          <w:bCs/>
+          <w:i w:val="0"/>
+          <w:iCs w:val="0"/>
+          <w:sz w:val="24"/>
+          <w:szCs w:val="24"/>
+          <w:lang w:val="pt-PT"/>
+        </w:rPr>
+        <w:t xml:space="preserve">grid-area </w:t>
+      </w:r>
+      <w:r>
+        <w:rPr>
+          <w:rFonts w:hint="default" w:ascii="Arial" w:hAnsi="Arial" w:cs="Arial"/>
+          <w:b w:val="0"/>
+          <w:bCs w:val="0"/>
+          <w:i w:val="0"/>
+          <w:iCs w:val="0"/>
+          <w:sz w:val="24"/>
+          <w:szCs w:val="24"/>
+          <w:lang w:val="pt-PT"/>
+        </w:rPr>
+        <w:t xml:space="preserve">- shorthand para grid-row-start / </w:t>
+      </w:r>
+      <w:r>
+        <w:rPr>
+          <w:rFonts w:hint="default" w:ascii="Arial" w:hAnsi="Arial" w:cs="Arial"/>
+          <w:b w:val="0"/>
+          <w:bCs w:val="0"/>
+          <w:i w:val="0"/>
+          <w:iCs w:val="0"/>
+          <w:sz w:val="24"/>
+          <w:szCs w:val="24"/>
+          <w:lang w:val="pt-PT"/>
+        </w:rPr>
+        <w:t>grid-column-start / grid-row-end / grid-column-end;</w:t>
+      </w:r>
+    </w:p>
+    <w:p>
+      <w:pPr>
+        <w:numPr>
+          <w:numId w:val="0"/>
+        </w:numPr>
+        <w:bidi w:val="0"/>
+        <w:ind w:left="720" w:leftChars="0"/>
+        <w:rPr>
+          <w:rFonts w:hint="default" w:ascii="Arial" w:hAnsi="Arial" w:cs="Arial"/>
+          <w:b w:val="0"/>
+          <w:bCs w:val="0"/>
+          <w:i/>
+          <w:iCs/>
+          <w:sz w:val="24"/>
+          <w:szCs w:val="24"/>
+          <w:lang w:val="pt-PT"/>
+        </w:rPr>
+      </w:pPr>
+      <w:r>
+        <w:rPr>
+          <w:rFonts w:hint="default" w:ascii="Arial" w:hAnsi="Arial" w:cs="Arial"/>
+          <w:b/>
+          <w:bCs/>
+          <w:i w:val="0"/>
+          <w:iCs w:val="0"/>
+          <w:sz w:val="24"/>
+          <w:szCs w:val="24"/>
+          <w:lang w:val="pt-PT"/>
+        </w:rPr>
+        <w:t xml:space="preserve">Ex: </w:t>
+      </w:r>
+      <w:r>
+        <w:rPr>
+          <w:rFonts w:hint="default" w:ascii="Arial" w:hAnsi="Arial" w:cs="Arial"/>
+          <w:b w:val="0"/>
+          <w:bCs w:val="0"/>
+          <w:i/>
+          <w:iCs/>
+          <w:sz w:val="24"/>
+          <w:szCs w:val="24"/>
+          <w:lang w:val="pt-PT"/>
+        </w:rPr>
+        <w:t>grid-area: 1  / 1 / 3  / 3;</w:t>
       </w:r>
       <w:bookmarkStart w:id="0" w:name="_GoBack"/>
       <w:bookmarkEnd w:id="0"/>
@@ -6145,32 +10404,132 @@
           <w:rFonts w:hint="default" w:ascii="Arial" w:hAnsi="Arial" w:cs="Arial"/>
           <w:b w:val="0"/>
           <w:bCs w:val="0"/>
-          <w:i w:val="0"/>
-          <w:iCs w:val="0"/>
-          <w:sz w:val="24"/>
-          <w:szCs w:val="24"/>
-          <w:lang w:val="pt-PT"/>
-        </w:rPr>
-        <w:t>);</w:t>
-      </w:r>
-    </w:p>
-    <w:p>
-      <w:pPr>
-        <w:keepNext w:val="0"/>
-        <w:keepLines w:val="0"/>
-        <w:widowControl/>
-        <w:numPr>
+          <w:i/>
+          <w:iCs/>
+          <w:sz w:val="24"/>
+          <w:szCs w:val="24"/>
+          <w:lang w:val="pt-PT"/>
+        </w:rPr>
+        <w:t xml:space="preserve"> </w:t>
+      </w:r>
+    </w:p>
+    <w:p>
+      <w:pPr>
+        <w:numPr>
+          <w:ilvl w:val="0"/>
           <w:numId w:val="0"/>
         </w:numPr>
-        <w:suppressLineNumbers w:val="0"/>
-        <w:spacing w:line="360" w:lineRule="auto"/>
-        <w:jc w:val="left"/>
-        <w:rPr>
-          <w:rFonts w:hint="default" w:ascii="Arial" w:hAnsi="Arial" w:cs="Arial"/>
-          <w:b w:val="0"/>
-          <w:bCs w:val="0"/>
-          <w:i w:val="0"/>
-          <w:iCs w:val="0"/>
+        <w:bidi w:val="0"/>
+        <w:rPr>
+          <w:rFonts w:hint="default" w:ascii="Arial" w:hAnsi="Arial" w:cs="Arial"/>
+          <w:b w:val="0"/>
+          <w:bCs w:val="0"/>
+          <w:i/>
+          <w:iCs/>
+          <w:sz w:val="24"/>
+          <w:szCs w:val="24"/>
+          <w:lang w:val="pt-PT"/>
+        </w:rPr>
+      </w:pPr>
+    </w:p>
+    <w:p>
+      <w:pPr>
+        <w:numPr>
+          <w:numId w:val="0"/>
+        </w:numPr>
+        <w:bidi w:val="0"/>
+        <w:rPr>
+          <w:rFonts w:hint="default" w:ascii="Arial" w:hAnsi="Arial" w:cs="Arial"/>
+          <w:sz w:val="24"/>
+          <w:szCs w:val="24"/>
+        </w:rPr>
+      </w:pPr>
+    </w:p>
+    <w:p>
+      <w:pPr>
+        <w:numPr>
+          <w:ilvl w:val="0"/>
+          <w:numId w:val="49"/>
+        </w:numPr>
+        <w:bidi w:val="0"/>
+        <w:ind w:left="420" w:leftChars="0" w:hanging="420" w:firstLineChars="0"/>
+        <w:rPr>
+          <w:rFonts w:hint="default" w:ascii="Arial" w:hAnsi="Arial" w:cs="Arial"/>
+          <w:sz w:val="24"/>
+          <w:szCs w:val="24"/>
+        </w:rPr>
+      </w:pPr>
+      <w:r>
+        <w:rPr>
+          <w:rFonts w:hint="default" w:ascii="Arial" w:hAnsi="Arial" w:cs="Arial"/>
+          <w:b/>
+          <w:bCs/>
+          <w:sz w:val="24"/>
+          <w:szCs w:val="24"/>
+        </w:rPr>
+        <w:t xml:space="preserve">span: </w:t>
+      </w:r>
+      <w:r>
+        <w:rPr>
+          <w:rFonts w:hint="default" w:ascii="Arial" w:hAnsi="Arial" w:cs="Arial"/>
+          <w:sz w:val="24"/>
+          <w:szCs w:val="24"/>
+        </w:rPr>
+        <w:t>Palavra-chave usada junto com as propriedades para definir quantas linhas/colunas o item deve ocupar.</w:t>
+      </w:r>
+    </w:p>
+    <w:p>
+      <w:pPr>
+        <w:numPr>
+          <w:ilvl w:val="0"/>
+          <w:numId w:val="0"/>
+        </w:numPr>
+        <w:bidi w:val="0"/>
+        <w:ind w:left="720" w:leftChars="0"/>
+        <w:rPr>
+          <w:rFonts w:hint="default" w:ascii="Arial" w:hAnsi="Arial" w:cs="Arial"/>
+          <w:b/>
+          <w:bCs/>
+          <w:lang w:val="en-US" w:eastAsia="zh-CN"/>
+        </w:rPr>
+      </w:pPr>
+      <w:r>
+        <w:rPr>
+          <w:rFonts w:hint="default" w:ascii="Arial" w:hAnsi="Arial" w:cs="Arial"/>
+          <w:b/>
+          <w:bCs/>
+          <w:sz w:val="24"/>
+          <w:szCs w:val="24"/>
+          <w:lang w:val="pt-PT"/>
+        </w:rPr>
+        <w:t xml:space="preserve">Ex: </w:t>
+      </w:r>
+      <w:r>
+        <w:rPr>
+          <w:rFonts w:hint="default" w:ascii="Arial" w:hAnsi="Arial" w:cs="Arial"/>
+          <w:b w:val="0"/>
+          <w:bCs w:val="0"/>
+          <w:i/>
+          <w:iCs/>
+          <w:sz w:val="24"/>
+          <w:szCs w:val="24"/>
+          <w:lang w:val="pt-PT"/>
+        </w:rPr>
+        <w:t>grid-column: 1 /  span 2;</w:t>
+      </w:r>
+    </w:p>
+    <w:p>
+      <w:pPr>
+        <w:numPr>
+          <w:numId w:val="0"/>
+        </w:numPr>
+        <w:bidi w:val="0"/>
+        <w:rPr>
+          <w:rFonts w:hint="default" w:ascii="Arial" w:hAnsi="Arial" w:cs="Arial"/>
+          <w:b w:val="0"/>
+          <w:bCs w:val="0"/>
+          <w:i/>
+          <w:iCs/>
           <w:sz w:val="24"/>
           <w:szCs w:val="24"/>
           <w:lang w:val="pt-PT"/>
@@ -6190,6 +10549,26 @@
 <file path=word/numbering.xml><?xml version="1.0" encoding="utf-8"?>
 <w:numbering xmlns:wpc="http://schemas.microsoft.com/office/word/2010/wordprocessingCanvas" xmlns:mc="http://schemas.openxmlformats.org/markup-compatibility/2006" xmlns:o="urn:schemas-microsoft-com:office:office" xmlns:r="http://schemas.openxmlformats.org/officeDocument/2006/relationships" xmlns:m="http://schemas.openxmlformats.org/officeDocument/2006/math" xmlns:v="urn:schemas-microsoft-com:vml" xmlns:wp14="http://schemas.microsoft.com/office/word/2010/wordprocessingDrawing" xmlns:wp="http://schemas.openxmlformats.org/drawingml/2006/wordprocessingDrawing" xmlns:w10="urn:schemas-microsoft-com:office:word" xmlns:w="http://schemas.openxmlformats.org/wordprocessingml/2006/main" xmlns:w14="http://schemas.microsoft.com/office/word/2010/wordml" xmlns:wpg="http://schemas.microsoft.com/office/word/2010/wordprocessingGroup" xmlns:wpi="http://schemas.microsoft.com/office/word/2010/wordprocessingInk" xmlns:wne="http://schemas.microsoft.com/office/word/2006/wordml" xmlns:wps="http://schemas.microsoft.com/office/word/2010/wordprocessingShape" xmlns:wpsCustomData="http://www.wps.cn/officeDocument/2013/wpsCustomData" mc:Ignorable="w14 wp14">
   <w:abstractNum w:abstractNumId="0">
+    <w:nsid w:val="9DFEB9DD"/>
+    <w:multiLevelType w:val="singleLevel"/>
+    <w:tmpl w:val="9DFEB9DD"/>
+    <w:lvl w:ilvl="0" w:tentative="0">
+      <w:start w:val="1"/>
+      <w:numFmt w:val="bullet"/>
+      <w:lvlText w:val=""/>
+      <w:lvlJc w:val="left"/>
+      <w:pPr>
+        <w:tabs>
+          <w:tab w:val="left" w:pos="420"/>
+        </w:tabs>
+        <w:ind w:left="420" w:leftChars="0" w:hanging="420" w:firstLineChars="0"/>
+      </w:pPr>
+      <w:rPr>
+        <w:rFonts w:hint="default" w:ascii="Wingdings" w:hAnsi="Wingdings"/>
+      </w:rPr>
+    </w:lvl>
+  </w:abstractNum>
+  <w:abstractNum w:abstractNumId="1">
     <w:nsid w:val="9F67ACEB"/>
     <w:multiLevelType w:val="singleLevel"/>
     <w:tmpl w:val="9F67ACEB"/>
@@ -6211,7 +10590,7 @@
       </w:rPr>
     </w:lvl>
   </w:abstractNum>
-  <w:abstractNum w:abstractNumId="1">
+  <w:abstractNum w:abstractNumId="2">
     <w:nsid w:val="AEDBE0C3"/>
     <w:multiLevelType w:val="singleLevel"/>
     <w:tmpl w:val="AEDBE0C3"/>
@@ -6233,7 +10612,7 @@
       </w:rPr>
     </w:lvl>
   </w:abstractNum>
-  <w:abstractNum w:abstractNumId="2">
+  <w:abstractNum w:abstractNumId="3">
     <w:nsid w:val="B339F775"/>
     <w:multiLevelType w:val="singleLevel"/>
     <w:tmpl w:val="B339F775"/>
@@ -6253,7 +10632,7 @@
       </w:rPr>
     </w:lvl>
   </w:abstractNum>
-  <w:abstractNum w:abstractNumId="3">
+  <w:abstractNum w:abstractNumId="4">
     <w:nsid w:val="B3EF2521"/>
     <w:multiLevelType w:val="singleLevel"/>
     <w:tmpl w:val="B3EF2521"/>
@@ -6275,7 +10654,7 @@
       </w:rPr>
     </w:lvl>
   </w:abstractNum>
-  <w:abstractNum w:abstractNumId="4">
+  <w:abstractNum w:abstractNumId="5">
     <w:nsid w:val="B77FF459"/>
     <w:multiLevelType w:val="singleLevel"/>
     <w:tmpl w:val="B77FF459"/>
@@ -6295,7 +10674,49 @@
       </w:rPr>
     </w:lvl>
   </w:abstractNum>
-  <w:abstractNum w:abstractNumId="5">
+  <w:abstractNum w:abstractNumId="6">
+    <w:nsid w:val="BD7F4B31"/>
+    <w:multiLevelType w:val="singleLevel"/>
+    <w:tmpl w:val="BD7F4B31"/>
+    <w:lvl w:ilvl="0" w:tentative="0">
+      <w:start w:val="1"/>
+      <w:numFmt w:val="bullet"/>
+      <w:lvlText w:val=""/>
+      <w:lvlJc w:val="left"/>
+      <w:pPr>
+        <w:tabs>
+          <w:tab w:val="left" w:pos="420"/>
+        </w:tabs>
+        <w:ind w:left="420" w:leftChars="0" w:hanging="420" w:firstLineChars="0"/>
+      </w:pPr>
+      <w:rPr>
+        <w:rFonts w:hint="default" w:ascii="Wingdings" w:hAnsi="Wingdings"/>
+      </w:rPr>
+    </w:lvl>
+  </w:abstractNum>
+  <w:abstractNum w:abstractNumId="7">
+    <w:nsid w:val="BF7FB8D7"/>
+    <w:multiLevelType w:val="singleLevel"/>
+    <w:tmpl w:val="BF7FB8D7"/>
+    <w:lvl w:ilvl="0" w:tentative="0">
+      <w:start w:val="1"/>
+      <w:numFmt w:val="lowerLetter"/>
+      <w:lvlText w:val="%1."/>
+      <w:lvlJc w:val="left"/>
+      <w:pPr>
+        <w:tabs>
+          <w:tab w:val="left" w:pos="845"/>
+        </w:tabs>
+        <w:ind w:left="845" w:leftChars="0" w:hanging="425" w:firstLineChars="0"/>
+      </w:pPr>
+      <w:rPr>
+        <w:rFonts w:hint="default" w:ascii="Arial" w:hAnsi="Arial" w:cs="Arial"/>
+        <w:b/>
+        <w:bCs/>
+      </w:rPr>
+    </w:lvl>
+  </w:abstractNum>
+  <w:abstractNum w:abstractNumId="8">
     <w:nsid w:val="BFAEC334"/>
     <w:multiLevelType w:val="singleLevel"/>
     <w:tmpl w:val="BFAEC334"/>
@@ -6319,7 +10740,67 @@
       </w:rPr>
     </w:lvl>
   </w:abstractNum>
-  <w:abstractNum w:abstractNumId="6">
+  <w:abstractNum w:abstractNumId="9">
+    <w:nsid w:val="BFF575D0"/>
+    <w:multiLevelType w:val="singleLevel"/>
+    <w:tmpl w:val="BFF575D0"/>
+    <w:lvl w:ilvl="0" w:tentative="0">
+      <w:start w:val="1"/>
+      <w:numFmt w:val="bullet"/>
+      <w:lvlText w:val=""/>
+      <w:lvlJc w:val="left"/>
+      <w:pPr>
+        <w:tabs>
+          <w:tab w:val="left" w:pos="420"/>
+        </w:tabs>
+        <w:ind w:left="420" w:leftChars="0" w:hanging="420" w:firstLineChars="0"/>
+      </w:pPr>
+      <w:rPr>
+        <w:rFonts w:hint="default" w:ascii="Wingdings" w:hAnsi="Wingdings"/>
+      </w:rPr>
+    </w:lvl>
+  </w:abstractNum>
+  <w:abstractNum w:abstractNumId="10">
+    <w:nsid w:val="C75FA487"/>
+    <w:multiLevelType w:val="singleLevel"/>
+    <w:tmpl w:val="C75FA487"/>
+    <w:lvl w:ilvl="0" w:tentative="0">
+      <w:start w:val="1"/>
+      <w:numFmt w:val="bullet"/>
+      <w:lvlText w:val=""/>
+      <w:lvlJc w:val="left"/>
+      <w:pPr>
+        <w:tabs>
+          <w:tab w:val="left" w:pos="840"/>
+        </w:tabs>
+        <w:ind w:left="840" w:leftChars="0" w:hanging="420" w:firstLineChars="0"/>
+      </w:pPr>
+      <w:rPr>
+        <w:rFonts w:hint="default" w:ascii="Wingdings" w:hAnsi="Wingdings"/>
+      </w:rPr>
+    </w:lvl>
+  </w:abstractNum>
+  <w:abstractNum w:abstractNumId="11">
+    <w:nsid w:val="CDB64693"/>
+    <w:multiLevelType w:val="singleLevel"/>
+    <w:tmpl w:val="CDB64693"/>
+    <w:lvl w:ilvl="0" w:tentative="0">
+      <w:start w:val="1"/>
+      <w:numFmt w:val="bullet"/>
+      <w:lvlText w:val=""/>
+      <w:lvlJc w:val="left"/>
+      <w:pPr>
+        <w:tabs>
+          <w:tab w:val="left" w:pos="840"/>
+        </w:tabs>
+        <w:ind w:left="840" w:leftChars="0" w:hanging="420" w:firstLineChars="0"/>
+      </w:pPr>
+      <w:rPr>
+        <w:rFonts w:hint="default" w:ascii="Wingdings" w:hAnsi="Wingdings"/>
+      </w:rPr>
+    </w:lvl>
+  </w:abstractNum>
+  <w:abstractNum w:abstractNumId="12">
     <w:nsid w:val="CFFE03E7"/>
     <w:multiLevelType w:val="singleLevel"/>
     <w:tmpl w:val="CFFE03E7"/>
@@ -6339,7 +10820,7 @@
       </w:rPr>
     </w:lvl>
   </w:abstractNum>
-  <w:abstractNum w:abstractNumId="7">
+  <w:abstractNum w:abstractNumId="13">
     <w:nsid w:val="D7AE1C4B"/>
     <w:multiLevelType w:val="singleLevel"/>
     <w:tmpl w:val="D7AE1C4B"/>
@@ -6359,7 +10840,27 @@
       </w:rPr>
     </w:lvl>
   </w:abstractNum>
-  <w:abstractNum w:abstractNumId="8">
+  <w:abstractNum w:abstractNumId="14">
+    <w:nsid w:val="DBFDFBD1"/>
+    <w:multiLevelType w:val="singleLevel"/>
+    <w:tmpl w:val="DBFDFBD1"/>
+    <w:lvl w:ilvl="0" w:tentative="0">
+      <w:start w:val="1"/>
+      <w:numFmt w:val="bullet"/>
+      <w:lvlText w:val=""/>
+      <w:lvlJc w:val="left"/>
+      <w:pPr>
+        <w:tabs>
+          <w:tab w:val="left" w:pos="840"/>
+        </w:tabs>
+        <w:ind w:left="840" w:leftChars="0" w:hanging="420" w:firstLineChars="0"/>
+      </w:pPr>
+      <w:rPr>
+        <w:rFonts w:hint="default" w:ascii="Wingdings" w:hAnsi="Wingdings"/>
+      </w:rPr>
+    </w:lvl>
+  </w:abstractNum>
+  <w:abstractNum w:abstractNumId="15">
     <w:nsid w:val="DDFE11B8"/>
     <w:multiLevelType w:val="singleLevel"/>
     <w:tmpl w:val="DDFE11B8"/>
@@ -6381,7 +10882,7 @@
       </w:rPr>
     </w:lvl>
   </w:abstractNum>
-  <w:abstractNum w:abstractNumId="9">
+  <w:abstractNum w:abstractNumId="16">
     <w:nsid w:val="DEEC18CA"/>
     <w:multiLevelType w:val="singleLevel"/>
     <w:tmpl w:val="DEEC18CA"/>
@@ -6401,7 +10902,7 @@
       </w:rPr>
     </w:lvl>
   </w:abstractNum>
-  <w:abstractNum w:abstractNumId="10">
+  <w:abstractNum w:abstractNumId="17">
     <w:nsid w:val="DEFE3E69"/>
     <w:multiLevelType w:val="singleLevel"/>
     <w:tmpl w:val="DEFE3E69"/>
@@ -6421,7 +10922,7 @@
       </w:rPr>
     </w:lvl>
   </w:abstractNum>
-  <w:abstractNum w:abstractNumId="11">
+  <w:abstractNum w:abstractNumId="18">
     <w:nsid w:val="DFFFBA42"/>
     <w:multiLevelType w:val="singleLevel"/>
     <w:tmpl w:val="DFFFBA42"/>
@@ -6441,7 +10942,29 @@
       </w:rPr>
     </w:lvl>
   </w:abstractNum>
-  <w:abstractNum w:abstractNumId="12">
+  <w:abstractNum w:abstractNumId="19">
+    <w:nsid w:val="ED3F4D49"/>
+    <w:multiLevelType w:val="singleLevel"/>
+    <w:tmpl w:val="ED3F4D49"/>
+    <w:lvl w:ilvl="0" w:tentative="0">
+      <w:start w:val="1"/>
+      <w:numFmt w:val="lowerLetter"/>
+      <w:lvlText w:val="%1."/>
+      <w:lvlJc w:val="left"/>
+      <w:pPr>
+        <w:tabs>
+          <w:tab w:val="left" w:pos="845"/>
+        </w:tabs>
+        <w:ind w:left="845" w:leftChars="0" w:hanging="425" w:firstLineChars="0"/>
+      </w:pPr>
+      <w:rPr>
+        <w:rFonts w:hint="default" w:ascii="Arial" w:hAnsi="Arial" w:cs="Arial"/>
+        <w:b/>
+        <w:bCs/>
+      </w:rPr>
+    </w:lvl>
+  </w:abstractNum>
+  <w:abstractNum w:abstractNumId="20">
     <w:nsid w:val="EDBFEFB6"/>
     <w:multiLevelType w:val="singleLevel"/>
     <w:tmpl w:val="EDBFEFB6"/>
@@ -6463,7 +10986,109 @@
       </w:rPr>
     </w:lvl>
   </w:abstractNum>
-  <w:abstractNum w:abstractNumId="13">
+  <w:abstractNum w:abstractNumId="21">
+    <w:nsid w:val="EFF60806"/>
+    <w:multiLevelType w:val="singleLevel"/>
+    <w:tmpl w:val="EFF60806"/>
+    <w:lvl w:ilvl="0" w:tentative="0">
+      <w:start w:val="1"/>
+      <w:numFmt w:val="bullet"/>
+      <w:lvlText w:val=""/>
+      <w:lvlJc w:val="left"/>
+      <w:pPr>
+        <w:tabs>
+          <w:tab w:val="left" w:pos="420"/>
+        </w:tabs>
+        <w:ind w:left="420" w:leftChars="0" w:hanging="420" w:firstLineChars="0"/>
+      </w:pPr>
+      <w:rPr>
+        <w:rFonts w:hint="default" w:ascii="Wingdings" w:hAnsi="Wingdings"/>
+      </w:rPr>
+    </w:lvl>
+  </w:abstractNum>
+  <w:abstractNum w:abstractNumId="22">
+    <w:nsid w:val="EFF62E8E"/>
+    <w:multiLevelType w:val="singleLevel"/>
+    <w:tmpl w:val="EFF62E8E"/>
+    <w:lvl w:ilvl="0" w:tentative="0">
+      <w:start w:val="1"/>
+      <w:numFmt w:val="bullet"/>
+      <w:lvlText w:val=""/>
+      <w:lvlJc w:val="left"/>
+      <w:pPr>
+        <w:tabs>
+          <w:tab w:val="left" w:pos="420"/>
+        </w:tabs>
+        <w:ind w:left="420" w:leftChars="0" w:hanging="420" w:firstLineChars="0"/>
+      </w:pPr>
+      <w:rPr>
+        <w:rFonts w:hint="default" w:ascii="Wingdings" w:hAnsi="Wingdings"/>
+      </w:rPr>
+    </w:lvl>
+  </w:abstractNum>
+  <w:abstractNum w:abstractNumId="23">
+    <w:nsid w:val="F3B7BFFB"/>
+    <w:multiLevelType w:val="singleLevel"/>
+    <w:tmpl w:val="F3B7BFFB"/>
+    <w:lvl w:ilvl="0" w:tentative="0">
+      <w:start w:val="1"/>
+      <w:numFmt w:val="lowerLetter"/>
+      <w:lvlText w:val="%1."/>
+      <w:lvlJc w:val="left"/>
+      <w:pPr>
+        <w:tabs>
+          <w:tab w:val="left" w:pos="845"/>
+        </w:tabs>
+        <w:ind w:left="845" w:leftChars="0" w:hanging="425" w:firstLineChars="0"/>
+      </w:pPr>
+      <w:rPr>
+        <w:rFonts w:hint="default" w:ascii="Arial" w:hAnsi="Arial" w:cs="Arial"/>
+        <w:b/>
+        <w:bCs/>
+      </w:rPr>
+    </w:lvl>
+  </w:abstractNum>
+  <w:abstractNum w:abstractNumId="24">
+    <w:nsid w:val="F674E4EF"/>
+    <w:multiLevelType w:val="singleLevel"/>
+    <w:tmpl w:val="F674E4EF"/>
+    <w:lvl w:ilvl="0" w:tentative="0">
+      <w:start w:val="1"/>
+      <w:numFmt w:val="bullet"/>
+      <w:lvlText w:val=""/>
+      <w:lvlJc w:val="left"/>
+      <w:pPr>
+        <w:tabs>
+          <w:tab w:val="left" w:pos="420"/>
+        </w:tabs>
+        <w:ind w:left="420" w:leftChars="0" w:hanging="420" w:firstLineChars="0"/>
+      </w:pPr>
+      <w:rPr>
+        <w:rFonts w:hint="default" w:ascii="Wingdings" w:hAnsi="Wingdings"/>
+      </w:rPr>
+    </w:lvl>
+  </w:abstractNum>
+  <w:abstractNum w:abstractNumId="25">
+    <w:nsid w:val="F77E1166"/>
+    <w:multiLevelType w:val="singleLevel"/>
+    <w:tmpl w:val="F77E1166"/>
+    <w:lvl w:ilvl="0" w:tentative="0">
+      <w:start w:val="1"/>
+      <w:numFmt w:val="bullet"/>
+      <w:lvlText w:val=""/>
+      <w:lvlJc w:val="left"/>
+      <w:pPr>
+        <w:tabs>
+          <w:tab w:val="left" w:pos="840"/>
+        </w:tabs>
+        <w:ind w:left="840" w:leftChars="0" w:hanging="420" w:firstLineChars="0"/>
+      </w:pPr>
+      <w:rPr>
+        <w:rFonts w:hint="default" w:ascii="Wingdings" w:hAnsi="Wingdings"/>
+      </w:rPr>
+    </w:lvl>
+  </w:abstractNum>
+  <w:abstractNum w:abstractNumId="26">
     <w:nsid w:val="F79FF75C"/>
     <w:multiLevelType w:val="singleLevel"/>
     <w:tmpl w:val="F79FF75C"/>
@@ -6485,7 +11110,7 @@
       </w:rPr>
     </w:lvl>
   </w:abstractNum>
-  <w:abstractNum w:abstractNumId="14">
+  <w:abstractNum w:abstractNumId="27">
     <w:nsid w:val="F7D6F7B8"/>
     <w:multiLevelType w:val="singleLevel"/>
     <w:tmpl w:val="F7D6F7B8"/>
@@ -6505,7 +11130,7 @@
       </w:rPr>
     </w:lvl>
   </w:abstractNum>
-  <w:abstractNum w:abstractNumId="15">
+  <w:abstractNum w:abstractNumId="28">
     <w:nsid w:val="F7EF2025"/>
     <w:multiLevelType w:val="singleLevel"/>
     <w:tmpl w:val="F7EF2025"/>
@@ -6525,7 +11150,7 @@
       </w:rPr>
     </w:lvl>
   </w:abstractNum>
-  <w:abstractNum w:abstractNumId="16">
+  <w:abstractNum w:abstractNumId="29">
     <w:nsid w:val="F7EFB4DA"/>
     <w:multiLevelType w:val="singleLevel"/>
     <w:tmpl w:val="F7EFB4DA"/>
@@ -6547,7 +11172,7 @@
       </w:rPr>
     </w:lvl>
   </w:abstractNum>
-  <w:abstractNum w:abstractNumId="17">
+  <w:abstractNum w:abstractNumId="30">
     <w:nsid w:val="F8F27758"/>
     <w:multiLevelType w:val="singleLevel"/>
     <w:tmpl w:val="F8F27758"/>
@@ -6571,7 +11196,49 @@
       </w:rPr>
     </w:lvl>
   </w:abstractNum>
-  <w:abstractNum w:abstractNumId="18">
+  <w:abstractNum w:abstractNumId="31">
+    <w:nsid w:val="FAEBD7A5"/>
+    <w:multiLevelType w:val="singleLevel"/>
+    <w:tmpl w:val="FAEBD7A5"/>
+    <w:lvl w:ilvl="0" w:tentative="0">
+      <w:start w:val="1"/>
+      <w:numFmt w:val="lowerLetter"/>
+      <w:lvlText w:val="%1."/>
+      <w:lvlJc w:val="left"/>
+      <w:pPr>
+        <w:tabs>
+          <w:tab w:val="left" w:pos="845"/>
+        </w:tabs>
+        <w:ind w:left="845" w:leftChars="0" w:hanging="425" w:firstLineChars="0"/>
+      </w:pPr>
+      <w:rPr>
+        <w:rFonts w:hint="default"/>
+        <w:b/>
+        <w:bCs/>
+      </w:rPr>
+    </w:lvl>
+  </w:abstractNum>
+  <w:abstractNum w:abstractNumId="32">
+    <w:nsid w:val="FAF733A2"/>
+    <w:multiLevelType w:val="singleLevel"/>
+    <w:tmpl w:val="FAF733A2"/>
+    <w:lvl w:ilvl="0" w:tentative="0">
+      <w:start w:val="1"/>
+      <w:numFmt w:val="bullet"/>
+      <w:lvlText w:val=""/>
+      <w:lvlJc w:val="left"/>
+      <w:pPr>
+        <w:tabs>
+          <w:tab w:val="left" w:pos="420"/>
+        </w:tabs>
+        <w:ind w:left="420" w:leftChars="0" w:hanging="420" w:firstLineChars="0"/>
+      </w:pPr>
+      <w:rPr>
+        <w:rFonts w:hint="default" w:ascii="Wingdings" w:hAnsi="Wingdings"/>
+      </w:rPr>
+    </w:lvl>
+  </w:abstractNum>
+  <w:abstractNum w:abstractNumId="33">
     <w:nsid w:val="FDEFEB24"/>
     <w:multiLevelType w:val="singleLevel"/>
     <w:tmpl w:val="FDEFEB24"/>
@@ -6591,7 +11258,7 @@
       </w:rPr>
     </w:lvl>
   </w:abstractNum>
-  <w:abstractNum w:abstractNumId="19">
+  <w:abstractNum w:abstractNumId="34">
     <w:nsid w:val="FDFC535F"/>
     <w:multiLevelType w:val="singleLevel"/>
     <w:tmpl w:val="FDFC535F"/>
@@ -6613,7 +11280,49 @@
       </w:rPr>
     </w:lvl>
   </w:abstractNum>
-  <w:abstractNum w:abstractNumId="20">
+  <w:abstractNum w:abstractNumId="35">
+    <w:nsid w:val="FEDEC9B0"/>
+    <w:multiLevelType w:val="singleLevel"/>
+    <w:tmpl w:val="FEDEC9B0"/>
+    <w:lvl w:ilvl="0" w:tentative="0">
+      <w:start w:val="1"/>
+      <w:numFmt w:val="lowerLetter"/>
+      <w:lvlText w:val="%1."/>
+      <w:lvlJc w:val="left"/>
+      <w:pPr>
+        <w:tabs>
+          <w:tab w:val="left" w:pos="845"/>
+        </w:tabs>
+        <w:ind w:left="845" w:leftChars="0" w:hanging="425" w:firstLineChars="0"/>
+      </w:pPr>
+      <w:rPr>
+        <w:rFonts w:hint="default" w:ascii="Arial" w:hAnsi="Arial" w:cs="Arial"/>
+        <w:b/>
+        <w:bCs/>
+      </w:rPr>
+    </w:lvl>
+  </w:abstractNum>
+  <w:abstractNum w:abstractNumId="36">
+    <w:nsid w:val="FF3C3541"/>
+    <w:multiLevelType w:val="singleLevel"/>
+    <w:tmpl w:val="FF3C3541"/>
+    <w:lvl w:ilvl="0" w:tentative="0">
+      <w:start w:val="1"/>
+      <w:numFmt w:val="bullet"/>
+      <w:lvlText w:val=""/>
+      <w:lvlJc w:val="left"/>
+      <w:pPr>
+        <w:tabs>
+          <w:tab w:val="left" w:pos="420"/>
+        </w:tabs>
+        <w:ind w:left="420" w:leftChars="0" w:hanging="420" w:firstLineChars="0"/>
+      </w:pPr>
+      <w:rPr>
+        <w:rFonts w:hint="default" w:ascii="Wingdings" w:hAnsi="Wingdings"/>
+      </w:rPr>
+    </w:lvl>
+  </w:abstractNum>
+  <w:abstractNum w:abstractNumId="37">
     <w:nsid w:val="FFB60D88"/>
     <w:multiLevelType w:val="singleLevel"/>
     <w:tmpl w:val="FFB60D88"/>
@@ -6633,7 +11342,27 @@
       </w:rPr>
     </w:lvl>
   </w:abstractNum>
-  <w:abstractNum w:abstractNumId="21">
+  <w:abstractNum w:abstractNumId="38">
+    <w:nsid w:val="FFDB7D9A"/>
+    <w:multiLevelType w:val="singleLevel"/>
+    <w:tmpl w:val="FFDB7D9A"/>
+    <w:lvl w:ilvl="0" w:tentative="0">
+      <w:start w:val="1"/>
+      <w:numFmt w:val="bullet"/>
+      <w:lvlText w:val=""/>
+      <w:lvlJc w:val="left"/>
+      <w:pPr>
+        <w:tabs>
+          <w:tab w:val="left" w:pos="420"/>
+        </w:tabs>
+        <w:ind w:left="420" w:leftChars="0" w:hanging="420" w:firstLineChars="0"/>
+      </w:pPr>
+      <w:rPr>
+        <w:rFonts w:hint="default" w:ascii="Wingdings" w:hAnsi="Wingdings"/>
+      </w:rPr>
+    </w:lvl>
+  </w:abstractNum>
+  <w:abstractNum w:abstractNumId="39">
     <w:nsid w:val="FFEF3227"/>
     <w:multiLevelType w:val="singleLevel"/>
     <w:tmpl w:val="FFEF3227"/>
@@ -6653,7 +11382,7 @@
       </w:rPr>
     </w:lvl>
   </w:abstractNum>
-  <w:abstractNum w:abstractNumId="22">
+  <w:abstractNum w:abstractNumId="40">
     <w:nsid w:val="FFFB7F12"/>
     <w:multiLevelType w:val="singleLevel"/>
     <w:tmpl w:val="FFFB7F12"/>
@@ -6675,7 +11404,7 @@
       </w:rPr>
     </w:lvl>
   </w:abstractNum>
-  <w:abstractNum w:abstractNumId="23">
+  <w:abstractNum w:abstractNumId="41">
     <w:nsid w:val="FFFF724C"/>
     <w:multiLevelType w:val="singleLevel"/>
     <w:tmpl w:val="FFFF724C"/>
@@ -6695,7 +11424,27 @@
       </w:rPr>
     </w:lvl>
   </w:abstractNum>
-  <w:abstractNum w:abstractNumId="24">
+  <w:abstractNum w:abstractNumId="42">
+    <w:nsid w:val="27DE7549"/>
+    <w:multiLevelType w:val="singleLevel"/>
+    <w:tmpl w:val="27DE7549"/>
+    <w:lvl w:ilvl="0" w:tentative="0">
+      <w:start w:val="1"/>
+      <w:numFmt w:val="bullet"/>
+      <w:lvlText w:val=""/>
+      <w:lvlJc w:val="left"/>
+      <w:pPr>
+        <w:tabs>
+          <w:tab w:val="left" w:pos="840"/>
+        </w:tabs>
+        <w:ind w:left="840" w:leftChars="0" w:hanging="420" w:firstLineChars="0"/>
+      </w:pPr>
+      <w:rPr>
+        <w:rFonts w:hint="default" w:ascii="Wingdings" w:hAnsi="Wingdings"/>
+      </w:rPr>
+    </w:lvl>
+  </w:abstractNum>
+  <w:abstractNum w:abstractNumId="43">
     <w:nsid w:val="6D7A5862"/>
     <w:multiLevelType w:val="singleLevel"/>
     <w:tmpl w:val="6D7A5862"/>
@@ -6715,7 +11464,7 @@
       </w:rPr>
     </w:lvl>
   </w:abstractNum>
-  <w:abstractNum w:abstractNumId="25">
+  <w:abstractNum w:abstractNumId="44">
     <w:nsid w:val="6F37BA11"/>
     <w:multiLevelType w:val="singleLevel"/>
     <w:tmpl w:val="6F37BA11"/>
@@ -6735,7 +11484,7 @@
       </w:rPr>
     </w:lvl>
   </w:abstractNum>
-  <w:abstractNum w:abstractNumId="26">
+  <w:abstractNum w:abstractNumId="45">
     <w:nsid w:val="6FDFCF4B"/>
     <w:multiLevelType w:val="singleLevel"/>
     <w:tmpl w:val="6FDFCF4B"/>
@@ -6757,7 +11506,7 @@
       </w:rPr>
     </w:lvl>
   </w:abstractNum>
-  <w:abstractNum w:abstractNumId="27">
+  <w:abstractNum w:abstractNumId="46">
     <w:nsid w:val="75BFB30A"/>
     <w:multiLevelType w:val="singleLevel"/>
     <w:tmpl w:val="75BFB30A"/>
@@ -6779,7 +11528,7 @@
       </w:rPr>
     </w:lvl>
   </w:abstractNum>
-  <w:abstractNum w:abstractNumId="28">
+  <w:abstractNum w:abstractNumId="47">
     <w:nsid w:val="7656D309"/>
     <w:multiLevelType w:val="singleLevel"/>
     <w:tmpl w:val="7656D309"/>
@@ -6799,92 +11548,172 @@
       </w:rPr>
     </w:lvl>
   </w:abstractNum>
+  <w:abstractNum w:abstractNumId="48">
+    <w:nsid w:val="7BEE6C5B"/>
+    <w:multiLevelType w:val="singleLevel"/>
+    <w:tmpl w:val="7BEE6C5B"/>
+    <w:lvl w:ilvl="0" w:tentative="0">
+      <w:start w:val="1"/>
+      <w:numFmt w:val="bullet"/>
+      <w:lvlText w:val=""/>
+      <w:lvlJc w:val="left"/>
+      <w:pPr>
+        <w:tabs>
+          <w:tab w:val="left" w:pos="420"/>
+        </w:tabs>
+        <w:ind w:left="420" w:leftChars="0" w:hanging="420" w:firstLineChars="0"/>
+      </w:pPr>
+      <w:rPr>
+        <w:rFonts w:hint="default" w:ascii="Wingdings" w:hAnsi="Wingdings"/>
+      </w:rPr>
+    </w:lvl>
+  </w:abstractNum>
   <w:num w:numId="1">
+    <w:abstractNumId w:val="5"/>
+  </w:num>
+  <w:num w:numId="2">
+    <w:abstractNumId w:val="27"/>
+  </w:num>
+  <w:num w:numId="3">
+    <w:abstractNumId w:val="39"/>
+  </w:num>
+  <w:num w:numId="4">
+    <w:abstractNumId w:val="2"/>
+  </w:num>
+  <w:num w:numId="5">
+    <w:abstractNumId w:val="28"/>
+  </w:num>
+  <w:num w:numId="6">
+    <w:abstractNumId w:val="37"/>
+  </w:num>
+  <w:num w:numId="7">
+    <w:abstractNumId w:val="3"/>
+  </w:num>
+  <w:num w:numId="8">
+    <w:abstractNumId w:val="16"/>
+  </w:num>
+  <w:num w:numId="9">
+    <w:abstractNumId w:val="20"/>
+  </w:num>
+  <w:num w:numId="10">
+    <w:abstractNumId w:val="40"/>
+  </w:num>
+  <w:num w:numId="11">
+    <w:abstractNumId w:val="18"/>
+  </w:num>
+  <w:num w:numId="12">
+    <w:abstractNumId w:val="34"/>
+  </w:num>
+  <w:num w:numId="13">
+    <w:abstractNumId w:val="41"/>
+  </w:num>
+  <w:num w:numId="14">
+    <w:abstractNumId w:val="15"/>
+  </w:num>
+  <w:num w:numId="15">
+    <w:abstractNumId w:val="12"/>
+  </w:num>
+  <w:num w:numId="16">
+    <w:abstractNumId w:val="8"/>
+  </w:num>
+  <w:num w:numId="17">
+    <w:abstractNumId w:val="13"/>
+  </w:num>
+  <w:num w:numId="18">
+    <w:abstractNumId w:val="30"/>
+  </w:num>
+  <w:num w:numId="19">
+    <w:abstractNumId w:val="43"/>
+  </w:num>
+  <w:num w:numId="20">
+    <w:abstractNumId w:val="46"/>
+  </w:num>
+  <w:num w:numId="21">
+    <w:abstractNumId w:val="33"/>
+  </w:num>
+  <w:num w:numId="22">
+    <w:abstractNumId w:val="29"/>
+  </w:num>
+  <w:num w:numId="23">
+    <w:abstractNumId w:val="26"/>
+  </w:num>
+  <w:num w:numId="24">
+    <w:abstractNumId w:val="17"/>
+  </w:num>
+  <w:num w:numId="25">
+    <w:abstractNumId w:val="45"/>
+  </w:num>
+  <w:num w:numId="26">
+    <w:abstractNumId w:val="44"/>
+  </w:num>
+  <w:num w:numId="27">
+    <w:abstractNumId w:val="1"/>
+  </w:num>
+  <w:num w:numId="28">
+    <w:abstractNumId w:val="47"/>
+  </w:num>
+  <w:num w:numId="29">
     <w:abstractNumId w:val="4"/>
   </w:num>
-  <w:num w:numId="2">
+  <w:num w:numId="30">
+    <w:abstractNumId w:val="21"/>
+  </w:num>
+  <w:num w:numId="31">
+    <w:abstractNumId w:val="25"/>
+  </w:num>
+  <w:num w:numId="32">
+    <w:abstractNumId w:val="32"/>
+  </w:num>
+  <w:num w:numId="33">
     <w:abstractNumId w:val="14"/>
   </w:num>
-  <w:num w:numId="3">
-    <w:abstractNumId w:val="21"/>
+  <w:num w:numId="34">
+    <w:abstractNumId w:val="11"/>
   </w:num>
-  <w:num w:numId="4">
-    <w:abstractNumId w:val="1"/>
+  <w:num w:numId="35">
+    <w:abstractNumId w:val="24"/>
   </w:num>
-  <w:num w:numId="5">
-    <w:abstractNumId w:val="15"/>
+  <w:num w:numId="36">
+    <w:abstractNumId w:val="31"/>
   </w:num>
-  <w:num w:numId="6">
-    <w:abstractNumId w:val="20"/>
-  </w:num>
-  <w:num w:numId="7">
-    <w:abstractNumId w:val="2"/>
-  </w:num>
-  <w:num w:numId="8">
+  <w:num w:numId="37">
     <w:abstractNumId w:val="9"/>
   </w:num>
-  <w:num w:numId="9">
-    <w:abstractNumId w:val="12"/>
+  <w:num w:numId="38">
+    <w:abstractNumId w:val="19"/>
   </w:num>
-  <w:num w:numId="10">
+  <w:num w:numId="39">
+    <w:abstractNumId w:val="48"/>
+  </w:num>
+  <w:num w:numId="40">
+    <w:abstractNumId w:val="35"/>
+  </w:num>
+  <w:num w:numId="41">
     <w:abstractNumId w:val="22"/>
   </w:num>
-  <w:num w:numId="11">
-    <w:abstractNumId w:val="11"/>
+  <w:num w:numId="42">
+    <w:abstractNumId w:val="42"/>
   </w:num>
-  <w:num w:numId="12">
-    <w:abstractNumId w:val="19"/>
+  <w:num w:numId="43">
+    <w:abstractNumId w:val="6"/>
   </w:num>
-  <w:num w:numId="13">
+  <w:num w:numId="44">
+    <w:abstractNumId w:val="7"/>
+  </w:num>
+  <w:num w:numId="45">
+    <w:abstractNumId w:val="0"/>
+  </w:num>
+  <w:num w:numId="46">
     <w:abstractNumId w:val="23"/>
   </w:num>
-  <w:num w:numId="14">
-    <w:abstractNumId w:val="8"/>
+  <w:num w:numId="47">
+    <w:abstractNumId w:val="36"/>
   </w:num>
-  <w:num w:numId="15">
-    <w:abstractNumId w:val="6"/>
-  </w:num>
-  <w:num w:numId="16">
-    <w:abstractNumId w:val="5"/>
-  </w:num>
-  <w:num w:numId="17">
-    <w:abstractNumId w:val="7"/>
-  </w:num>
-  <w:num w:numId="18">
-    <w:abstractNumId w:val="17"/>
-  </w:num>
-  <w:num w:numId="19">
-    <w:abstractNumId w:val="24"/>
-  </w:num>
-  <w:num w:numId="20">
-    <w:abstractNumId w:val="27"/>
-  </w:num>
-  <w:num w:numId="21">
-    <w:abstractNumId w:val="18"/>
-  </w:num>
-  <w:num w:numId="22">
-    <w:abstractNumId w:val="16"/>
-  </w:num>
-  <w:num w:numId="23">
-    <w:abstractNumId w:val="13"/>
-  </w:num>
-  <w:num w:numId="24">
+  <w:num w:numId="48">
     <w:abstractNumId w:val="10"/>
   </w:num>
-  <w:num w:numId="25">
-    <w:abstractNumId w:val="26"/>
-  </w:num>
-  <w:num w:numId="26">
-    <w:abstractNumId w:val="25"/>
-  </w:num>
-  <w:num w:numId="27">
-    <w:abstractNumId w:val="0"/>
-  </w:num>
-  <w:num w:numId="28">
-    <w:abstractNumId w:val="28"/>
-  </w:num>
-  <w:num w:numId="29">
-    <w:abstractNumId w:val="3"/>
+  <w:num w:numId="49">
+    <w:abstractNumId w:val="38"/>
   </w:num>
 </w:numbering>
 </file>
@@ -6965,7 +11794,7 @@
     <w:lsdException w:qFormat="1" w:unhideWhenUsed="0" w:uiPriority="0" w:semiHidden="0" w:name="Title"/>
     <w:lsdException w:unhideWhenUsed="0" w:uiPriority="0" w:semiHidden="0" w:name="Closing"/>
     <w:lsdException w:unhideWhenUsed="0" w:uiPriority="0" w:semiHidden="0" w:name="Signature"/>
-    <w:lsdException w:qFormat="1" w:unhideWhenUsed="0" w:uiPriority="0" w:name="Default Paragraph Font"/>
+    <w:lsdException w:qFormat="1" w:unhideWhenUsed="0" w:uiPriority="0" w:semiHidden="0" w:name="Default Paragraph Font"/>
     <w:lsdException w:unhideWhenUsed="0" w:uiPriority="0" w:semiHidden="0" w:name="Body Text"/>
     <w:lsdException w:unhideWhenUsed="0" w:uiPriority="0" w:semiHidden="0" w:name="Body Text Indent"/>
     <w:lsdException w:unhideWhenUsed="0" w:uiPriority="0" w:semiHidden="0" w:name="List Continue"/>
@@ -7179,7 +12008,6 @@
   </w:style>
   <w:style w:type="character" w:default="1" w:styleId="3">
     <w:name w:val="Default Paragraph Font"/>
-    <w:semiHidden/>
     <w:qFormat/>
     <w:uiPriority w:val="0"/>
   </w:style>
@@ -7198,6 +12026,16 @@
     </w:tblPr>
   </w:style>
   <w:style w:type="character" w:styleId="5">
+    <w:name w:val="Emphasis"/>
+    <w:basedOn w:val="3"/>
+    <w:qFormat/>
+    <w:uiPriority w:val="0"/>
+    <w:rPr>
+      <w:i/>
+      <w:iCs/>
+    </w:rPr>
+  </w:style>
+  <w:style w:type="character" w:styleId="6">
     <w:name w:val="HTML Code"/>
     <w:basedOn w:val="3"/>
     <w:qFormat/>
@@ -7208,7 +12046,7 @@
       <w:szCs w:val="20"/>
     </w:rPr>
   </w:style>
-  <w:style w:type="paragraph" w:styleId="6">
+  <w:style w:type="paragraph" w:styleId="7">
     <w:name w:val="Normal (Web)"/>
     <w:qFormat/>
     <w:uiPriority w:val="0"/>
@@ -7225,7 +12063,7 @@
       <w:lang w:val="en-US" w:eastAsia="zh-CN" w:bidi="ar"/>
     </w:rPr>
   </w:style>
-  <w:style w:type="character" w:styleId="7">
+  <w:style w:type="character" w:styleId="8">
     <w:name w:val="Strong"/>
     <w:basedOn w:val="3"/>
     <w:qFormat/>
